--- a/4604833_Projeto_Qualidade.docx
+++ b/4604833_Projeto_Qualidade.docx
@@ -8806,50 +8806,40 @@
           <w:lang w:eastAsia="pt-BR"/>
         </w:rPr>
       </w:pPr>
-    </w:p>
-    <w:p>
-      <w:pPr>
-        <w:pStyle w:val="Ttulo1"/>
-        <w:rPr>
-          <w:sz w:val="24"/>
-          <w:szCs w:val="24"/>
-        </w:rPr>
-      </w:pPr>
-      <w:bookmarkStart w:id="49" w:name="_Toc233200652"/>
-      <w:r>
-        <w:rPr>
-          <w:sz w:val="24"/>
-          <w:szCs w:val="24"/>
-        </w:rPr>
-        <w:t>5. PLANO DE TESTES E ESTRATÉGIA DE VALIDAÇÃO</w:t>
-      </w:r>
-      <w:bookmarkEnd w:id="49"/>
-    </w:p>
-    <w:p>
-      <w:pPr>
-        <w:pStyle w:val="Ttulo2"/>
-        <w:rPr>
-          <w:sz w:val="24"/>
-          <w:szCs w:val="24"/>
-        </w:rPr>
-      </w:pPr>
-      <w:bookmarkStart w:id="50" w:name="_Toc233200653"/>
-      <w:r>
-        <w:rPr>
-          <w:sz w:val="24"/>
-          <w:szCs w:val="24"/>
-        </w:rPr>
-        <w:t>5.1 Diagrama de Caso de Uso</w:t>
-      </w:r>
-      <w:bookmarkEnd w:id="50"/>
-    </w:p>
-    <w:p>
-      <w:pPr>
+      <w:r>
+        <w:rPr>
+          <w:rFonts w:ascii="Times New Roman" w:eastAsia="Times New Roman" w:hAnsi="Times New Roman" w:cs="Times New Roman"/>
+          <w:b/>
+          <w:bCs/>
+          <w:kern w:val="36"/>
+          <w:sz w:val="24"/>
+          <w:szCs w:val="24"/>
+          <w:lang w:eastAsia="pt-BR"/>
+        </w:rPr>
+        <w:t>4.7 Links Públicos para Autoria de Evidências</w:t>
+      </w:r>
+    </w:p>
+    <w:p>
+      <w:pPr>
+        <w:pStyle w:val="PargrafodaLista"/>
+        <w:numPr>
+          <w:ilvl w:val="0"/>
+          <w:numId w:val="15"/>
+        </w:numPr>
         <w:spacing w:before="100" w:beforeAutospacing="1" w:after="100" w:afterAutospacing="1" w:line="360" w:lineRule="auto"/>
         <w:jc w:val="both"/>
         <w:outlineLvl w:val="0"/>
         <w:rPr>
           <w:rFonts w:ascii="Times New Roman" w:eastAsia="Times New Roman" w:hAnsi="Times New Roman" w:cs="Times New Roman"/>
+          <w:kern w:val="36"/>
+          <w:sz w:val="24"/>
+          <w:szCs w:val="24"/>
+          <w:lang w:eastAsia="pt-BR"/>
+        </w:rPr>
+      </w:pPr>
+      <w:r>
+        <w:rPr>
+          <w:rFonts w:ascii="Times New Roman" w:eastAsia="Times New Roman" w:hAnsi="Times New Roman" w:cs="Times New Roman"/>
           <w:b/>
           <w:bCs/>
           <w:kern w:val="36"/>
@@ -8857,6 +8847,224 @@
           <w:szCs w:val="24"/>
           <w:lang w:eastAsia="pt-BR"/>
         </w:rPr>
+        <w:t>Repositório de QA e Histórico de Versões</w:t>
+      </w:r>
+      <w:r>
+        <w:rPr>
+          <w:rFonts w:ascii="Times New Roman" w:eastAsia="Times New Roman" w:hAnsi="Times New Roman" w:cs="Times New Roman"/>
+          <w:kern w:val="36"/>
+          <w:sz w:val="24"/>
+          <w:szCs w:val="24"/>
+          <w:lang w:eastAsia="pt-BR"/>
+        </w:rPr>
+        <w:t>: [</w:t>
+      </w:r>
+      <w:proofErr w:type="gramStart"/>
+      <w:r>
+        <w:rPr>
+          <w:rFonts w:ascii="Times New Roman" w:eastAsia="Times New Roman" w:hAnsi="Times New Roman" w:cs="Times New Roman"/>
+          <w:kern w:val="36"/>
+          <w:sz w:val="24"/>
+          <w:szCs w:val="24"/>
+          <w:lang w:eastAsia="pt-BR"/>
+        </w:rPr>
+        <w:t>https://github.com/seu-usuario/Raizes-do-Nordeste-QA-Plan](</w:t>
+      </w:r>
+      <w:proofErr w:type="gramEnd"/>
+      <w:r>
+        <w:rPr>
+          <w:rFonts w:ascii="Times New Roman" w:eastAsia="Times New Roman" w:hAnsi="Times New Roman" w:cs="Times New Roman"/>
+          <w:kern w:val="36"/>
+          <w:sz w:val="24"/>
+          <w:szCs w:val="24"/>
+          <w:lang w:eastAsia="pt-BR"/>
+        </w:rPr>
+        <w:t>https://github.com/seu-usuario/Raizes-do-Nordeste-QA-Plan)</w:t>
+      </w:r>
+      <w:r>
+        <w:rPr>
+          <w:rFonts w:ascii="Times New Roman" w:eastAsia="Times New Roman" w:hAnsi="Times New Roman" w:cs="Times New Roman"/>
+          <w:kern w:val="36"/>
+          <w:sz w:val="24"/>
+          <w:szCs w:val="24"/>
+          <w:lang w:eastAsia="pt-BR"/>
+        </w:rPr>
+        <w:t>;</w:t>
+      </w:r>
+    </w:p>
+    <w:p>
+      <w:pPr>
+        <w:pStyle w:val="PargrafodaLista"/>
+        <w:numPr>
+          <w:ilvl w:val="0"/>
+          <w:numId w:val="15"/>
+        </w:numPr>
+        <w:spacing w:before="100" w:beforeAutospacing="1" w:after="100" w:afterAutospacing="1" w:line="360" w:lineRule="auto"/>
+        <w:jc w:val="both"/>
+        <w:outlineLvl w:val="0"/>
+        <w:rPr>
+          <w:rFonts w:ascii="Times New Roman" w:eastAsia="Times New Roman" w:hAnsi="Times New Roman" w:cs="Times New Roman"/>
+          <w:kern w:val="36"/>
+          <w:sz w:val="24"/>
+          <w:szCs w:val="24"/>
+          <w:lang w:eastAsia="pt-BR"/>
+        </w:rPr>
+      </w:pPr>
+      <w:r>
+        <w:rPr>
+          <w:rFonts w:ascii="Times New Roman" w:eastAsia="Times New Roman" w:hAnsi="Times New Roman" w:cs="Times New Roman"/>
+          <w:b/>
+          <w:bCs/>
+          <w:kern w:val="36"/>
+          <w:sz w:val="24"/>
+          <w:szCs w:val="24"/>
+          <w:lang w:eastAsia="pt-BR"/>
+        </w:rPr>
+        <w:t xml:space="preserve">Suíte de Testes e Contrato do </w:t>
+      </w:r>
+      <w:proofErr w:type="spellStart"/>
+      <w:r>
+        <w:rPr>
+          <w:rFonts w:ascii="Times New Roman" w:eastAsia="Times New Roman" w:hAnsi="Times New Roman" w:cs="Times New Roman"/>
+          <w:b/>
+          <w:bCs/>
+          <w:kern w:val="36"/>
+          <w:sz w:val="24"/>
+          <w:szCs w:val="24"/>
+          <w:lang w:eastAsia="pt-BR"/>
+        </w:rPr>
+        <w:t>Mock</w:t>
+      </w:r>
+      <w:proofErr w:type="spellEnd"/>
+      <w:r>
+        <w:rPr>
+          <w:rFonts w:ascii="Times New Roman" w:eastAsia="Times New Roman" w:hAnsi="Times New Roman" w:cs="Times New Roman"/>
+          <w:kern w:val="36"/>
+          <w:sz w:val="24"/>
+          <w:szCs w:val="24"/>
+          <w:lang w:eastAsia="pt-BR"/>
+        </w:rPr>
+        <w:t>: [</w:t>
+      </w:r>
+      <w:proofErr w:type="gramStart"/>
+      <w:r>
+        <w:rPr>
+          <w:rFonts w:ascii="Times New Roman" w:eastAsia="Times New Roman" w:hAnsi="Times New Roman" w:cs="Times New Roman"/>
+          <w:kern w:val="36"/>
+          <w:sz w:val="24"/>
+          <w:szCs w:val="24"/>
+          <w:lang w:eastAsia="pt-BR"/>
+        </w:rPr>
+        <w:t>https://github.com/seu-usuario/Raizes-do-Nordeste-QA-Plan/blob/main/Raizes_Nordeste.postman_collection.json](</w:t>
+      </w:r>
+      <w:proofErr w:type="gramEnd"/>
+      <w:r>
+        <w:rPr>
+          <w:rFonts w:ascii="Times New Roman" w:eastAsia="Times New Roman" w:hAnsi="Times New Roman" w:cs="Times New Roman"/>
+          <w:kern w:val="36"/>
+          <w:sz w:val="24"/>
+          <w:szCs w:val="24"/>
+          <w:lang w:eastAsia="pt-BR"/>
+        </w:rPr>
+        <w:t>https://github.com/seu-usuario/Raizes-do-Nordeste-QA</w:t>
+      </w:r>
+      <w:r>
+        <w:rPr>
+          <w:rFonts w:ascii="Times New Roman" w:eastAsia="Times New Roman" w:hAnsi="Times New Roman" w:cs="Times New Roman"/>
+          <w:kern w:val="36"/>
+          <w:sz w:val="24"/>
+          <w:szCs w:val="24"/>
+          <w:lang w:eastAsia="pt-BR"/>
+        </w:rPr>
+        <w:t>-</w:t>
+      </w:r>
+      <w:r>
+        <w:rPr>
+          <w:rFonts w:ascii="Times New Roman" w:eastAsia="Times New Roman" w:hAnsi="Times New Roman" w:cs="Times New Roman"/>
+          <w:kern w:val="36"/>
+          <w:sz w:val="24"/>
+          <w:szCs w:val="24"/>
+          <w:lang w:eastAsia="pt-BR"/>
+        </w:rPr>
+        <w:t>Plan/blob/main/Raizes_Nordeste.postman_collection.json)</w:t>
+      </w:r>
+      <w:r>
+        <w:rPr>
+          <w:rFonts w:ascii="Times New Roman" w:eastAsia="Times New Roman" w:hAnsi="Times New Roman" w:cs="Times New Roman"/>
+          <w:kern w:val="36"/>
+          <w:sz w:val="24"/>
+          <w:szCs w:val="24"/>
+          <w:lang w:eastAsia="pt-BR"/>
+        </w:rPr>
+        <w:t>.</w:t>
+      </w:r>
+    </w:p>
+    <w:p>
+      <w:pPr>
+        <w:spacing w:before="100" w:beforeAutospacing="1" w:after="100" w:afterAutospacing="1" w:line="360" w:lineRule="auto"/>
+        <w:jc w:val="both"/>
+        <w:outlineLvl w:val="0"/>
+        <w:rPr>
+          <w:rFonts w:ascii="Times New Roman" w:eastAsia="Times New Roman" w:hAnsi="Times New Roman" w:cs="Times New Roman"/>
+          <w:b/>
+          <w:bCs/>
+          <w:kern w:val="36"/>
+          <w:sz w:val="24"/>
+          <w:szCs w:val="24"/>
+          <w:lang w:eastAsia="pt-BR"/>
+        </w:rPr>
+      </w:pPr>
+    </w:p>
+    <w:p>
+      <w:pPr>
+        <w:pStyle w:val="Ttulo1"/>
+        <w:rPr>
+          <w:sz w:val="24"/>
+          <w:szCs w:val="24"/>
+        </w:rPr>
+      </w:pPr>
+      <w:bookmarkStart w:id="49" w:name="_Toc233200652"/>
+      <w:r>
+        <w:rPr>
+          <w:sz w:val="24"/>
+          <w:szCs w:val="24"/>
+        </w:rPr>
+        <w:t>5. PLANO DE TESTES E ESTRATÉGIA DE VALIDAÇÃO</w:t>
+      </w:r>
+      <w:bookmarkEnd w:id="49"/>
+    </w:p>
+    <w:p>
+      <w:pPr>
+        <w:pStyle w:val="Ttulo2"/>
+        <w:rPr>
+          <w:sz w:val="24"/>
+          <w:szCs w:val="24"/>
+        </w:rPr>
+      </w:pPr>
+      <w:bookmarkStart w:id="50" w:name="_Toc233200653"/>
+      <w:r>
+        <w:rPr>
+          <w:sz w:val="24"/>
+          <w:szCs w:val="24"/>
+        </w:rPr>
+        <w:t>5.1 Diagrama de Caso de Uso</w:t>
+      </w:r>
+      <w:bookmarkEnd w:id="50"/>
+    </w:p>
+    <w:p>
+      <w:pPr>
+        <w:spacing w:before="100" w:beforeAutospacing="1" w:after="100" w:afterAutospacing="1" w:line="360" w:lineRule="auto"/>
+        <w:jc w:val="both"/>
+        <w:outlineLvl w:val="0"/>
+        <w:rPr>
+          <w:rFonts w:ascii="Times New Roman" w:eastAsia="Times New Roman" w:hAnsi="Times New Roman" w:cs="Times New Roman"/>
+          <w:b/>
+          <w:bCs/>
+          <w:kern w:val="36"/>
+          <w:sz w:val="24"/>
+          <w:szCs w:val="24"/>
+          <w:lang w:eastAsia="pt-BR"/>
+        </w:rPr>
       </w:pPr>
       <w:bookmarkStart w:id="51" w:name="_Toc230939252"/>
       <w:bookmarkStart w:id="52" w:name="_Toc233200654"/>
@@ -8869,9 +9077,9 @@
         </w:rPr>
         <w:lastRenderedPageBreak/>
         <w:drawing>
-          <wp:inline distT="0" distB="0" distL="0" distR="0" wp14:anchorId="3463799B" wp14:editId="673CF66A">
-            <wp:extent cx="5646375" cy="3000375"/>
-            <wp:effectExtent l="0" t="0" r="0" b="0"/>
+          <wp:inline distT="0" distB="0" distL="0" distR="0" wp14:anchorId="3463799B" wp14:editId="351720FC">
+            <wp:extent cx="5556752" cy="2952750"/>
+            <wp:effectExtent l="0" t="0" r="6350" b="0"/>
             <wp:docPr id="189254212" name="Imagem 2" descr="Diagrama&#10;&#10;Descrição gerada automaticamente"/>
             <wp:cNvGraphicFramePr>
               <a:graphicFrameLocks xmlns:a="http://schemas.openxmlformats.org/drawingml/2006/main" noChangeAspect="1"/>
@@ -8901,7 +9109,7 @@
                   <pic:spPr bwMode="auto">
                     <a:xfrm>
                       <a:off x="0" y="0"/>
-                      <a:ext cx="5651297" cy="3002990"/>
+                      <a:ext cx="5584528" cy="2967509"/>
                     </a:xfrm>
                     <a:prstGeom prst="rect">
                       <a:avLst/>
@@ -8919,21 +9127,6 @@
       </w:r>
       <w:bookmarkEnd w:id="51"/>
       <w:bookmarkEnd w:id="52"/>
-    </w:p>
-    <w:p>
-      <w:pPr>
-        <w:spacing w:before="100" w:beforeAutospacing="1" w:after="100" w:afterAutospacing="1" w:line="360" w:lineRule="auto"/>
-        <w:jc w:val="both"/>
-        <w:outlineLvl w:val="1"/>
-        <w:rPr>
-          <w:rFonts w:ascii="Times New Roman" w:eastAsia="Times New Roman" w:hAnsi="Times New Roman" w:cs="Times New Roman"/>
-          <w:b/>
-          <w:bCs/>
-          <w:sz w:val="24"/>
-          <w:szCs w:val="24"/>
-          <w:lang w:eastAsia="pt-BR"/>
-        </w:rPr>
-      </w:pPr>
     </w:p>
     <w:p>
       <w:pPr>
@@ -16960,7 +17153,7 @@
   <w:abstractNum w:abstractNumId="6" w15:restartNumberingAfterBreak="0">
     <w:nsid w:val="3C0E3293"/>
     <w:multiLevelType w:val="hybridMultilevel"/>
-    <w:tmpl w:val="7EE0EFBC"/>
+    <w:tmpl w:val="ACC44B36"/>
     <w:lvl w:ilvl="0" w:tplc="04160001">
       <w:start w:val="1"/>
       <w:numFmt w:val="bullet"/>
@@ -18774,7 +18967,6 @@
   <w:style w:type="character" w:default="1" w:styleId="Fontepargpadro">
     <w:name w:val="Default Paragraph Font"/>
     <w:uiPriority w:val="1"/>
-    <w:semiHidden/>
     <w:unhideWhenUsed/>
   </w:style>
   <w:style w:type="table" w:default="1" w:styleId="Tabelanormal">

--- a/4604833_Projeto_Qualidade.docx
+++ b/4604833_Projeto_Qualidade.docx
@@ -21,6 +21,7 @@
       <w:bookmarkStart w:id="1" w:name="_Toc230250552"/>
       <w:bookmarkStart w:id="2" w:name="_Toc230939224"/>
       <w:bookmarkStart w:id="3" w:name="_Toc233200626"/>
+      <w:bookmarkStart w:id="4" w:name="_Toc233360519"/>
       <w:r>
         <w:rPr>
           <w:rFonts w:ascii="Times New Roman" w:eastAsia="Times New Roman" w:hAnsi="Times New Roman" w:cs="Times New Roman"/>
@@ -37,6 +38,7 @@
       <w:bookmarkEnd w:id="1"/>
       <w:bookmarkEnd w:id="2"/>
       <w:bookmarkEnd w:id="3"/>
+      <w:bookmarkEnd w:id="4"/>
     </w:p>
     <w:p>
       <w:pPr>
@@ -53,10 +55,11 @@
           <w:lang w:eastAsia="pt-BR"/>
         </w:rPr>
       </w:pPr>
-      <w:bookmarkStart w:id="4" w:name="_Toc230164276"/>
-      <w:bookmarkStart w:id="5" w:name="_Toc230250553"/>
-      <w:bookmarkStart w:id="6" w:name="_Toc230939225"/>
-      <w:bookmarkStart w:id="7" w:name="_Toc233200627"/>
+      <w:bookmarkStart w:id="5" w:name="_Toc230164276"/>
+      <w:bookmarkStart w:id="6" w:name="_Toc230250553"/>
+      <w:bookmarkStart w:id="7" w:name="_Toc230939225"/>
+      <w:bookmarkStart w:id="8" w:name="_Toc233200627"/>
+      <w:bookmarkStart w:id="9" w:name="_Toc233360520"/>
       <w:r>
         <w:rPr>
           <w:rFonts w:ascii="Times New Roman" w:eastAsia="Times New Roman" w:hAnsi="Times New Roman" w:cs="Times New Roman"/>
@@ -69,10 +72,11 @@
         </w:rPr>
         <w:t>CURSO DE ANÁLISE E DESENVOLVIMENTO DE SISTEMAS</w:t>
       </w:r>
-      <w:bookmarkEnd w:id="4"/>
       <w:bookmarkEnd w:id="5"/>
       <w:bookmarkEnd w:id="6"/>
       <w:bookmarkEnd w:id="7"/>
+      <w:bookmarkEnd w:id="8"/>
+      <w:bookmarkEnd w:id="9"/>
     </w:p>
     <w:p>
       <w:pPr>
@@ -119,10 +123,11 @@
           <w:lang w:eastAsia="pt-BR"/>
         </w:rPr>
       </w:pPr>
-      <w:bookmarkStart w:id="8" w:name="_Toc230164277"/>
-      <w:bookmarkStart w:id="9" w:name="_Toc230250554"/>
-      <w:bookmarkStart w:id="10" w:name="_Toc230939226"/>
-      <w:bookmarkStart w:id="11" w:name="_Toc233200628"/>
+      <w:bookmarkStart w:id="10" w:name="_Toc230164277"/>
+      <w:bookmarkStart w:id="11" w:name="_Toc230250554"/>
+      <w:bookmarkStart w:id="12" w:name="_Toc230939226"/>
+      <w:bookmarkStart w:id="13" w:name="_Toc233200628"/>
+      <w:bookmarkStart w:id="14" w:name="_Toc233360521"/>
       <w:r>
         <w:rPr>
           <w:rFonts w:ascii="Times New Roman" w:eastAsia="Times New Roman" w:hAnsi="Times New Roman" w:cs="Times New Roman"/>
@@ -153,10 +158,11 @@
         </w:rPr>
         <w:t>JO FERREIRA</w:t>
       </w:r>
-      <w:bookmarkEnd w:id="8"/>
-      <w:bookmarkEnd w:id="9"/>
       <w:bookmarkEnd w:id="10"/>
       <w:bookmarkEnd w:id="11"/>
+      <w:bookmarkEnd w:id="12"/>
+      <w:bookmarkEnd w:id="13"/>
+      <w:bookmarkEnd w:id="14"/>
     </w:p>
     <w:p>
       <w:pPr>
@@ -235,9 +241,10 @@
           <w:lang w:eastAsia="pt-BR"/>
         </w:rPr>
       </w:pPr>
-      <w:bookmarkStart w:id="12" w:name="_Toc230250555"/>
-      <w:bookmarkStart w:id="13" w:name="_Toc230939227"/>
-      <w:bookmarkStart w:id="14" w:name="_Toc233200629"/>
+      <w:bookmarkStart w:id="15" w:name="_Toc230250555"/>
+      <w:bookmarkStart w:id="16" w:name="_Toc230939227"/>
+      <w:bookmarkStart w:id="17" w:name="_Toc233200629"/>
+      <w:bookmarkStart w:id="18" w:name="_Toc233360522"/>
       <w:r>
         <w:rPr>
           <w:rFonts w:ascii="Times New Roman" w:eastAsia="Times New Roman" w:hAnsi="Times New Roman" w:cs="Times New Roman"/>
@@ -249,175 +256,6 @@
           <w:lang w:eastAsia="pt-BR"/>
         </w:rPr>
         <w:t>PLANO DE GARANTIA DA QUALIDADE DE SOFTWARE PARA A REDE DE FRANQUIAS “RAÍZES DO NORDESTE”</w:t>
-      </w:r>
-      <w:bookmarkEnd w:id="12"/>
-      <w:bookmarkEnd w:id="13"/>
-      <w:bookmarkEnd w:id="14"/>
-    </w:p>
-    <w:p>
-      <w:pPr>
-        <w:spacing w:before="100" w:beforeAutospacing="1" w:after="100" w:afterAutospacing="1" w:line="360" w:lineRule="auto"/>
-        <w:jc w:val="center"/>
-        <w:outlineLvl w:val="0"/>
-        <w:rPr>
-          <w:rFonts w:ascii="Times New Roman" w:eastAsia="Times New Roman" w:hAnsi="Times New Roman" w:cs="Times New Roman"/>
-          <w:b/>
-          <w:bCs/>
-          <w:kern w:val="36"/>
-          <w:sz w:val="24"/>
-          <w:szCs w:val="24"/>
-          <w:lang w:eastAsia="pt-BR"/>
-        </w:rPr>
-      </w:pPr>
-    </w:p>
-    <w:p>
-      <w:pPr>
-        <w:spacing w:before="100" w:beforeAutospacing="1" w:after="100" w:afterAutospacing="1" w:line="360" w:lineRule="auto"/>
-        <w:jc w:val="center"/>
-        <w:outlineLvl w:val="0"/>
-        <w:rPr>
-          <w:rFonts w:ascii="Times New Roman" w:eastAsia="Times New Roman" w:hAnsi="Times New Roman" w:cs="Times New Roman"/>
-          <w:b/>
-          <w:bCs/>
-          <w:kern w:val="36"/>
-          <w:sz w:val="24"/>
-          <w:szCs w:val="24"/>
-          <w:lang w:eastAsia="pt-BR"/>
-        </w:rPr>
-      </w:pPr>
-    </w:p>
-    <w:p>
-      <w:pPr>
-        <w:spacing w:before="100" w:beforeAutospacing="1" w:after="100" w:afterAutospacing="1" w:line="360" w:lineRule="auto"/>
-        <w:jc w:val="center"/>
-        <w:outlineLvl w:val="0"/>
-        <w:rPr>
-          <w:rFonts w:ascii="Times New Roman" w:eastAsia="Times New Roman" w:hAnsi="Times New Roman" w:cs="Times New Roman"/>
-          <w:b/>
-          <w:bCs/>
-          <w:kern w:val="36"/>
-          <w:sz w:val="24"/>
-          <w:szCs w:val="24"/>
-          <w:lang w:eastAsia="pt-BR"/>
-        </w:rPr>
-      </w:pPr>
-    </w:p>
-    <w:p>
-      <w:pPr>
-        <w:spacing w:before="100" w:beforeAutospacing="1" w:after="100" w:afterAutospacing="1" w:line="360" w:lineRule="auto"/>
-        <w:jc w:val="center"/>
-        <w:outlineLvl w:val="0"/>
-        <w:rPr>
-          <w:rFonts w:ascii="Times New Roman" w:eastAsia="Times New Roman" w:hAnsi="Times New Roman" w:cs="Times New Roman"/>
-          <w:b/>
-          <w:bCs/>
-          <w:kern w:val="36"/>
-          <w:sz w:val="24"/>
-          <w:szCs w:val="24"/>
-          <w:lang w:eastAsia="pt-BR"/>
-        </w:rPr>
-      </w:pPr>
-    </w:p>
-    <w:p>
-      <w:pPr>
-        <w:spacing w:before="100" w:beforeAutospacing="1" w:after="100" w:afterAutospacing="1" w:line="360" w:lineRule="auto"/>
-        <w:jc w:val="center"/>
-        <w:outlineLvl w:val="0"/>
-        <w:rPr>
-          <w:rFonts w:ascii="Times New Roman" w:eastAsia="Times New Roman" w:hAnsi="Times New Roman" w:cs="Times New Roman"/>
-          <w:b/>
-          <w:bCs/>
-          <w:kern w:val="36"/>
-          <w:sz w:val="24"/>
-          <w:szCs w:val="24"/>
-          <w:lang w:eastAsia="pt-BR"/>
-        </w:rPr>
-      </w:pPr>
-    </w:p>
-    <w:p>
-      <w:pPr>
-        <w:spacing w:before="100" w:beforeAutospacing="1" w:after="100" w:afterAutospacing="1" w:line="360" w:lineRule="auto"/>
-        <w:jc w:val="center"/>
-        <w:outlineLvl w:val="0"/>
-        <w:rPr>
-          <w:rFonts w:ascii="Times New Roman" w:eastAsia="Times New Roman" w:hAnsi="Times New Roman" w:cs="Times New Roman"/>
-          <w:b/>
-          <w:bCs/>
-          <w:kern w:val="36"/>
-          <w:sz w:val="24"/>
-          <w:szCs w:val="24"/>
-          <w:lang w:eastAsia="pt-BR"/>
-        </w:rPr>
-      </w:pPr>
-    </w:p>
-    <w:p>
-      <w:pPr>
-        <w:spacing w:before="100" w:beforeAutospacing="1" w:after="100" w:afterAutospacing="1" w:line="360" w:lineRule="auto"/>
-        <w:jc w:val="center"/>
-        <w:outlineLvl w:val="0"/>
-        <w:rPr>
-          <w:rFonts w:ascii="Times New Roman" w:eastAsia="Times New Roman" w:hAnsi="Times New Roman" w:cs="Times New Roman"/>
-          <w:b/>
-          <w:bCs/>
-          <w:kern w:val="36"/>
-          <w:sz w:val="24"/>
-          <w:szCs w:val="24"/>
-          <w:lang w:eastAsia="pt-BR"/>
-        </w:rPr>
-      </w:pPr>
-    </w:p>
-    <w:p>
-      <w:pPr>
-        <w:spacing w:before="100" w:beforeAutospacing="1" w:after="100" w:afterAutospacing="1" w:line="360" w:lineRule="auto"/>
-        <w:jc w:val="center"/>
-        <w:outlineLvl w:val="0"/>
-        <w:rPr>
-          <w:rFonts w:ascii="Times New Roman" w:eastAsia="Times New Roman" w:hAnsi="Times New Roman" w:cs="Times New Roman"/>
-          <w:b/>
-          <w:bCs/>
-          <w:kern w:val="36"/>
-          <w:sz w:val="24"/>
-          <w:szCs w:val="24"/>
-          <w:lang w:eastAsia="pt-BR"/>
-        </w:rPr>
-      </w:pPr>
-    </w:p>
-    <w:p>
-      <w:pPr>
-        <w:spacing w:before="100" w:beforeAutospacing="1" w:after="100" w:afterAutospacing="1" w:line="360" w:lineRule="auto"/>
-        <w:jc w:val="center"/>
-        <w:outlineLvl w:val="0"/>
-        <w:rPr>
-          <w:rFonts w:ascii="Times New Roman" w:eastAsia="Times New Roman" w:hAnsi="Times New Roman" w:cs="Times New Roman"/>
-          <w:kern w:val="36"/>
-          <w:sz w:val="24"/>
-          <w:szCs w:val="24"/>
-          <w:lang w:eastAsia="pt-BR"/>
-        </w:rPr>
-      </w:pPr>
-      <w:bookmarkStart w:id="15" w:name="_Toc230164279"/>
-      <w:bookmarkStart w:id="16" w:name="_Toc230250556"/>
-      <w:bookmarkStart w:id="17" w:name="_Toc230939228"/>
-      <w:bookmarkStart w:id="18" w:name="_Toc233200630"/>
-      <w:r>
-        <w:rPr>
-          <w:rFonts w:ascii="Times New Roman" w:eastAsia="Times New Roman" w:hAnsi="Times New Roman" w:cs="Times New Roman"/>
-          <w:kern w:val="36"/>
-          <w:sz w:val="24"/>
-          <w:szCs w:val="24"/>
-          <w:lang w:eastAsia="pt-BR"/>
-        </w:rPr>
-        <w:t>R</w:t>
-      </w:r>
-      <w:r>
-        <w:rPr>
-          <w:rFonts w:ascii="Times New Roman" w:eastAsia="Times New Roman" w:hAnsi="Times New Roman" w:cs="Times New Roman"/>
-          <w:kern w:val="36"/>
-          <w:sz w:val="24"/>
-          <w:szCs w:val="24"/>
-          <w:lang w:eastAsia="pt-BR"/>
-        </w:rPr>
-        <w:t>IO DE JANEIRO</w:t>
       </w:r>
       <w:bookmarkEnd w:id="15"/>
       <w:bookmarkEnd w:id="16"/>
@@ -431,129 +269,170 @@
         <w:outlineLvl w:val="0"/>
         <w:rPr>
           <w:rFonts w:ascii="Times New Roman" w:eastAsia="Times New Roman" w:hAnsi="Times New Roman" w:cs="Times New Roman"/>
+          <w:b/>
+          <w:bCs/>
           <w:kern w:val="36"/>
           <w:sz w:val="24"/>
           <w:szCs w:val="24"/>
           <w:lang w:eastAsia="pt-BR"/>
         </w:rPr>
       </w:pPr>
-      <w:bookmarkStart w:id="19" w:name="_Toc230164280"/>
-      <w:bookmarkStart w:id="20" w:name="_Toc230250557"/>
-      <w:bookmarkStart w:id="21" w:name="_Toc230939229"/>
-      <w:bookmarkStart w:id="22" w:name="_Toc233200631"/>
-      <w:r>
-        <w:rPr>
-          <w:rFonts w:ascii="Times New Roman" w:eastAsia="Times New Roman" w:hAnsi="Times New Roman" w:cs="Times New Roman"/>
+    </w:p>
+    <w:p>
+      <w:pPr>
+        <w:spacing w:before="100" w:beforeAutospacing="1" w:after="100" w:afterAutospacing="1" w:line="360" w:lineRule="auto"/>
+        <w:jc w:val="center"/>
+        <w:outlineLvl w:val="0"/>
+        <w:rPr>
+          <w:rFonts w:ascii="Times New Roman" w:eastAsia="Times New Roman" w:hAnsi="Times New Roman" w:cs="Times New Roman"/>
+          <w:b/>
+          <w:bCs/>
           <w:kern w:val="36"/>
           <w:sz w:val="24"/>
           <w:szCs w:val="24"/>
           <w:lang w:eastAsia="pt-BR"/>
         </w:rPr>
-        <w:t>2026</w:t>
+      </w:pPr>
+    </w:p>
+    <w:p>
+      <w:pPr>
+        <w:spacing w:before="100" w:beforeAutospacing="1" w:after="100" w:afterAutospacing="1" w:line="360" w:lineRule="auto"/>
+        <w:jc w:val="center"/>
+        <w:outlineLvl w:val="0"/>
+        <w:rPr>
+          <w:rFonts w:ascii="Times New Roman" w:eastAsia="Times New Roman" w:hAnsi="Times New Roman" w:cs="Times New Roman"/>
+          <w:b/>
+          <w:bCs/>
+          <w:kern w:val="36"/>
+          <w:sz w:val="24"/>
+          <w:szCs w:val="24"/>
+          <w:lang w:eastAsia="pt-BR"/>
+        </w:rPr>
+      </w:pPr>
+    </w:p>
+    <w:p>
+      <w:pPr>
+        <w:spacing w:before="100" w:beforeAutospacing="1" w:after="100" w:afterAutospacing="1" w:line="360" w:lineRule="auto"/>
+        <w:jc w:val="center"/>
+        <w:outlineLvl w:val="0"/>
+        <w:rPr>
+          <w:rFonts w:ascii="Times New Roman" w:eastAsia="Times New Roman" w:hAnsi="Times New Roman" w:cs="Times New Roman"/>
+          <w:b/>
+          <w:bCs/>
+          <w:kern w:val="36"/>
+          <w:sz w:val="24"/>
+          <w:szCs w:val="24"/>
+          <w:lang w:eastAsia="pt-BR"/>
+        </w:rPr>
+      </w:pPr>
+    </w:p>
+    <w:p>
+      <w:pPr>
+        <w:spacing w:before="100" w:beforeAutospacing="1" w:after="100" w:afterAutospacing="1" w:line="360" w:lineRule="auto"/>
+        <w:jc w:val="center"/>
+        <w:outlineLvl w:val="0"/>
+        <w:rPr>
+          <w:rFonts w:ascii="Times New Roman" w:eastAsia="Times New Roman" w:hAnsi="Times New Roman" w:cs="Times New Roman"/>
+          <w:b/>
+          <w:bCs/>
+          <w:kern w:val="36"/>
+          <w:sz w:val="24"/>
+          <w:szCs w:val="24"/>
+          <w:lang w:eastAsia="pt-BR"/>
+        </w:rPr>
+      </w:pPr>
+    </w:p>
+    <w:p>
+      <w:pPr>
+        <w:spacing w:before="100" w:beforeAutospacing="1" w:after="100" w:afterAutospacing="1" w:line="360" w:lineRule="auto"/>
+        <w:jc w:val="center"/>
+        <w:outlineLvl w:val="0"/>
+        <w:rPr>
+          <w:rFonts w:ascii="Times New Roman" w:eastAsia="Times New Roman" w:hAnsi="Times New Roman" w:cs="Times New Roman"/>
+          <w:b/>
+          <w:bCs/>
+          <w:kern w:val="36"/>
+          <w:sz w:val="24"/>
+          <w:szCs w:val="24"/>
+          <w:lang w:eastAsia="pt-BR"/>
+        </w:rPr>
+      </w:pPr>
+    </w:p>
+    <w:p>
+      <w:pPr>
+        <w:spacing w:before="100" w:beforeAutospacing="1" w:after="100" w:afterAutospacing="1" w:line="360" w:lineRule="auto"/>
+        <w:jc w:val="center"/>
+        <w:outlineLvl w:val="0"/>
+        <w:rPr>
+          <w:rFonts w:ascii="Times New Roman" w:eastAsia="Times New Roman" w:hAnsi="Times New Roman" w:cs="Times New Roman"/>
+          <w:b/>
+          <w:bCs/>
+          <w:kern w:val="36"/>
+          <w:sz w:val="24"/>
+          <w:szCs w:val="24"/>
+          <w:lang w:eastAsia="pt-BR"/>
+        </w:rPr>
+      </w:pPr>
+    </w:p>
+    <w:p>
+      <w:pPr>
+        <w:spacing w:before="100" w:beforeAutospacing="1" w:after="100" w:afterAutospacing="1" w:line="360" w:lineRule="auto"/>
+        <w:jc w:val="center"/>
+        <w:outlineLvl w:val="0"/>
+        <w:rPr>
+          <w:rFonts w:ascii="Times New Roman" w:eastAsia="Times New Roman" w:hAnsi="Times New Roman" w:cs="Times New Roman"/>
+          <w:b/>
+          <w:bCs/>
+          <w:kern w:val="36"/>
+          <w:sz w:val="24"/>
+          <w:szCs w:val="24"/>
+          <w:lang w:eastAsia="pt-BR"/>
+        </w:rPr>
+      </w:pPr>
+    </w:p>
+    <w:p>
+      <w:pPr>
+        <w:spacing w:before="100" w:beforeAutospacing="1" w:after="100" w:afterAutospacing="1" w:line="360" w:lineRule="auto"/>
+        <w:jc w:val="center"/>
+        <w:outlineLvl w:val="0"/>
+        <w:rPr>
+          <w:rFonts w:ascii="Times New Roman" w:eastAsia="Times New Roman" w:hAnsi="Times New Roman" w:cs="Times New Roman"/>
+          <w:kern w:val="36"/>
+          <w:sz w:val="24"/>
+          <w:szCs w:val="24"/>
+          <w:lang w:eastAsia="pt-BR"/>
+        </w:rPr>
+      </w:pPr>
+      <w:bookmarkStart w:id="19" w:name="_Toc230164279"/>
+      <w:bookmarkStart w:id="20" w:name="_Toc230250556"/>
+      <w:bookmarkStart w:id="21" w:name="_Toc230939228"/>
+      <w:bookmarkStart w:id="22" w:name="_Toc233200630"/>
+      <w:bookmarkStart w:id="23" w:name="_Toc233360523"/>
+      <w:r>
+        <w:rPr>
+          <w:rFonts w:ascii="Times New Roman" w:eastAsia="Times New Roman" w:hAnsi="Times New Roman" w:cs="Times New Roman"/>
+          <w:kern w:val="36"/>
+          <w:sz w:val="24"/>
+          <w:szCs w:val="24"/>
+          <w:lang w:eastAsia="pt-BR"/>
+        </w:rPr>
+        <w:t>R</w:t>
+      </w:r>
+      <w:r>
+        <w:rPr>
+          <w:rFonts w:ascii="Times New Roman" w:eastAsia="Times New Roman" w:hAnsi="Times New Roman" w:cs="Times New Roman"/>
+          <w:kern w:val="36"/>
+          <w:sz w:val="24"/>
+          <w:szCs w:val="24"/>
+          <w:lang w:eastAsia="pt-BR"/>
+        </w:rPr>
+        <w:t>IO DE JANEIRO</w:t>
       </w:r>
       <w:bookmarkEnd w:id="19"/>
       <w:bookmarkEnd w:id="20"/>
       <w:bookmarkEnd w:id="21"/>
       <w:bookmarkEnd w:id="22"/>
-    </w:p>
-    <w:p>
-      <w:pPr>
-        <w:spacing w:line="360" w:lineRule="auto"/>
-        <w:jc w:val="center"/>
-        <w:rPr>
-          <w:rFonts w:ascii="Times New Roman" w:eastAsia="Times New Roman" w:hAnsi="Times New Roman" w:cs="Times New Roman"/>
-          <w:kern w:val="36"/>
-          <w:sz w:val="24"/>
-          <w:szCs w:val="24"/>
-          <w:lang w:eastAsia="pt-BR"/>
-        </w:rPr>
-      </w:pPr>
-      <w:r>
-        <w:rPr>
-          <w:rFonts w:ascii="Times New Roman" w:eastAsia="Times New Roman" w:hAnsi="Times New Roman" w:cs="Times New Roman"/>
-          <w:kern w:val="36"/>
-          <w:sz w:val="24"/>
-          <w:szCs w:val="24"/>
-          <w:lang w:eastAsia="pt-BR"/>
-        </w:rPr>
-        <w:lastRenderedPageBreak/>
-        <w:t xml:space="preserve">MARIANA DE </w:t>
-      </w:r>
-      <w:r>
-        <w:rPr>
-          <w:rFonts w:ascii="Times New Roman" w:eastAsia="Times New Roman" w:hAnsi="Times New Roman" w:cs="Times New Roman"/>
-          <w:kern w:val="36"/>
-          <w:sz w:val="24"/>
-          <w:szCs w:val="24"/>
-          <w:lang w:eastAsia="pt-BR"/>
-        </w:rPr>
-        <w:t>ARAUJO FERREIRA</w:t>
-      </w:r>
-    </w:p>
-    <w:p>
-      <w:pPr>
-        <w:spacing w:line="360" w:lineRule="auto"/>
-        <w:jc w:val="center"/>
-        <w:rPr>
-          <w:rFonts w:ascii="Times New Roman" w:eastAsia="Times New Roman" w:hAnsi="Times New Roman" w:cs="Times New Roman"/>
-          <w:kern w:val="36"/>
-          <w:sz w:val="24"/>
-          <w:szCs w:val="24"/>
-          <w:lang w:eastAsia="pt-BR"/>
-        </w:rPr>
-      </w:pPr>
-    </w:p>
-    <w:p>
-      <w:pPr>
-        <w:spacing w:line="360" w:lineRule="auto"/>
-        <w:jc w:val="center"/>
-        <w:rPr>
-          <w:rFonts w:ascii="Times New Roman" w:eastAsia="Times New Roman" w:hAnsi="Times New Roman" w:cs="Times New Roman"/>
-          <w:kern w:val="36"/>
-          <w:sz w:val="24"/>
-          <w:szCs w:val="24"/>
-          <w:lang w:eastAsia="pt-BR"/>
-        </w:rPr>
-      </w:pPr>
-    </w:p>
-    <w:p>
-      <w:pPr>
-        <w:spacing w:line="360" w:lineRule="auto"/>
-        <w:jc w:val="center"/>
-        <w:rPr>
-          <w:rFonts w:ascii="Times New Roman" w:eastAsia="Times New Roman" w:hAnsi="Times New Roman" w:cs="Times New Roman"/>
-          <w:kern w:val="36"/>
-          <w:sz w:val="24"/>
-          <w:szCs w:val="24"/>
-          <w:lang w:eastAsia="pt-BR"/>
-        </w:rPr>
-      </w:pPr>
-    </w:p>
-    <w:p>
-      <w:pPr>
-        <w:spacing w:line="360" w:lineRule="auto"/>
-        <w:jc w:val="center"/>
-        <w:rPr>
-          <w:rFonts w:ascii="Times New Roman" w:eastAsia="Times New Roman" w:hAnsi="Times New Roman" w:cs="Times New Roman"/>
-          <w:kern w:val="36"/>
-          <w:sz w:val="24"/>
-          <w:szCs w:val="24"/>
-          <w:lang w:eastAsia="pt-BR"/>
-        </w:rPr>
-      </w:pPr>
-    </w:p>
-    <w:p>
-      <w:pPr>
-        <w:spacing w:line="360" w:lineRule="auto"/>
-        <w:jc w:val="center"/>
-        <w:rPr>
-          <w:rFonts w:ascii="Times New Roman" w:eastAsia="Times New Roman" w:hAnsi="Times New Roman" w:cs="Times New Roman"/>
-          <w:kern w:val="36"/>
-          <w:sz w:val="24"/>
-          <w:szCs w:val="24"/>
-          <w:lang w:eastAsia="pt-BR"/>
-        </w:rPr>
-      </w:pPr>
+      <w:bookmarkEnd w:id="23"/>
     </w:p>
     <w:p>
       <w:pPr>
@@ -562,6 +441,139 @@
         <w:outlineLvl w:val="0"/>
         <w:rPr>
           <w:rFonts w:ascii="Times New Roman" w:eastAsia="Times New Roman" w:hAnsi="Times New Roman" w:cs="Times New Roman"/>
+          <w:kern w:val="36"/>
+          <w:sz w:val="24"/>
+          <w:szCs w:val="24"/>
+          <w:lang w:eastAsia="pt-BR"/>
+        </w:rPr>
+      </w:pPr>
+      <w:bookmarkStart w:id="24" w:name="_Toc230164280"/>
+      <w:bookmarkStart w:id="25" w:name="_Toc230250557"/>
+      <w:bookmarkStart w:id="26" w:name="_Toc230939229"/>
+      <w:bookmarkStart w:id="27" w:name="_Toc233200631"/>
+      <w:bookmarkStart w:id="28" w:name="_Toc233360524"/>
+      <w:r>
+        <w:rPr>
+          <w:rFonts w:ascii="Times New Roman" w:eastAsia="Times New Roman" w:hAnsi="Times New Roman" w:cs="Times New Roman"/>
+          <w:kern w:val="36"/>
+          <w:sz w:val="24"/>
+          <w:szCs w:val="24"/>
+          <w:lang w:eastAsia="pt-BR"/>
+        </w:rPr>
+        <w:t>2026</w:t>
+      </w:r>
+      <w:bookmarkEnd w:id="24"/>
+      <w:bookmarkEnd w:id="25"/>
+      <w:bookmarkEnd w:id="26"/>
+      <w:bookmarkEnd w:id="27"/>
+      <w:bookmarkEnd w:id="28"/>
+    </w:p>
+    <w:p>
+      <w:pPr>
+        <w:spacing w:line="360" w:lineRule="auto"/>
+        <w:jc w:val="center"/>
+        <w:rPr>
+          <w:rFonts w:ascii="Times New Roman" w:eastAsia="Times New Roman" w:hAnsi="Times New Roman" w:cs="Times New Roman"/>
+          <w:kern w:val="36"/>
+          <w:sz w:val="24"/>
+          <w:szCs w:val="24"/>
+          <w:lang w:eastAsia="pt-BR"/>
+        </w:rPr>
+      </w:pPr>
+      <w:r>
+        <w:rPr>
+          <w:rFonts w:ascii="Times New Roman" w:eastAsia="Times New Roman" w:hAnsi="Times New Roman" w:cs="Times New Roman"/>
+          <w:kern w:val="36"/>
+          <w:sz w:val="24"/>
+          <w:szCs w:val="24"/>
+          <w:lang w:eastAsia="pt-BR"/>
+        </w:rPr>
+        <w:lastRenderedPageBreak/>
+        <w:t xml:space="preserve">MARIANA DE </w:t>
+      </w:r>
+      <w:r>
+        <w:rPr>
+          <w:rFonts w:ascii="Times New Roman" w:eastAsia="Times New Roman" w:hAnsi="Times New Roman" w:cs="Times New Roman"/>
+          <w:kern w:val="36"/>
+          <w:sz w:val="24"/>
+          <w:szCs w:val="24"/>
+          <w:lang w:eastAsia="pt-BR"/>
+        </w:rPr>
+        <w:t>ARAUJO FERREIRA</w:t>
+      </w:r>
+    </w:p>
+    <w:p>
+      <w:pPr>
+        <w:spacing w:line="360" w:lineRule="auto"/>
+        <w:jc w:val="center"/>
+        <w:rPr>
+          <w:rFonts w:ascii="Times New Roman" w:eastAsia="Times New Roman" w:hAnsi="Times New Roman" w:cs="Times New Roman"/>
+          <w:kern w:val="36"/>
+          <w:sz w:val="24"/>
+          <w:szCs w:val="24"/>
+          <w:lang w:eastAsia="pt-BR"/>
+        </w:rPr>
+      </w:pPr>
+    </w:p>
+    <w:p>
+      <w:pPr>
+        <w:spacing w:line="360" w:lineRule="auto"/>
+        <w:jc w:val="center"/>
+        <w:rPr>
+          <w:rFonts w:ascii="Times New Roman" w:eastAsia="Times New Roman" w:hAnsi="Times New Roman" w:cs="Times New Roman"/>
+          <w:kern w:val="36"/>
+          <w:sz w:val="24"/>
+          <w:szCs w:val="24"/>
+          <w:lang w:eastAsia="pt-BR"/>
+        </w:rPr>
+      </w:pPr>
+    </w:p>
+    <w:p>
+      <w:pPr>
+        <w:spacing w:line="360" w:lineRule="auto"/>
+        <w:jc w:val="center"/>
+        <w:rPr>
+          <w:rFonts w:ascii="Times New Roman" w:eastAsia="Times New Roman" w:hAnsi="Times New Roman" w:cs="Times New Roman"/>
+          <w:kern w:val="36"/>
+          <w:sz w:val="24"/>
+          <w:szCs w:val="24"/>
+          <w:lang w:eastAsia="pt-BR"/>
+        </w:rPr>
+      </w:pPr>
+    </w:p>
+    <w:p>
+      <w:pPr>
+        <w:spacing w:line="360" w:lineRule="auto"/>
+        <w:jc w:val="center"/>
+        <w:rPr>
+          <w:rFonts w:ascii="Times New Roman" w:eastAsia="Times New Roman" w:hAnsi="Times New Roman" w:cs="Times New Roman"/>
+          <w:kern w:val="36"/>
+          <w:sz w:val="24"/>
+          <w:szCs w:val="24"/>
+          <w:lang w:eastAsia="pt-BR"/>
+        </w:rPr>
+      </w:pPr>
+    </w:p>
+    <w:p>
+      <w:pPr>
+        <w:spacing w:line="360" w:lineRule="auto"/>
+        <w:jc w:val="center"/>
+        <w:rPr>
+          <w:rFonts w:ascii="Times New Roman" w:eastAsia="Times New Roman" w:hAnsi="Times New Roman" w:cs="Times New Roman"/>
+          <w:kern w:val="36"/>
+          <w:sz w:val="24"/>
+          <w:szCs w:val="24"/>
+          <w:lang w:eastAsia="pt-BR"/>
+        </w:rPr>
+      </w:pPr>
+    </w:p>
+    <w:p>
+      <w:pPr>
+        <w:spacing w:before="100" w:beforeAutospacing="1" w:after="100" w:afterAutospacing="1" w:line="360" w:lineRule="auto"/>
+        <w:jc w:val="center"/>
+        <w:outlineLvl w:val="0"/>
+        <w:rPr>
+          <w:rFonts w:ascii="Times New Roman" w:eastAsia="Times New Roman" w:hAnsi="Times New Roman" w:cs="Times New Roman"/>
           <w:b/>
           <w:bCs/>
           <w:kern w:val="36"/>
@@ -570,9 +582,10 @@
           <w:lang w:eastAsia="pt-BR"/>
         </w:rPr>
       </w:pPr>
-      <w:bookmarkStart w:id="23" w:name="_Toc230250558"/>
-      <w:bookmarkStart w:id="24" w:name="_Toc230939230"/>
-      <w:bookmarkStart w:id="25" w:name="_Toc233200632"/>
+      <w:bookmarkStart w:id="29" w:name="_Toc230250558"/>
+      <w:bookmarkStart w:id="30" w:name="_Toc230939230"/>
+      <w:bookmarkStart w:id="31" w:name="_Toc233200632"/>
+      <w:bookmarkStart w:id="32" w:name="_Toc233360525"/>
       <w:r>
         <w:rPr>
           <w:rFonts w:ascii="Times New Roman" w:eastAsia="Times New Roman" w:hAnsi="Times New Roman" w:cs="Times New Roman"/>
@@ -597,9 +610,10 @@
         </w:rPr>
         <w:t xml:space="preserve"> de software para a rede de franquias “Raízes do Nordeste”</w:t>
       </w:r>
-      <w:bookmarkEnd w:id="23"/>
-      <w:bookmarkEnd w:id="24"/>
-      <w:bookmarkEnd w:id="25"/>
+      <w:bookmarkEnd w:id="29"/>
+      <w:bookmarkEnd w:id="30"/>
+      <w:bookmarkEnd w:id="31"/>
+      <w:bookmarkEnd w:id="32"/>
     </w:p>
     <w:p>
       <w:pPr>
@@ -871,9 +885,10 @@
           <w:lang w:eastAsia="pt-BR"/>
         </w:rPr>
       </w:pPr>
-      <w:bookmarkStart w:id="26" w:name="_Toc230250559"/>
-      <w:bookmarkStart w:id="27" w:name="_Toc230939231"/>
-      <w:bookmarkStart w:id="28" w:name="_Toc233200633"/>
+      <w:bookmarkStart w:id="33" w:name="_Toc230250559"/>
+      <w:bookmarkStart w:id="34" w:name="_Toc230939231"/>
+      <w:bookmarkStart w:id="35" w:name="_Toc233200633"/>
+      <w:bookmarkStart w:id="36" w:name="_Toc233360526"/>
       <w:r>
         <w:rPr>
           <w:rFonts w:ascii="Times New Roman" w:eastAsia="Times New Roman" w:hAnsi="Times New Roman" w:cs="Times New Roman"/>
@@ -887,9 +902,10 @@
         <w:lastRenderedPageBreak/>
         <w:t>SUMÁRIO</w:t>
       </w:r>
-      <w:bookmarkEnd w:id="26"/>
-      <w:bookmarkEnd w:id="27"/>
-      <w:bookmarkEnd w:id="28"/>
+      <w:bookmarkEnd w:id="33"/>
+      <w:bookmarkEnd w:id="34"/>
+      <w:bookmarkEnd w:id="35"/>
+      <w:bookmarkEnd w:id="36"/>
     </w:p>
     <w:sdt>
       <w:sdtPr>
@@ -950,7 +966,7 @@
             </w:rPr>
             <w:fldChar w:fldCharType="separate"/>
           </w:r>
-          <w:hyperlink w:anchor="_Toc233200634" w:history="1">
+          <w:hyperlink w:anchor="_Toc233360527" w:history="1">
             <w:r>
               <w:rPr>
                 <w:rStyle w:val="Hyperlink"/>
@@ -989,7 +1005,7 @@
                 <w:sz w:val="24"/>
                 <w:szCs w:val="24"/>
               </w:rPr>
-              <w:instrText xml:space="preserve"> PAGEREF _Toc233200634 \h </w:instrText>
+              <w:instrText xml:space="preserve"> PAGEREF _Toc233360527 \h </w:instrText>
             </w:r>
             <w:r>
               <w:rPr>
@@ -1043,7 +1059,7 @@
               <w:lang w:eastAsia="pt-BR"/>
             </w:rPr>
           </w:pPr>
-          <w:hyperlink w:anchor="_Toc233200635" w:history="1">
+          <w:hyperlink w:anchor="_Toc233360528" w:history="1">
             <w:r>
               <w:rPr>
                 <w:rStyle w:val="Hyperlink"/>
@@ -1082,7 +1098,7 @@
                 <w:sz w:val="24"/>
                 <w:szCs w:val="24"/>
               </w:rPr>
-              <w:instrText xml:space="preserve"> PAGEREF _Toc233200635 \h </w:instrText>
+              <w:instrText xml:space="preserve"> PAGEREF _Toc233360528 \h </w:instrText>
             </w:r>
             <w:r>
               <w:rPr>
@@ -1111,7 +1127,7 @@
                 <w:sz w:val="24"/>
                 <w:szCs w:val="24"/>
               </w:rPr>
-              <w:t>4</w:t>
+              <w:t>5</w:t>
             </w:r>
             <w:r>
               <w:rPr>
@@ -1128,94 +1144,73 @@
         <w:p>
           <w:pPr>
             <w:pStyle w:val="Sumrio2"/>
-            <w:tabs>
-              <w:tab w:val="right" w:leader="dot" w:pos="9061"/>
-            </w:tabs>
             <w:rPr>
-              <w:rFonts w:ascii="Times New Roman" w:eastAsiaTheme="minorEastAsia" w:hAnsi="Times New Roman" w:cs="Times New Roman"/>
-              <w:noProof/>
-              <w:sz w:val="24"/>
-              <w:szCs w:val="24"/>
-              <w:lang w:eastAsia="pt-BR"/>
+              <w:rFonts w:eastAsiaTheme="minorEastAsia"/>
+              <w:b w:val="0"/>
+              <w:bCs w:val="0"/>
             </w:rPr>
           </w:pPr>
-          <w:hyperlink w:anchor="_Toc233200636" w:history="1">
+          <w:hyperlink w:anchor="_Toc233360529" w:history="1">
             <w:r>
               <w:rPr>
                 <w:rStyle w:val="Hyperlink"/>
-                <w:rFonts w:ascii="Times New Roman" w:hAnsi="Times New Roman" w:cs="Times New Roman"/>
-                <w:noProof/>
-                <w:sz w:val="24"/>
-                <w:szCs w:val="24"/>
+                <w:b w:val="0"/>
+                <w:bCs w:val="0"/>
               </w:rPr>
               <w:t>2.1 Requisitos Funcionais</w:t>
             </w:r>
             <w:r>
               <w:rPr>
-                <w:rFonts w:ascii="Times New Roman" w:hAnsi="Times New Roman" w:cs="Times New Roman"/>
-                <w:noProof/>
-                <w:webHidden/>
-                <w:sz w:val="24"/>
-                <w:szCs w:val="24"/>
+                <w:b w:val="0"/>
+                <w:bCs w:val="0"/>
+                <w:webHidden/>
               </w:rPr>
               <w:tab/>
             </w:r>
             <w:r>
               <w:rPr>
-                <w:rFonts w:ascii="Times New Roman" w:hAnsi="Times New Roman" w:cs="Times New Roman"/>
-                <w:noProof/>
-                <w:webHidden/>
-                <w:sz w:val="24"/>
-                <w:szCs w:val="24"/>
+                <w:b w:val="0"/>
+                <w:bCs w:val="0"/>
+                <w:webHidden/>
               </w:rPr>
               <w:fldChar w:fldCharType="begin"/>
             </w:r>
             <w:r>
               <w:rPr>
-                <w:rFonts w:ascii="Times New Roman" w:hAnsi="Times New Roman" w:cs="Times New Roman"/>
-                <w:noProof/>
-                <w:webHidden/>
-                <w:sz w:val="24"/>
-                <w:szCs w:val="24"/>
-              </w:rPr>
-              <w:instrText xml:space="preserve"> PAGEREF _Toc233200636 \h </w:instrText>
-            </w:r>
-            <w:r>
-              <w:rPr>
-                <w:rFonts w:ascii="Times New Roman" w:hAnsi="Times New Roman" w:cs="Times New Roman"/>
-                <w:noProof/>
-                <w:webHidden/>
-                <w:sz w:val="24"/>
-                <w:szCs w:val="24"/>
-              </w:rPr>
-            </w:r>
-            <w:r>
-              <w:rPr>
-                <w:rFonts w:ascii="Times New Roman" w:hAnsi="Times New Roman" w:cs="Times New Roman"/>
-                <w:noProof/>
-                <w:webHidden/>
-                <w:sz w:val="24"/>
-                <w:szCs w:val="24"/>
+                <w:b w:val="0"/>
+                <w:bCs w:val="0"/>
+                <w:webHidden/>
+              </w:rPr>
+              <w:instrText xml:space="preserve"> PAGEREF _Toc233360529 \h </w:instrText>
+            </w:r>
+            <w:r>
+              <w:rPr>
+                <w:b w:val="0"/>
+                <w:bCs w:val="0"/>
+                <w:webHidden/>
+              </w:rPr>
+            </w:r>
+            <w:r>
+              <w:rPr>
+                <w:b w:val="0"/>
+                <w:bCs w:val="0"/>
+                <w:webHidden/>
               </w:rPr>
               <w:fldChar w:fldCharType="separate"/>
             </w:r>
             <w:r>
               <w:rPr>
-                <w:rFonts w:ascii="Times New Roman" w:hAnsi="Times New Roman" w:cs="Times New Roman"/>
-                <w:noProof/>
-                <w:webHidden/>
-                <w:sz w:val="24"/>
-                <w:szCs w:val="24"/>
-              </w:rPr>
-              <w:t>4</w:t>
-            </w:r>
-            <w:r>
-              <w:rPr>
-                <w:rFonts w:ascii="Times New Roman" w:hAnsi="Times New Roman" w:cs="Times New Roman"/>
-                <w:noProof/>
-                <w:webHidden/>
-                <w:sz w:val="24"/>
-                <w:szCs w:val="24"/>
+                <w:b w:val="0"/>
+                <w:bCs w:val="0"/>
+                <w:webHidden/>
+              </w:rPr>
+              <w:t>5</w:t>
+            </w:r>
+            <w:r>
+              <w:rPr>
+                <w:b w:val="0"/>
+                <w:bCs w:val="0"/>
+                <w:webHidden/>
               </w:rPr>
               <w:fldChar w:fldCharType="end"/>
             </w:r>
@@ -1224,94 +1219,73 @@
         <w:p>
           <w:pPr>
             <w:pStyle w:val="Sumrio2"/>
-            <w:tabs>
-              <w:tab w:val="right" w:leader="dot" w:pos="9061"/>
-            </w:tabs>
             <w:rPr>
-              <w:rFonts w:ascii="Times New Roman" w:eastAsiaTheme="minorEastAsia" w:hAnsi="Times New Roman" w:cs="Times New Roman"/>
-              <w:noProof/>
-              <w:sz w:val="24"/>
-              <w:szCs w:val="24"/>
-              <w:lang w:eastAsia="pt-BR"/>
+              <w:rFonts w:eastAsiaTheme="minorEastAsia"/>
+              <w:b w:val="0"/>
+              <w:bCs w:val="0"/>
             </w:rPr>
           </w:pPr>
-          <w:hyperlink w:anchor="_Toc233200637" w:history="1">
+          <w:hyperlink w:anchor="_Toc233360530" w:history="1">
             <w:r>
               <w:rPr>
                 <w:rStyle w:val="Hyperlink"/>
-                <w:rFonts w:ascii="Times New Roman" w:hAnsi="Times New Roman" w:cs="Times New Roman"/>
-                <w:noProof/>
-                <w:sz w:val="24"/>
-                <w:szCs w:val="24"/>
+                <w:b w:val="0"/>
+                <w:bCs w:val="0"/>
               </w:rPr>
               <w:t>2.2 Requisitos Não Funcionais</w:t>
             </w:r>
             <w:r>
               <w:rPr>
-                <w:rFonts w:ascii="Times New Roman" w:hAnsi="Times New Roman" w:cs="Times New Roman"/>
-                <w:noProof/>
-                <w:webHidden/>
-                <w:sz w:val="24"/>
-                <w:szCs w:val="24"/>
+                <w:b w:val="0"/>
+                <w:bCs w:val="0"/>
+                <w:webHidden/>
               </w:rPr>
               <w:tab/>
             </w:r>
             <w:r>
               <w:rPr>
-                <w:rFonts w:ascii="Times New Roman" w:hAnsi="Times New Roman" w:cs="Times New Roman"/>
-                <w:noProof/>
-                <w:webHidden/>
-                <w:sz w:val="24"/>
-                <w:szCs w:val="24"/>
+                <w:b w:val="0"/>
+                <w:bCs w:val="0"/>
+                <w:webHidden/>
               </w:rPr>
               <w:fldChar w:fldCharType="begin"/>
             </w:r>
             <w:r>
               <w:rPr>
-                <w:rFonts w:ascii="Times New Roman" w:hAnsi="Times New Roman" w:cs="Times New Roman"/>
-                <w:noProof/>
-                <w:webHidden/>
-                <w:sz w:val="24"/>
-                <w:szCs w:val="24"/>
-              </w:rPr>
-              <w:instrText xml:space="preserve"> PAGEREF _Toc233200637 \h </w:instrText>
-            </w:r>
-            <w:r>
-              <w:rPr>
-                <w:rFonts w:ascii="Times New Roman" w:hAnsi="Times New Roman" w:cs="Times New Roman"/>
-                <w:noProof/>
-                <w:webHidden/>
-                <w:sz w:val="24"/>
-                <w:szCs w:val="24"/>
-              </w:rPr>
-            </w:r>
-            <w:r>
-              <w:rPr>
-                <w:rFonts w:ascii="Times New Roman" w:hAnsi="Times New Roman" w:cs="Times New Roman"/>
-                <w:noProof/>
-                <w:webHidden/>
-                <w:sz w:val="24"/>
-                <w:szCs w:val="24"/>
+                <w:b w:val="0"/>
+                <w:bCs w:val="0"/>
+                <w:webHidden/>
+              </w:rPr>
+              <w:instrText xml:space="preserve"> PAGEREF _Toc233360530 \h </w:instrText>
+            </w:r>
+            <w:r>
+              <w:rPr>
+                <w:b w:val="0"/>
+                <w:bCs w:val="0"/>
+                <w:webHidden/>
+              </w:rPr>
+            </w:r>
+            <w:r>
+              <w:rPr>
+                <w:b w:val="0"/>
+                <w:bCs w:val="0"/>
+                <w:webHidden/>
               </w:rPr>
               <w:fldChar w:fldCharType="separate"/>
             </w:r>
             <w:r>
               <w:rPr>
-                <w:rFonts w:ascii="Times New Roman" w:hAnsi="Times New Roman" w:cs="Times New Roman"/>
-                <w:noProof/>
-                <w:webHidden/>
-                <w:sz w:val="24"/>
-                <w:szCs w:val="24"/>
-              </w:rPr>
-              <w:t>5</w:t>
-            </w:r>
-            <w:r>
-              <w:rPr>
-                <w:rFonts w:ascii="Times New Roman" w:hAnsi="Times New Roman" w:cs="Times New Roman"/>
-                <w:noProof/>
-                <w:webHidden/>
-                <w:sz w:val="24"/>
-                <w:szCs w:val="24"/>
+                <w:b w:val="0"/>
+                <w:bCs w:val="0"/>
+                <w:webHidden/>
+              </w:rPr>
+              <w:t>6</w:t>
+            </w:r>
+            <w:r>
+              <w:rPr>
+                <w:b w:val="0"/>
+                <w:bCs w:val="0"/>
+                <w:webHidden/>
               </w:rPr>
               <w:fldChar w:fldCharType="end"/>
             </w:r>
@@ -1320,94 +1294,73 @@
         <w:p>
           <w:pPr>
             <w:pStyle w:val="Sumrio2"/>
-            <w:tabs>
-              <w:tab w:val="right" w:leader="dot" w:pos="9061"/>
-            </w:tabs>
             <w:rPr>
-              <w:rFonts w:ascii="Times New Roman" w:eastAsiaTheme="minorEastAsia" w:hAnsi="Times New Roman" w:cs="Times New Roman"/>
-              <w:noProof/>
-              <w:sz w:val="24"/>
-              <w:szCs w:val="24"/>
-              <w:lang w:eastAsia="pt-BR"/>
+              <w:rFonts w:eastAsiaTheme="minorEastAsia"/>
+              <w:b w:val="0"/>
+              <w:bCs w:val="0"/>
             </w:rPr>
           </w:pPr>
-          <w:hyperlink w:anchor="_Toc233200638" w:history="1">
+          <w:hyperlink w:anchor="_Toc233360531" w:history="1">
             <w:r>
               <w:rPr>
                 <w:rStyle w:val="Hyperlink"/>
-                <w:rFonts w:ascii="Times New Roman" w:hAnsi="Times New Roman" w:cs="Times New Roman"/>
-                <w:noProof/>
-                <w:sz w:val="24"/>
-                <w:szCs w:val="24"/>
+                <w:b w:val="0"/>
+                <w:bCs w:val="0"/>
               </w:rPr>
               <w:t>2.3 Critérios de Aceitação</w:t>
             </w:r>
             <w:r>
               <w:rPr>
-                <w:rFonts w:ascii="Times New Roman" w:hAnsi="Times New Roman" w:cs="Times New Roman"/>
-                <w:noProof/>
-                <w:webHidden/>
-                <w:sz w:val="24"/>
-                <w:szCs w:val="24"/>
+                <w:b w:val="0"/>
+                <w:bCs w:val="0"/>
+                <w:webHidden/>
               </w:rPr>
               <w:tab/>
             </w:r>
             <w:r>
               <w:rPr>
-                <w:rFonts w:ascii="Times New Roman" w:hAnsi="Times New Roman" w:cs="Times New Roman"/>
-                <w:noProof/>
-                <w:webHidden/>
-                <w:sz w:val="24"/>
-                <w:szCs w:val="24"/>
+                <w:b w:val="0"/>
+                <w:bCs w:val="0"/>
+                <w:webHidden/>
               </w:rPr>
               <w:fldChar w:fldCharType="begin"/>
             </w:r>
             <w:r>
               <w:rPr>
-                <w:rFonts w:ascii="Times New Roman" w:hAnsi="Times New Roman" w:cs="Times New Roman"/>
-                <w:noProof/>
-                <w:webHidden/>
-                <w:sz w:val="24"/>
-                <w:szCs w:val="24"/>
-              </w:rPr>
-              <w:instrText xml:space="preserve"> PAGEREF _Toc233200638 \h </w:instrText>
-            </w:r>
-            <w:r>
-              <w:rPr>
-                <w:rFonts w:ascii="Times New Roman" w:hAnsi="Times New Roman" w:cs="Times New Roman"/>
-                <w:noProof/>
-                <w:webHidden/>
-                <w:sz w:val="24"/>
-                <w:szCs w:val="24"/>
-              </w:rPr>
-            </w:r>
-            <w:r>
-              <w:rPr>
-                <w:rFonts w:ascii="Times New Roman" w:hAnsi="Times New Roman" w:cs="Times New Roman"/>
-                <w:noProof/>
-                <w:webHidden/>
-                <w:sz w:val="24"/>
-                <w:szCs w:val="24"/>
+                <w:b w:val="0"/>
+                <w:bCs w:val="0"/>
+                <w:webHidden/>
+              </w:rPr>
+              <w:instrText xml:space="preserve"> PAGEREF _Toc233360531 \h </w:instrText>
+            </w:r>
+            <w:r>
+              <w:rPr>
+                <w:b w:val="0"/>
+                <w:bCs w:val="0"/>
+                <w:webHidden/>
+              </w:rPr>
+            </w:r>
+            <w:r>
+              <w:rPr>
+                <w:b w:val="0"/>
+                <w:bCs w:val="0"/>
+                <w:webHidden/>
               </w:rPr>
               <w:fldChar w:fldCharType="separate"/>
             </w:r>
             <w:r>
               <w:rPr>
-                <w:rFonts w:ascii="Times New Roman" w:hAnsi="Times New Roman" w:cs="Times New Roman"/>
-                <w:noProof/>
-                <w:webHidden/>
-                <w:sz w:val="24"/>
-                <w:szCs w:val="24"/>
-              </w:rPr>
-              <w:t>5</w:t>
-            </w:r>
-            <w:r>
-              <w:rPr>
-                <w:rFonts w:ascii="Times New Roman" w:hAnsi="Times New Roman" w:cs="Times New Roman"/>
-                <w:noProof/>
-                <w:webHidden/>
-                <w:sz w:val="24"/>
-                <w:szCs w:val="24"/>
+                <w:b w:val="0"/>
+                <w:bCs w:val="0"/>
+                <w:webHidden/>
+              </w:rPr>
+              <w:t>6</w:t>
+            </w:r>
+            <w:r>
+              <w:rPr>
+                <w:b w:val="0"/>
+                <w:bCs w:val="0"/>
+                <w:webHidden/>
               </w:rPr>
               <w:fldChar w:fldCharType="end"/>
             </w:r>
@@ -1424,7 +1377,7 @@
               <w:lang w:eastAsia="pt-BR"/>
             </w:rPr>
           </w:pPr>
-          <w:hyperlink w:anchor="_Toc233200639" w:history="1">
+          <w:hyperlink w:anchor="_Toc233360532" w:history="1">
             <w:r>
               <w:rPr>
                 <w:rStyle w:val="Hyperlink"/>
@@ -1463,7 +1416,7 @@
                 <w:sz w:val="24"/>
                 <w:szCs w:val="24"/>
               </w:rPr>
-              <w:instrText xml:space="preserve"> PAGEREF _Toc233200639 \h </w:instrText>
+              <w:instrText xml:space="preserve"> PAGEREF _Toc233360532 \h </w:instrText>
             </w:r>
             <w:r>
               <w:rPr>
@@ -1492,7 +1445,7 @@
                 <w:sz w:val="24"/>
                 <w:szCs w:val="24"/>
               </w:rPr>
-              <w:t>6</w:t>
+              <w:t>7</w:t>
             </w:r>
             <w:r>
               <w:rPr>
@@ -1509,94 +1462,73 @@
         <w:p>
           <w:pPr>
             <w:pStyle w:val="Sumrio2"/>
-            <w:tabs>
-              <w:tab w:val="right" w:leader="dot" w:pos="9061"/>
-            </w:tabs>
             <w:rPr>
-              <w:rFonts w:ascii="Times New Roman" w:eastAsiaTheme="minorEastAsia" w:hAnsi="Times New Roman" w:cs="Times New Roman"/>
-              <w:noProof/>
-              <w:sz w:val="24"/>
-              <w:szCs w:val="24"/>
-              <w:lang w:eastAsia="pt-BR"/>
+              <w:rFonts w:eastAsiaTheme="minorEastAsia"/>
+              <w:b w:val="0"/>
+              <w:bCs w:val="0"/>
             </w:rPr>
           </w:pPr>
-          <w:hyperlink w:anchor="_Toc233200640" w:history="1">
+          <w:hyperlink w:anchor="_Toc233360533" w:history="1">
             <w:r>
               <w:rPr>
                 <w:rStyle w:val="Hyperlink"/>
-                <w:rFonts w:ascii="Times New Roman" w:hAnsi="Times New Roman" w:cs="Times New Roman"/>
-                <w:noProof/>
-                <w:sz w:val="24"/>
-                <w:szCs w:val="24"/>
+                <w:b w:val="0"/>
+                <w:bCs w:val="0"/>
               </w:rPr>
               <w:t>3.1 Objetivo do Projeto</w:t>
             </w:r>
             <w:r>
               <w:rPr>
-                <w:rFonts w:ascii="Times New Roman" w:hAnsi="Times New Roman" w:cs="Times New Roman"/>
-                <w:noProof/>
-                <w:webHidden/>
-                <w:sz w:val="24"/>
-                <w:szCs w:val="24"/>
+                <w:b w:val="0"/>
+                <w:bCs w:val="0"/>
+                <w:webHidden/>
               </w:rPr>
               <w:tab/>
             </w:r>
             <w:r>
               <w:rPr>
-                <w:rFonts w:ascii="Times New Roman" w:hAnsi="Times New Roman" w:cs="Times New Roman"/>
-                <w:noProof/>
-                <w:webHidden/>
-                <w:sz w:val="24"/>
-                <w:szCs w:val="24"/>
+                <w:b w:val="0"/>
+                <w:bCs w:val="0"/>
+                <w:webHidden/>
               </w:rPr>
               <w:fldChar w:fldCharType="begin"/>
             </w:r>
             <w:r>
               <w:rPr>
-                <w:rFonts w:ascii="Times New Roman" w:hAnsi="Times New Roman" w:cs="Times New Roman"/>
-                <w:noProof/>
-                <w:webHidden/>
-                <w:sz w:val="24"/>
-                <w:szCs w:val="24"/>
-              </w:rPr>
-              <w:instrText xml:space="preserve"> PAGEREF _Toc233200640 \h </w:instrText>
-            </w:r>
-            <w:r>
-              <w:rPr>
-                <w:rFonts w:ascii="Times New Roman" w:hAnsi="Times New Roman" w:cs="Times New Roman"/>
-                <w:noProof/>
-                <w:webHidden/>
-                <w:sz w:val="24"/>
-                <w:szCs w:val="24"/>
-              </w:rPr>
-            </w:r>
-            <w:r>
-              <w:rPr>
-                <w:rFonts w:ascii="Times New Roman" w:hAnsi="Times New Roman" w:cs="Times New Roman"/>
-                <w:noProof/>
-                <w:webHidden/>
-                <w:sz w:val="24"/>
-                <w:szCs w:val="24"/>
+                <w:b w:val="0"/>
+                <w:bCs w:val="0"/>
+                <w:webHidden/>
+              </w:rPr>
+              <w:instrText xml:space="preserve"> PAGEREF _Toc233360533 \h </w:instrText>
+            </w:r>
+            <w:r>
+              <w:rPr>
+                <w:b w:val="0"/>
+                <w:bCs w:val="0"/>
+                <w:webHidden/>
+              </w:rPr>
+            </w:r>
+            <w:r>
+              <w:rPr>
+                <w:b w:val="0"/>
+                <w:bCs w:val="0"/>
+                <w:webHidden/>
               </w:rPr>
               <w:fldChar w:fldCharType="separate"/>
             </w:r>
             <w:r>
               <w:rPr>
-                <w:rFonts w:ascii="Times New Roman" w:hAnsi="Times New Roman" w:cs="Times New Roman"/>
-                <w:noProof/>
-                <w:webHidden/>
-                <w:sz w:val="24"/>
-                <w:szCs w:val="24"/>
-              </w:rPr>
-              <w:t>6</w:t>
-            </w:r>
-            <w:r>
-              <w:rPr>
-                <w:rFonts w:ascii="Times New Roman" w:hAnsi="Times New Roman" w:cs="Times New Roman"/>
-                <w:noProof/>
-                <w:webHidden/>
-                <w:sz w:val="24"/>
-                <w:szCs w:val="24"/>
+                <w:b w:val="0"/>
+                <w:bCs w:val="0"/>
+                <w:webHidden/>
+              </w:rPr>
+              <w:t>7</w:t>
+            </w:r>
+            <w:r>
+              <w:rPr>
+                <w:b w:val="0"/>
+                <w:bCs w:val="0"/>
+                <w:webHidden/>
               </w:rPr>
               <w:fldChar w:fldCharType="end"/>
             </w:r>
@@ -1605,94 +1537,73 @@
         <w:p>
           <w:pPr>
             <w:pStyle w:val="Sumrio2"/>
-            <w:tabs>
-              <w:tab w:val="right" w:leader="dot" w:pos="9061"/>
-            </w:tabs>
             <w:rPr>
-              <w:rFonts w:ascii="Times New Roman" w:eastAsiaTheme="minorEastAsia" w:hAnsi="Times New Roman" w:cs="Times New Roman"/>
-              <w:noProof/>
-              <w:sz w:val="24"/>
-              <w:szCs w:val="24"/>
-              <w:lang w:eastAsia="pt-BR"/>
+              <w:rFonts w:eastAsiaTheme="minorEastAsia"/>
+              <w:b w:val="0"/>
+              <w:bCs w:val="0"/>
             </w:rPr>
           </w:pPr>
-          <w:hyperlink w:anchor="_Toc233200641" w:history="1">
+          <w:hyperlink w:anchor="_Toc233360534" w:history="1">
             <w:r>
               <w:rPr>
                 <w:rStyle w:val="Hyperlink"/>
-                <w:rFonts w:ascii="Times New Roman" w:hAnsi="Times New Roman" w:cs="Times New Roman"/>
-                <w:noProof/>
-                <w:sz w:val="24"/>
-                <w:szCs w:val="24"/>
+                <w:b w:val="0"/>
+                <w:bCs w:val="0"/>
               </w:rPr>
               <w:t>3.2 Itens Incluídos no Escopo (IN-SCOPE)</w:t>
             </w:r>
             <w:r>
               <w:rPr>
-                <w:rFonts w:ascii="Times New Roman" w:hAnsi="Times New Roman" w:cs="Times New Roman"/>
-                <w:noProof/>
-                <w:webHidden/>
-                <w:sz w:val="24"/>
-                <w:szCs w:val="24"/>
+                <w:b w:val="0"/>
+                <w:bCs w:val="0"/>
+                <w:webHidden/>
               </w:rPr>
               <w:tab/>
             </w:r>
             <w:r>
               <w:rPr>
-                <w:rFonts w:ascii="Times New Roman" w:hAnsi="Times New Roman" w:cs="Times New Roman"/>
-                <w:noProof/>
-                <w:webHidden/>
-                <w:sz w:val="24"/>
-                <w:szCs w:val="24"/>
+                <w:b w:val="0"/>
+                <w:bCs w:val="0"/>
+                <w:webHidden/>
               </w:rPr>
               <w:fldChar w:fldCharType="begin"/>
             </w:r>
             <w:r>
               <w:rPr>
-                <w:rFonts w:ascii="Times New Roman" w:hAnsi="Times New Roman" w:cs="Times New Roman"/>
-                <w:noProof/>
-                <w:webHidden/>
-                <w:sz w:val="24"/>
-                <w:szCs w:val="24"/>
-              </w:rPr>
-              <w:instrText xml:space="preserve"> PAGEREF _Toc233200641 \h </w:instrText>
-            </w:r>
-            <w:r>
-              <w:rPr>
-                <w:rFonts w:ascii="Times New Roman" w:hAnsi="Times New Roman" w:cs="Times New Roman"/>
-                <w:noProof/>
-                <w:webHidden/>
-                <w:sz w:val="24"/>
-                <w:szCs w:val="24"/>
-              </w:rPr>
-            </w:r>
-            <w:r>
-              <w:rPr>
-                <w:rFonts w:ascii="Times New Roman" w:hAnsi="Times New Roman" w:cs="Times New Roman"/>
-                <w:noProof/>
-                <w:webHidden/>
-                <w:sz w:val="24"/>
-                <w:szCs w:val="24"/>
+                <w:b w:val="0"/>
+                <w:bCs w:val="0"/>
+                <w:webHidden/>
+              </w:rPr>
+              <w:instrText xml:space="preserve"> PAGEREF _Toc233360534 \h </w:instrText>
+            </w:r>
+            <w:r>
+              <w:rPr>
+                <w:b w:val="0"/>
+                <w:bCs w:val="0"/>
+                <w:webHidden/>
+              </w:rPr>
+            </w:r>
+            <w:r>
+              <w:rPr>
+                <w:b w:val="0"/>
+                <w:bCs w:val="0"/>
+                <w:webHidden/>
               </w:rPr>
               <w:fldChar w:fldCharType="separate"/>
             </w:r>
             <w:r>
               <w:rPr>
-                <w:rFonts w:ascii="Times New Roman" w:hAnsi="Times New Roman" w:cs="Times New Roman"/>
-                <w:noProof/>
-                <w:webHidden/>
-                <w:sz w:val="24"/>
-                <w:szCs w:val="24"/>
-              </w:rPr>
-              <w:t>6</w:t>
-            </w:r>
-            <w:r>
-              <w:rPr>
-                <w:rFonts w:ascii="Times New Roman" w:hAnsi="Times New Roman" w:cs="Times New Roman"/>
-                <w:noProof/>
-                <w:webHidden/>
-                <w:sz w:val="24"/>
-                <w:szCs w:val="24"/>
+                <w:b w:val="0"/>
+                <w:bCs w:val="0"/>
+                <w:webHidden/>
+              </w:rPr>
+              <w:t>7</w:t>
+            </w:r>
+            <w:r>
+              <w:rPr>
+                <w:b w:val="0"/>
+                <w:bCs w:val="0"/>
+                <w:webHidden/>
               </w:rPr>
               <w:fldChar w:fldCharType="end"/>
             </w:r>
@@ -1701,94 +1612,73 @@
         <w:p>
           <w:pPr>
             <w:pStyle w:val="Sumrio2"/>
-            <w:tabs>
-              <w:tab w:val="right" w:leader="dot" w:pos="9061"/>
-            </w:tabs>
             <w:rPr>
-              <w:rFonts w:ascii="Times New Roman" w:eastAsiaTheme="minorEastAsia" w:hAnsi="Times New Roman" w:cs="Times New Roman"/>
-              <w:noProof/>
-              <w:sz w:val="24"/>
-              <w:szCs w:val="24"/>
-              <w:lang w:eastAsia="pt-BR"/>
+              <w:rFonts w:eastAsiaTheme="minorEastAsia"/>
+              <w:b w:val="0"/>
+              <w:bCs w:val="0"/>
             </w:rPr>
           </w:pPr>
-          <w:hyperlink w:anchor="_Toc233200642" w:history="1">
+          <w:hyperlink w:anchor="_Toc233360535" w:history="1">
             <w:r>
               <w:rPr>
                 <w:rStyle w:val="Hyperlink"/>
-                <w:rFonts w:ascii="Times New Roman" w:hAnsi="Times New Roman" w:cs="Times New Roman"/>
-                <w:noProof/>
-                <w:sz w:val="24"/>
-                <w:szCs w:val="24"/>
+                <w:b w:val="0"/>
+                <w:bCs w:val="0"/>
               </w:rPr>
               <w:t>3.3 Itens Fora do Escopo (OUT-OF-SCOPE)</w:t>
             </w:r>
             <w:r>
               <w:rPr>
-                <w:rFonts w:ascii="Times New Roman" w:hAnsi="Times New Roman" w:cs="Times New Roman"/>
-                <w:noProof/>
-                <w:webHidden/>
-                <w:sz w:val="24"/>
-                <w:szCs w:val="24"/>
+                <w:b w:val="0"/>
+                <w:bCs w:val="0"/>
+                <w:webHidden/>
               </w:rPr>
               <w:tab/>
             </w:r>
             <w:r>
               <w:rPr>
-                <w:rFonts w:ascii="Times New Roman" w:hAnsi="Times New Roman" w:cs="Times New Roman"/>
-                <w:noProof/>
-                <w:webHidden/>
-                <w:sz w:val="24"/>
-                <w:szCs w:val="24"/>
+                <w:b w:val="0"/>
+                <w:bCs w:val="0"/>
+                <w:webHidden/>
               </w:rPr>
               <w:fldChar w:fldCharType="begin"/>
             </w:r>
             <w:r>
               <w:rPr>
-                <w:rFonts w:ascii="Times New Roman" w:hAnsi="Times New Roman" w:cs="Times New Roman"/>
-                <w:noProof/>
-                <w:webHidden/>
-                <w:sz w:val="24"/>
-                <w:szCs w:val="24"/>
-              </w:rPr>
-              <w:instrText xml:space="preserve"> PAGEREF _Toc233200642 \h </w:instrText>
-            </w:r>
-            <w:r>
-              <w:rPr>
-                <w:rFonts w:ascii="Times New Roman" w:hAnsi="Times New Roman" w:cs="Times New Roman"/>
-                <w:noProof/>
-                <w:webHidden/>
-                <w:sz w:val="24"/>
-                <w:szCs w:val="24"/>
-              </w:rPr>
-            </w:r>
-            <w:r>
-              <w:rPr>
-                <w:rFonts w:ascii="Times New Roman" w:hAnsi="Times New Roman" w:cs="Times New Roman"/>
-                <w:noProof/>
-                <w:webHidden/>
-                <w:sz w:val="24"/>
-                <w:szCs w:val="24"/>
+                <w:b w:val="0"/>
+                <w:bCs w:val="0"/>
+                <w:webHidden/>
+              </w:rPr>
+              <w:instrText xml:space="preserve"> PAGEREF _Toc233360535 \h </w:instrText>
+            </w:r>
+            <w:r>
+              <w:rPr>
+                <w:b w:val="0"/>
+                <w:bCs w:val="0"/>
+                <w:webHidden/>
+              </w:rPr>
+            </w:r>
+            <w:r>
+              <w:rPr>
+                <w:b w:val="0"/>
+                <w:bCs w:val="0"/>
+                <w:webHidden/>
               </w:rPr>
               <w:fldChar w:fldCharType="separate"/>
             </w:r>
             <w:r>
               <w:rPr>
-                <w:rFonts w:ascii="Times New Roman" w:hAnsi="Times New Roman" w:cs="Times New Roman"/>
-                <w:noProof/>
-                <w:webHidden/>
-                <w:sz w:val="24"/>
-                <w:szCs w:val="24"/>
-              </w:rPr>
-              <w:t>6</w:t>
-            </w:r>
-            <w:r>
-              <w:rPr>
-                <w:rFonts w:ascii="Times New Roman" w:hAnsi="Times New Roman" w:cs="Times New Roman"/>
-                <w:noProof/>
-                <w:webHidden/>
-                <w:sz w:val="24"/>
-                <w:szCs w:val="24"/>
+                <w:b w:val="0"/>
+                <w:bCs w:val="0"/>
+                <w:webHidden/>
+              </w:rPr>
+              <w:t>7</w:t>
+            </w:r>
+            <w:r>
+              <w:rPr>
+                <w:b w:val="0"/>
+                <w:bCs w:val="0"/>
+                <w:webHidden/>
               </w:rPr>
               <w:fldChar w:fldCharType="end"/>
             </w:r>
@@ -1797,95 +1687,74 @@
         <w:p>
           <w:pPr>
             <w:pStyle w:val="Sumrio2"/>
-            <w:tabs>
-              <w:tab w:val="right" w:leader="dot" w:pos="9061"/>
-            </w:tabs>
             <w:ind w:left="0"/>
             <w:rPr>
-              <w:rFonts w:ascii="Times New Roman" w:eastAsiaTheme="minorEastAsia" w:hAnsi="Times New Roman" w:cs="Times New Roman"/>
-              <w:noProof/>
-              <w:sz w:val="24"/>
-              <w:szCs w:val="24"/>
-              <w:lang w:eastAsia="pt-BR"/>
+              <w:rFonts w:eastAsiaTheme="minorEastAsia"/>
+              <w:b w:val="0"/>
+              <w:bCs w:val="0"/>
             </w:rPr>
           </w:pPr>
-          <w:hyperlink w:anchor="_Toc233200643" w:history="1">
+          <w:hyperlink w:anchor="_Toc233360536" w:history="1">
             <w:r>
               <w:rPr>
                 <w:rStyle w:val="Hyperlink"/>
-                <w:rFonts w:ascii="Times New Roman" w:hAnsi="Times New Roman" w:cs="Times New Roman"/>
-                <w:noProof/>
-                <w:sz w:val="24"/>
-                <w:szCs w:val="24"/>
+                <w:b w:val="0"/>
+                <w:bCs w:val="0"/>
               </w:rPr>
               <w:t>4. PLANEJAMENTO DE GARANTIA DA QUALIDADE (QA PLAN)</w:t>
             </w:r>
             <w:r>
               <w:rPr>
-                <w:rFonts w:ascii="Times New Roman" w:hAnsi="Times New Roman" w:cs="Times New Roman"/>
-                <w:noProof/>
-                <w:webHidden/>
-                <w:sz w:val="24"/>
-                <w:szCs w:val="24"/>
+                <w:b w:val="0"/>
+                <w:bCs w:val="0"/>
+                <w:webHidden/>
               </w:rPr>
               <w:tab/>
             </w:r>
             <w:r>
               <w:rPr>
-                <w:rFonts w:ascii="Times New Roman" w:hAnsi="Times New Roman" w:cs="Times New Roman"/>
-                <w:noProof/>
-                <w:webHidden/>
-                <w:sz w:val="24"/>
-                <w:szCs w:val="24"/>
+                <w:b w:val="0"/>
+                <w:bCs w:val="0"/>
+                <w:webHidden/>
               </w:rPr>
               <w:fldChar w:fldCharType="begin"/>
             </w:r>
             <w:r>
               <w:rPr>
-                <w:rFonts w:ascii="Times New Roman" w:hAnsi="Times New Roman" w:cs="Times New Roman"/>
-                <w:noProof/>
-                <w:webHidden/>
-                <w:sz w:val="24"/>
-                <w:szCs w:val="24"/>
-              </w:rPr>
-              <w:instrText xml:space="preserve"> PAGEREF _Toc233200643 \h </w:instrText>
-            </w:r>
-            <w:r>
-              <w:rPr>
-                <w:rFonts w:ascii="Times New Roman" w:hAnsi="Times New Roman" w:cs="Times New Roman"/>
-                <w:noProof/>
-                <w:webHidden/>
-                <w:sz w:val="24"/>
-                <w:szCs w:val="24"/>
-              </w:rPr>
-            </w:r>
-            <w:r>
-              <w:rPr>
-                <w:rFonts w:ascii="Times New Roman" w:hAnsi="Times New Roman" w:cs="Times New Roman"/>
-                <w:noProof/>
-                <w:webHidden/>
-                <w:sz w:val="24"/>
-                <w:szCs w:val="24"/>
+                <w:b w:val="0"/>
+                <w:bCs w:val="0"/>
+                <w:webHidden/>
+              </w:rPr>
+              <w:instrText xml:space="preserve"> PAGEREF _Toc233360536 \h </w:instrText>
+            </w:r>
+            <w:r>
+              <w:rPr>
+                <w:b w:val="0"/>
+                <w:bCs w:val="0"/>
+                <w:webHidden/>
+              </w:rPr>
+            </w:r>
+            <w:r>
+              <w:rPr>
+                <w:b w:val="0"/>
+                <w:bCs w:val="0"/>
+                <w:webHidden/>
               </w:rPr>
               <w:fldChar w:fldCharType="separate"/>
             </w:r>
             <w:r>
               <w:rPr>
-                <w:rFonts w:ascii="Times New Roman" w:hAnsi="Times New Roman" w:cs="Times New Roman"/>
-                <w:noProof/>
-                <w:webHidden/>
-                <w:sz w:val="24"/>
-                <w:szCs w:val="24"/>
+                <w:b w:val="0"/>
+                <w:bCs w:val="0"/>
+                <w:webHidden/>
               </w:rPr>
               <w:t>7</w:t>
             </w:r>
             <w:r>
               <w:rPr>
-                <w:rFonts w:ascii="Times New Roman" w:hAnsi="Times New Roman" w:cs="Times New Roman"/>
-                <w:noProof/>
-                <w:webHidden/>
-                <w:sz w:val="24"/>
-                <w:szCs w:val="24"/>
+                <w:b w:val="0"/>
+                <w:bCs w:val="0"/>
+                <w:webHidden/>
               </w:rPr>
               <w:fldChar w:fldCharType="end"/>
             </w:r>
@@ -1894,95 +1763,73 @@
         <w:p>
           <w:pPr>
             <w:pStyle w:val="Sumrio2"/>
-            <w:tabs>
-              <w:tab w:val="right" w:leader="dot" w:pos="9061"/>
-            </w:tabs>
             <w:rPr>
-              <w:rFonts w:ascii="Times New Roman" w:eastAsiaTheme="minorEastAsia" w:hAnsi="Times New Roman" w:cs="Times New Roman"/>
-              <w:noProof/>
-              <w:sz w:val="24"/>
-              <w:szCs w:val="24"/>
-              <w:lang w:eastAsia="pt-BR"/>
+              <w:rFonts w:eastAsiaTheme="minorEastAsia"/>
+              <w:b w:val="0"/>
+              <w:bCs w:val="0"/>
             </w:rPr>
           </w:pPr>
-          <w:hyperlink w:anchor="_Toc233200644" w:history="1">
+          <w:hyperlink w:anchor="_Toc233360537" w:history="1">
             <w:r>
               <w:rPr>
                 <w:rStyle w:val="Hyperlink"/>
-                <w:rFonts w:ascii="Times New Roman" w:eastAsia="Times New Roman" w:hAnsi="Times New Roman" w:cs="Times New Roman"/>
-                <w:noProof/>
-                <w:sz w:val="24"/>
-                <w:szCs w:val="24"/>
-                <w:lang w:eastAsia="pt-BR"/>
+                <w:b w:val="0"/>
+                <w:bCs w:val="0"/>
               </w:rPr>
               <w:t>4.1 Objetivo</w:t>
             </w:r>
             <w:r>
               <w:rPr>
-                <w:rFonts w:ascii="Times New Roman" w:hAnsi="Times New Roman" w:cs="Times New Roman"/>
-                <w:noProof/>
-                <w:webHidden/>
-                <w:sz w:val="24"/>
-                <w:szCs w:val="24"/>
+                <w:b w:val="0"/>
+                <w:bCs w:val="0"/>
+                <w:webHidden/>
               </w:rPr>
               <w:tab/>
             </w:r>
             <w:r>
               <w:rPr>
-                <w:rFonts w:ascii="Times New Roman" w:hAnsi="Times New Roman" w:cs="Times New Roman"/>
-                <w:noProof/>
-                <w:webHidden/>
-                <w:sz w:val="24"/>
-                <w:szCs w:val="24"/>
+                <w:b w:val="0"/>
+                <w:bCs w:val="0"/>
+                <w:webHidden/>
               </w:rPr>
               <w:fldChar w:fldCharType="begin"/>
             </w:r>
             <w:r>
               <w:rPr>
-                <w:rFonts w:ascii="Times New Roman" w:hAnsi="Times New Roman" w:cs="Times New Roman"/>
-                <w:noProof/>
-                <w:webHidden/>
-                <w:sz w:val="24"/>
-                <w:szCs w:val="24"/>
-              </w:rPr>
-              <w:instrText xml:space="preserve"> PAGEREF _Toc233200644 \h </w:instrText>
-            </w:r>
-            <w:r>
-              <w:rPr>
-                <w:rFonts w:ascii="Times New Roman" w:hAnsi="Times New Roman" w:cs="Times New Roman"/>
-                <w:noProof/>
-                <w:webHidden/>
-                <w:sz w:val="24"/>
-                <w:szCs w:val="24"/>
-              </w:rPr>
-            </w:r>
-            <w:r>
-              <w:rPr>
-                <w:rFonts w:ascii="Times New Roman" w:hAnsi="Times New Roman" w:cs="Times New Roman"/>
-                <w:noProof/>
-                <w:webHidden/>
-                <w:sz w:val="24"/>
-                <w:szCs w:val="24"/>
+                <w:b w:val="0"/>
+                <w:bCs w:val="0"/>
+                <w:webHidden/>
+              </w:rPr>
+              <w:instrText xml:space="preserve"> PAGEREF _Toc233360537 \h </w:instrText>
+            </w:r>
+            <w:r>
+              <w:rPr>
+                <w:b w:val="0"/>
+                <w:bCs w:val="0"/>
+                <w:webHidden/>
+              </w:rPr>
+            </w:r>
+            <w:r>
+              <w:rPr>
+                <w:b w:val="0"/>
+                <w:bCs w:val="0"/>
+                <w:webHidden/>
               </w:rPr>
               <w:fldChar w:fldCharType="separate"/>
             </w:r>
             <w:r>
               <w:rPr>
-                <w:rFonts w:ascii="Times New Roman" w:hAnsi="Times New Roman" w:cs="Times New Roman"/>
-                <w:noProof/>
-                <w:webHidden/>
-                <w:sz w:val="24"/>
-                <w:szCs w:val="24"/>
-              </w:rPr>
-              <w:t>7</w:t>
-            </w:r>
-            <w:r>
-              <w:rPr>
-                <w:rFonts w:ascii="Times New Roman" w:hAnsi="Times New Roman" w:cs="Times New Roman"/>
-                <w:noProof/>
-                <w:webHidden/>
-                <w:sz w:val="24"/>
-                <w:szCs w:val="24"/>
+                <w:b w:val="0"/>
+                <w:bCs w:val="0"/>
+                <w:webHidden/>
+              </w:rPr>
+              <w:t>8</w:t>
+            </w:r>
+            <w:r>
+              <w:rPr>
+                <w:b w:val="0"/>
+                <w:bCs w:val="0"/>
+                <w:webHidden/>
               </w:rPr>
               <w:fldChar w:fldCharType="end"/>
             </w:r>
@@ -1991,94 +1838,73 @@
         <w:p>
           <w:pPr>
             <w:pStyle w:val="Sumrio2"/>
-            <w:tabs>
-              <w:tab w:val="right" w:leader="dot" w:pos="9061"/>
-            </w:tabs>
             <w:rPr>
-              <w:rFonts w:ascii="Times New Roman" w:eastAsiaTheme="minorEastAsia" w:hAnsi="Times New Roman" w:cs="Times New Roman"/>
-              <w:noProof/>
-              <w:sz w:val="24"/>
-              <w:szCs w:val="24"/>
-              <w:lang w:eastAsia="pt-BR"/>
+              <w:rFonts w:eastAsiaTheme="minorEastAsia"/>
+              <w:b w:val="0"/>
+              <w:bCs w:val="0"/>
             </w:rPr>
           </w:pPr>
-          <w:hyperlink w:anchor="_Toc233200645" w:history="1">
+          <w:hyperlink w:anchor="_Toc233360538" w:history="1">
             <w:r>
               <w:rPr>
                 <w:rStyle w:val="Hyperlink"/>
-                <w:rFonts w:ascii="Times New Roman" w:hAnsi="Times New Roman" w:cs="Times New Roman"/>
-                <w:noProof/>
-                <w:sz w:val="24"/>
-                <w:szCs w:val="24"/>
+                <w:b w:val="0"/>
+                <w:bCs w:val="0"/>
               </w:rPr>
               <w:t>4.2 Estratégia de Qualidade</w:t>
             </w:r>
             <w:r>
               <w:rPr>
-                <w:rFonts w:ascii="Times New Roman" w:hAnsi="Times New Roman" w:cs="Times New Roman"/>
-                <w:noProof/>
-                <w:webHidden/>
-                <w:sz w:val="24"/>
-                <w:szCs w:val="24"/>
+                <w:b w:val="0"/>
+                <w:bCs w:val="0"/>
+                <w:webHidden/>
               </w:rPr>
               <w:tab/>
             </w:r>
             <w:r>
               <w:rPr>
-                <w:rFonts w:ascii="Times New Roman" w:hAnsi="Times New Roman" w:cs="Times New Roman"/>
-                <w:noProof/>
-                <w:webHidden/>
-                <w:sz w:val="24"/>
-                <w:szCs w:val="24"/>
+                <w:b w:val="0"/>
+                <w:bCs w:val="0"/>
+                <w:webHidden/>
               </w:rPr>
               <w:fldChar w:fldCharType="begin"/>
             </w:r>
             <w:r>
               <w:rPr>
-                <w:rFonts w:ascii="Times New Roman" w:hAnsi="Times New Roman" w:cs="Times New Roman"/>
-                <w:noProof/>
-                <w:webHidden/>
-                <w:sz w:val="24"/>
-                <w:szCs w:val="24"/>
-              </w:rPr>
-              <w:instrText xml:space="preserve"> PAGEREF _Toc233200645 \h </w:instrText>
-            </w:r>
-            <w:r>
-              <w:rPr>
-                <w:rFonts w:ascii="Times New Roman" w:hAnsi="Times New Roman" w:cs="Times New Roman"/>
-                <w:noProof/>
-                <w:webHidden/>
-                <w:sz w:val="24"/>
-                <w:szCs w:val="24"/>
-              </w:rPr>
-            </w:r>
-            <w:r>
-              <w:rPr>
-                <w:rFonts w:ascii="Times New Roman" w:hAnsi="Times New Roman" w:cs="Times New Roman"/>
-                <w:noProof/>
-                <w:webHidden/>
-                <w:sz w:val="24"/>
-                <w:szCs w:val="24"/>
+                <w:b w:val="0"/>
+                <w:bCs w:val="0"/>
+                <w:webHidden/>
+              </w:rPr>
+              <w:instrText xml:space="preserve"> PAGEREF _Toc233360538 \h </w:instrText>
+            </w:r>
+            <w:r>
+              <w:rPr>
+                <w:b w:val="0"/>
+                <w:bCs w:val="0"/>
+                <w:webHidden/>
+              </w:rPr>
+            </w:r>
+            <w:r>
+              <w:rPr>
+                <w:b w:val="0"/>
+                <w:bCs w:val="0"/>
+                <w:webHidden/>
               </w:rPr>
               <w:fldChar w:fldCharType="separate"/>
             </w:r>
             <w:r>
               <w:rPr>
-                <w:rFonts w:ascii="Times New Roman" w:hAnsi="Times New Roman" w:cs="Times New Roman"/>
-                <w:noProof/>
-                <w:webHidden/>
-                <w:sz w:val="24"/>
-                <w:szCs w:val="24"/>
-              </w:rPr>
-              <w:t>7</w:t>
-            </w:r>
-            <w:r>
-              <w:rPr>
-                <w:rFonts w:ascii="Times New Roman" w:hAnsi="Times New Roman" w:cs="Times New Roman"/>
-                <w:noProof/>
-                <w:webHidden/>
-                <w:sz w:val="24"/>
-                <w:szCs w:val="24"/>
+                <w:b w:val="0"/>
+                <w:bCs w:val="0"/>
+                <w:webHidden/>
+              </w:rPr>
+              <w:t>8</w:t>
+            </w:r>
+            <w:r>
+              <w:rPr>
+                <w:b w:val="0"/>
+                <w:bCs w:val="0"/>
+                <w:webHidden/>
               </w:rPr>
               <w:fldChar w:fldCharType="end"/>
             </w:r>
@@ -2087,94 +1913,73 @@
         <w:p>
           <w:pPr>
             <w:pStyle w:val="Sumrio2"/>
-            <w:tabs>
-              <w:tab w:val="right" w:leader="dot" w:pos="9061"/>
-            </w:tabs>
             <w:rPr>
-              <w:rFonts w:ascii="Times New Roman" w:eastAsiaTheme="minorEastAsia" w:hAnsi="Times New Roman" w:cs="Times New Roman"/>
-              <w:noProof/>
-              <w:sz w:val="24"/>
-              <w:szCs w:val="24"/>
-              <w:lang w:eastAsia="pt-BR"/>
+              <w:rFonts w:eastAsiaTheme="minorEastAsia"/>
+              <w:b w:val="0"/>
+              <w:bCs w:val="0"/>
             </w:rPr>
           </w:pPr>
-          <w:hyperlink w:anchor="_Toc233200646" w:history="1">
+          <w:hyperlink w:anchor="_Toc233360539" w:history="1">
             <w:r>
               <w:rPr>
                 <w:rStyle w:val="Hyperlink"/>
-                <w:rFonts w:ascii="Times New Roman" w:hAnsi="Times New Roman" w:cs="Times New Roman"/>
-                <w:noProof/>
-                <w:sz w:val="24"/>
-                <w:szCs w:val="24"/>
+                <w:b w:val="0"/>
+                <w:bCs w:val="0"/>
               </w:rPr>
               <w:t>4.3 Papéis e Responsabilidades</w:t>
             </w:r>
             <w:r>
               <w:rPr>
-                <w:rFonts w:ascii="Times New Roman" w:hAnsi="Times New Roman" w:cs="Times New Roman"/>
-                <w:noProof/>
-                <w:webHidden/>
-                <w:sz w:val="24"/>
-                <w:szCs w:val="24"/>
+                <w:b w:val="0"/>
+                <w:bCs w:val="0"/>
+                <w:webHidden/>
               </w:rPr>
               <w:tab/>
             </w:r>
             <w:r>
               <w:rPr>
-                <w:rFonts w:ascii="Times New Roman" w:hAnsi="Times New Roman" w:cs="Times New Roman"/>
-                <w:noProof/>
-                <w:webHidden/>
-                <w:sz w:val="24"/>
-                <w:szCs w:val="24"/>
+                <w:b w:val="0"/>
+                <w:bCs w:val="0"/>
+                <w:webHidden/>
               </w:rPr>
               <w:fldChar w:fldCharType="begin"/>
             </w:r>
             <w:r>
               <w:rPr>
-                <w:rFonts w:ascii="Times New Roman" w:hAnsi="Times New Roman" w:cs="Times New Roman"/>
-                <w:noProof/>
-                <w:webHidden/>
-                <w:sz w:val="24"/>
-                <w:szCs w:val="24"/>
-              </w:rPr>
-              <w:instrText xml:space="preserve"> PAGEREF _Toc233200646 \h </w:instrText>
-            </w:r>
-            <w:r>
-              <w:rPr>
-                <w:rFonts w:ascii="Times New Roman" w:hAnsi="Times New Roman" w:cs="Times New Roman"/>
-                <w:noProof/>
-                <w:webHidden/>
-                <w:sz w:val="24"/>
-                <w:szCs w:val="24"/>
-              </w:rPr>
-            </w:r>
-            <w:r>
-              <w:rPr>
-                <w:rFonts w:ascii="Times New Roman" w:hAnsi="Times New Roman" w:cs="Times New Roman"/>
-                <w:noProof/>
-                <w:webHidden/>
-                <w:sz w:val="24"/>
-                <w:szCs w:val="24"/>
+                <w:b w:val="0"/>
+                <w:bCs w:val="0"/>
+                <w:webHidden/>
+              </w:rPr>
+              <w:instrText xml:space="preserve"> PAGEREF _Toc233360539 \h </w:instrText>
+            </w:r>
+            <w:r>
+              <w:rPr>
+                <w:b w:val="0"/>
+                <w:bCs w:val="0"/>
+                <w:webHidden/>
+              </w:rPr>
+            </w:r>
+            <w:r>
+              <w:rPr>
+                <w:b w:val="0"/>
+                <w:bCs w:val="0"/>
+                <w:webHidden/>
               </w:rPr>
               <w:fldChar w:fldCharType="separate"/>
             </w:r>
             <w:r>
               <w:rPr>
-                <w:rFonts w:ascii="Times New Roman" w:hAnsi="Times New Roman" w:cs="Times New Roman"/>
-                <w:noProof/>
-                <w:webHidden/>
-                <w:sz w:val="24"/>
-                <w:szCs w:val="24"/>
-              </w:rPr>
-              <w:t>7</w:t>
-            </w:r>
-            <w:r>
-              <w:rPr>
-                <w:rFonts w:ascii="Times New Roman" w:hAnsi="Times New Roman" w:cs="Times New Roman"/>
-                <w:noProof/>
-                <w:webHidden/>
-                <w:sz w:val="24"/>
-                <w:szCs w:val="24"/>
+                <w:b w:val="0"/>
+                <w:bCs w:val="0"/>
+                <w:webHidden/>
+              </w:rPr>
+              <w:t>8</w:t>
+            </w:r>
+            <w:r>
+              <w:rPr>
+                <w:b w:val="0"/>
+                <w:bCs w:val="0"/>
+                <w:webHidden/>
               </w:rPr>
               <w:fldChar w:fldCharType="end"/>
             </w:r>
@@ -2183,94 +1988,73 @@
         <w:p>
           <w:pPr>
             <w:pStyle w:val="Sumrio2"/>
-            <w:tabs>
-              <w:tab w:val="right" w:leader="dot" w:pos="9061"/>
-            </w:tabs>
             <w:rPr>
-              <w:rFonts w:ascii="Times New Roman" w:eastAsiaTheme="minorEastAsia" w:hAnsi="Times New Roman" w:cs="Times New Roman"/>
-              <w:noProof/>
-              <w:sz w:val="24"/>
-              <w:szCs w:val="24"/>
-              <w:lang w:eastAsia="pt-BR"/>
+              <w:rFonts w:eastAsiaTheme="minorEastAsia"/>
+              <w:b w:val="0"/>
+              <w:bCs w:val="0"/>
             </w:rPr>
           </w:pPr>
-          <w:hyperlink w:anchor="_Toc233200647" w:history="1">
+          <w:hyperlink w:anchor="_Toc233360540" w:history="1">
             <w:r>
               <w:rPr>
                 <w:rStyle w:val="Hyperlink"/>
-                <w:rFonts w:ascii="Times New Roman" w:hAnsi="Times New Roman" w:cs="Times New Roman"/>
-                <w:noProof/>
-                <w:sz w:val="24"/>
-                <w:szCs w:val="24"/>
+                <w:b w:val="0"/>
+                <w:bCs w:val="0"/>
               </w:rPr>
               <w:t>4.4 Cronograma de Validação</w:t>
             </w:r>
             <w:r>
               <w:rPr>
-                <w:rFonts w:ascii="Times New Roman" w:hAnsi="Times New Roman" w:cs="Times New Roman"/>
-                <w:noProof/>
-                <w:webHidden/>
-                <w:sz w:val="24"/>
-                <w:szCs w:val="24"/>
+                <w:b w:val="0"/>
+                <w:bCs w:val="0"/>
+                <w:webHidden/>
               </w:rPr>
               <w:tab/>
             </w:r>
             <w:r>
               <w:rPr>
-                <w:rFonts w:ascii="Times New Roman" w:hAnsi="Times New Roman" w:cs="Times New Roman"/>
-                <w:noProof/>
-                <w:webHidden/>
-                <w:sz w:val="24"/>
-                <w:szCs w:val="24"/>
+                <w:b w:val="0"/>
+                <w:bCs w:val="0"/>
+                <w:webHidden/>
               </w:rPr>
               <w:fldChar w:fldCharType="begin"/>
             </w:r>
             <w:r>
               <w:rPr>
-                <w:rFonts w:ascii="Times New Roman" w:hAnsi="Times New Roman" w:cs="Times New Roman"/>
-                <w:noProof/>
-                <w:webHidden/>
-                <w:sz w:val="24"/>
-                <w:szCs w:val="24"/>
-              </w:rPr>
-              <w:instrText xml:space="preserve"> PAGEREF _Toc233200647 \h </w:instrText>
-            </w:r>
-            <w:r>
-              <w:rPr>
-                <w:rFonts w:ascii="Times New Roman" w:hAnsi="Times New Roman" w:cs="Times New Roman"/>
-                <w:noProof/>
-                <w:webHidden/>
-                <w:sz w:val="24"/>
-                <w:szCs w:val="24"/>
-              </w:rPr>
-            </w:r>
-            <w:r>
-              <w:rPr>
-                <w:rFonts w:ascii="Times New Roman" w:hAnsi="Times New Roman" w:cs="Times New Roman"/>
-                <w:noProof/>
-                <w:webHidden/>
-                <w:sz w:val="24"/>
-                <w:szCs w:val="24"/>
+                <w:b w:val="0"/>
+                <w:bCs w:val="0"/>
+                <w:webHidden/>
+              </w:rPr>
+              <w:instrText xml:space="preserve"> PAGEREF _Toc233360540 \h </w:instrText>
+            </w:r>
+            <w:r>
+              <w:rPr>
+                <w:b w:val="0"/>
+                <w:bCs w:val="0"/>
+                <w:webHidden/>
+              </w:rPr>
+            </w:r>
+            <w:r>
+              <w:rPr>
+                <w:b w:val="0"/>
+                <w:bCs w:val="0"/>
+                <w:webHidden/>
               </w:rPr>
               <w:fldChar w:fldCharType="separate"/>
             </w:r>
             <w:r>
               <w:rPr>
-                <w:rFonts w:ascii="Times New Roman" w:hAnsi="Times New Roman" w:cs="Times New Roman"/>
-                <w:noProof/>
-                <w:webHidden/>
-                <w:sz w:val="24"/>
-                <w:szCs w:val="24"/>
-              </w:rPr>
-              <w:t>7</w:t>
-            </w:r>
-            <w:r>
-              <w:rPr>
-                <w:rFonts w:ascii="Times New Roman" w:hAnsi="Times New Roman" w:cs="Times New Roman"/>
-                <w:noProof/>
-                <w:webHidden/>
-                <w:sz w:val="24"/>
-                <w:szCs w:val="24"/>
+                <w:b w:val="0"/>
+                <w:bCs w:val="0"/>
+                <w:webHidden/>
+              </w:rPr>
+              <w:t>8</w:t>
+            </w:r>
+            <w:r>
+              <w:rPr>
+                <w:b w:val="0"/>
+                <w:bCs w:val="0"/>
+                <w:webHidden/>
               </w:rPr>
               <w:fldChar w:fldCharType="end"/>
             </w:r>
@@ -2279,94 +2063,73 @@
         <w:p>
           <w:pPr>
             <w:pStyle w:val="Sumrio2"/>
-            <w:tabs>
-              <w:tab w:val="right" w:leader="dot" w:pos="9061"/>
-            </w:tabs>
             <w:rPr>
-              <w:rFonts w:ascii="Times New Roman" w:eastAsiaTheme="minorEastAsia" w:hAnsi="Times New Roman" w:cs="Times New Roman"/>
-              <w:noProof/>
-              <w:sz w:val="24"/>
-              <w:szCs w:val="24"/>
-              <w:lang w:eastAsia="pt-BR"/>
+              <w:rFonts w:eastAsiaTheme="minorEastAsia"/>
+              <w:b w:val="0"/>
+              <w:bCs w:val="0"/>
             </w:rPr>
           </w:pPr>
-          <w:hyperlink w:anchor="_Toc233200648" w:history="1">
+          <w:hyperlink w:anchor="_Toc233360541" w:history="1">
             <w:r>
               <w:rPr>
                 <w:rStyle w:val="Hyperlink"/>
-                <w:rFonts w:ascii="Times New Roman" w:hAnsi="Times New Roman" w:cs="Times New Roman"/>
-                <w:noProof/>
-                <w:sz w:val="24"/>
-                <w:szCs w:val="24"/>
+                <w:b w:val="0"/>
+                <w:bCs w:val="0"/>
               </w:rPr>
               <w:t>4.5 Análise de Riscos</w:t>
             </w:r>
             <w:r>
               <w:rPr>
-                <w:rFonts w:ascii="Times New Roman" w:hAnsi="Times New Roman" w:cs="Times New Roman"/>
-                <w:noProof/>
-                <w:webHidden/>
-                <w:sz w:val="24"/>
-                <w:szCs w:val="24"/>
+                <w:b w:val="0"/>
+                <w:bCs w:val="0"/>
+                <w:webHidden/>
               </w:rPr>
               <w:tab/>
             </w:r>
             <w:r>
               <w:rPr>
-                <w:rFonts w:ascii="Times New Roman" w:hAnsi="Times New Roman" w:cs="Times New Roman"/>
-                <w:noProof/>
-                <w:webHidden/>
-                <w:sz w:val="24"/>
-                <w:szCs w:val="24"/>
+                <w:b w:val="0"/>
+                <w:bCs w:val="0"/>
+                <w:webHidden/>
               </w:rPr>
               <w:fldChar w:fldCharType="begin"/>
             </w:r>
             <w:r>
               <w:rPr>
-                <w:rFonts w:ascii="Times New Roman" w:hAnsi="Times New Roman" w:cs="Times New Roman"/>
-                <w:noProof/>
-                <w:webHidden/>
-                <w:sz w:val="24"/>
-                <w:szCs w:val="24"/>
-              </w:rPr>
-              <w:instrText xml:space="preserve"> PAGEREF _Toc233200648 \h </w:instrText>
-            </w:r>
-            <w:r>
-              <w:rPr>
-                <w:rFonts w:ascii="Times New Roman" w:hAnsi="Times New Roman" w:cs="Times New Roman"/>
-                <w:noProof/>
-                <w:webHidden/>
-                <w:sz w:val="24"/>
-                <w:szCs w:val="24"/>
-              </w:rPr>
-            </w:r>
-            <w:r>
-              <w:rPr>
-                <w:rFonts w:ascii="Times New Roman" w:hAnsi="Times New Roman" w:cs="Times New Roman"/>
-                <w:noProof/>
-                <w:webHidden/>
-                <w:sz w:val="24"/>
-                <w:szCs w:val="24"/>
+                <w:b w:val="0"/>
+                <w:bCs w:val="0"/>
+                <w:webHidden/>
+              </w:rPr>
+              <w:instrText xml:space="preserve"> PAGEREF _Toc233360541 \h </w:instrText>
+            </w:r>
+            <w:r>
+              <w:rPr>
+                <w:b w:val="0"/>
+                <w:bCs w:val="0"/>
+                <w:webHidden/>
+              </w:rPr>
+            </w:r>
+            <w:r>
+              <w:rPr>
+                <w:b w:val="0"/>
+                <w:bCs w:val="0"/>
+                <w:webHidden/>
               </w:rPr>
               <w:fldChar w:fldCharType="separate"/>
             </w:r>
             <w:r>
               <w:rPr>
-                <w:rFonts w:ascii="Times New Roman" w:hAnsi="Times New Roman" w:cs="Times New Roman"/>
-                <w:noProof/>
-                <w:webHidden/>
-                <w:sz w:val="24"/>
-                <w:szCs w:val="24"/>
-              </w:rPr>
-              <w:t>8</w:t>
-            </w:r>
-            <w:r>
-              <w:rPr>
-                <w:rFonts w:ascii="Times New Roman" w:hAnsi="Times New Roman" w:cs="Times New Roman"/>
-                <w:noProof/>
-                <w:webHidden/>
-                <w:sz w:val="24"/>
-                <w:szCs w:val="24"/>
+                <w:b w:val="0"/>
+                <w:bCs w:val="0"/>
+                <w:webHidden/>
+              </w:rPr>
+              <w:t>9</w:t>
+            </w:r>
+            <w:r>
+              <w:rPr>
+                <w:b w:val="0"/>
+                <w:bCs w:val="0"/>
+                <w:webHidden/>
               </w:rPr>
               <w:fldChar w:fldCharType="end"/>
             </w:r>
@@ -2375,94 +2138,73 @@
         <w:p>
           <w:pPr>
             <w:pStyle w:val="Sumrio2"/>
-            <w:tabs>
-              <w:tab w:val="right" w:leader="dot" w:pos="9061"/>
-            </w:tabs>
             <w:rPr>
-              <w:rFonts w:ascii="Times New Roman" w:eastAsiaTheme="minorEastAsia" w:hAnsi="Times New Roman" w:cs="Times New Roman"/>
-              <w:noProof/>
-              <w:sz w:val="24"/>
-              <w:szCs w:val="24"/>
-              <w:lang w:eastAsia="pt-BR"/>
+              <w:rFonts w:eastAsiaTheme="minorEastAsia"/>
+              <w:b w:val="0"/>
+              <w:bCs w:val="0"/>
             </w:rPr>
           </w:pPr>
-          <w:hyperlink w:anchor="_Toc233200649" w:history="1">
+          <w:hyperlink w:anchor="_Toc233360542" w:history="1">
             <w:r>
               <w:rPr>
                 <w:rStyle w:val="Hyperlink"/>
-                <w:rFonts w:ascii="Times New Roman" w:hAnsi="Times New Roman" w:cs="Times New Roman"/>
-                <w:noProof/>
-                <w:sz w:val="24"/>
-                <w:szCs w:val="24"/>
+                <w:b w:val="0"/>
+                <w:bCs w:val="0"/>
               </w:rPr>
               <w:t>4.6 Evidências Técnicas Simuladas</w:t>
             </w:r>
             <w:r>
               <w:rPr>
-                <w:rFonts w:ascii="Times New Roman" w:hAnsi="Times New Roman" w:cs="Times New Roman"/>
-                <w:noProof/>
-                <w:webHidden/>
-                <w:sz w:val="24"/>
-                <w:szCs w:val="24"/>
+                <w:b w:val="0"/>
+                <w:bCs w:val="0"/>
+                <w:webHidden/>
               </w:rPr>
               <w:tab/>
             </w:r>
             <w:r>
               <w:rPr>
-                <w:rFonts w:ascii="Times New Roman" w:hAnsi="Times New Roman" w:cs="Times New Roman"/>
-                <w:noProof/>
-                <w:webHidden/>
-                <w:sz w:val="24"/>
-                <w:szCs w:val="24"/>
+                <w:b w:val="0"/>
+                <w:bCs w:val="0"/>
+                <w:webHidden/>
               </w:rPr>
               <w:fldChar w:fldCharType="begin"/>
             </w:r>
             <w:r>
               <w:rPr>
-                <w:rFonts w:ascii="Times New Roman" w:hAnsi="Times New Roman" w:cs="Times New Roman"/>
-                <w:noProof/>
-                <w:webHidden/>
-                <w:sz w:val="24"/>
-                <w:szCs w:val="24"/>
-              </w:rPr>
-              <w:instrText xml:space="preserve"> PAGEREF _Toc233200649 \h </w:instrText>
-            </w:r>
-            <w:r>
-              <w:rPr>
-                <w:rFonts w:ascii="Times New Roman" w:hAnsi="Times New Roman" w:cs="Times New Roman"/>
-                <w:noProof/>
-                <w:webHidden/>
-                <w:sz w:val="24"/>
-                <w:szCs w:val="24"/>
-              </w:rPr>
-            </w:r>
-            <w:r>
-              <w:rPr>
-                <w:rFonts w:ascii="Times New Roman" w:hAnsi="Times New Roman" w:cs="Times New Roman"/>
-                <w:noProof/>
-                <w:webHidden/>
-                <w:sz w:val="24"/>
-                <w:szCs w:val="24"/>
+                <w:b w:val="0"/>
+                <w:bCs w:val="0"/>
+                <w:webHidden/>
+              </w:rPr>
+              <w:instrText xml:space="preserve"> PAGEREF _Toc233360542 \h </w:instrText>
+            </w:r>
+            <w:r>
+              <w:rPr>
+                <w:b w:val="0"/>
+                <w:bCs w:val="0"/>
+                <w:webHidden/>
+              </w:rPr>
+            </w:r>
+            <w:r>
+              <w:rPr>
+                <w:b w:val="0"/>
+                <w:bCs w:val="0"/>
+                <w:webHidden/>
               </w:rPr>
               <w:fldChar w:fldCharType="separate"/>
             </w:r>
             <w:r>
               <w:rPr>
-                <w:rFonts w:ascii="Times New Roman" w:hAnsi="Times New Roman" w:cs="Times New Roman"/>
-                <w:noProof/>
-                <w:webHidden/>
-                <w:sz w:val="24"/>
-                <w:szCs w:val="24"/>
-              </w:rPr>
-              <w:t>9</w:t>
-            </w:r>
-            <w:r>
-              <w:rPr>
-                <w:rFonts w:ascii="Times New Roman" w:hAnsi="Times New Roman" w:cs="Times New Roman"/>
-                <w:noProof/>
-                <w:webHidden/>
-                <w:sz w:val="24"/>
-                <w:szCs w:val="24"/>
+                <w:b w:val="0"/>
+                <w:bCs w:val="0"/>
+                <w:webHidden/>
+              </w:rPr>
+              <w:t>10</w:t>
+            </w:r>
+            <w:r>
+              <w:rPr>
+                <w:b w:val="0"/>
+                <w:bCs w:val="0"/>
+                <w:webHidden/>
               </w:rPr>
               <w:fldChar w:fldCharType="end"/>
             </w:r>
@@ -2479,112 +2221,38 @@
               <w:lang w:eastAsia="pt-BR"/>
             </w:rPr>
           </w:pPr>
-          <w:hyperlink w:anchor="_Toc233200652" w:history="1">
-            <w:r>
-              <w:rPr>
-                <w:rStyle w:val="Hyperlink"/>
-                <w:rFonts w:ascii="Times New Roman" w:hAnsi="Times New Roman" w:cs="Times New Roman"/>
-                <w:noProof/>
-                <w:sz w:val="24"/>
-                <w:szCs w:val="24"/>
-              </w:rPr>
-              <w:t>5. PLANO DE TESTES E ESTRATÉGIA DE VALIDAÇÃO</w:t>
-            </w:r>
-            <w:r>
-              <w:rPr>
-                <w:rFonts w:ascii="Times New Roman" w:hAnsi="Times New Roman" w:cs="Times New Roman"/>
-                <w:noProof/>
-                <w:webHidden/>
-                <w:sz w:val="24"/>
-                <w:szCs w:val="24"/>
-              </w:rPr>
-              <w:tab/>
-            </w:r>
-            <w:r>
-              <w:rPr>
-                <w:rFonts w:ascii="Times New Roman" w:hAnsi="Times New Roman" w:cs="Times New Roman"/>
-                <w:noProof/>
-                <w:webHidden/>
-                <w:sz w:val="24"/>
-                <w:szCs w:val="24"/>
-              </w:rPr>
-              <w:fldChar w:fldCharType="begin"/>
-            </w:r>
-            <w:r>
-              <w:rPr>
-                <w:rFonts w:ascii="Times New Roman" w:hAnsi="Times New Roman" w:cs="Times New Roman"/>
-                <w:noProof/>
-                <w:webHidden/>
-                <w:sz w:val="24"/>
-                <w:szCs w:val="24"/>
-              </w:rPr>
-              <w:instrText xml:space="preserve"> PAGEREF _Toc233200652 \h </w:instrText>
-            </w:r>
-            <w:r>
-              <w:rPr>
-                <w:rFonts w:ascii="Times New Roman" w:hAnsi="Times New Roman" w:cs="Times New Roman"/>
-                <w:noProof/>
-                <w:webHidden/>
-                <w:sz w:val="24"/>
-                <w:szCs w:val="24"/>
-              </w:rPr>
-            </w:r>
-            <w:r>
-              <w:rPr>
-                <w:rFonts w:ascii="Times New Roman" w:hAnsi="Times New Roman" w:cs="Times New Roman"/>
-                <w:noProof/>
-                <w:webHidden/>
-                <w:sz w:val="24"/>
-                <w:szCs w:val="24"/>
-              </w:rPr>
-              <w:fldChar w:fldCharType="separate"/>
-            </w:r>
-            <w:r>
-              <w:rPr>
-                <w:rFonts w:ascii="Times New Roman" w:hAnsi="Times New Roman" w:cs="Times New Roman"/>
-                <w:noProof/>
-                <w:webHidden/>
-                <w:sz w:val="24"/>
-                <w:szCs w:val="24"/>
-              </w:rPr>
-              <w:t>9</w:t>
-            </w:r>
-            <w:r>
-              <w:rPr>
-                <w:rFonts w:ascii="Times New Roman" w:hAnsi="Times New Roman" w:cs="Times New Roman"/>
-                <w:noProof/>
-                <w:webHidden/>
-                <w:sz w:val="24"/>
-                <w:szCs w:val="24"/>
-              </w:rPr>
-              <w:fldChar w:fldCharType="end"/>
-            </w:r>
-          </w:hyperlink>
-        </w:p>
-        <w:p>
-          <w:pPr>
-            <w:pStyle w:val="Sumrio2"/>
-            <w:tabs>
-              <w:tab w:val="right" w:leader="dot" w:pos="9061"/>
-            </w:tabs>
+          <w:r>
             <w:rPr>
-              <w:rFonts w:ascii="Times New Roman" w:eastAsiaTheme="minorEastAsia" w:hAnsi="Times New Roman" w:cs="Times New Roman"/>
+              <w:rStyle w:val="Hyperlink"/>
+              <w:rFonts w:ascii="Times New Roman" w:hAnsi="Times New Roman" w:cs="Times New Roman"/>
               <w:noProof/>
               <w:sz w:val="24"/>
               <w:szCs w:val="24"/>
-              <w:lang w:eastAsia="pt-BR"/>
             </w:rPr>
-          </w:pPr>
-          <w:hyperlink w:anchor="_Toc233200653" w:history="1">
+            <w:t xml:space="preserve">   </w:t>
+          </w:r>
+          <w:hyperlink w:anchor="_Toc233360545" w:history="1">
             <w:r>
               <w:rPr>
                 <w:rStyle w:val="Hyperlink"/>
+                <w:rFonts w:ascii="Times New Roman" w:eastAsia="Times New Roman" w:hAnsi="Times New Roman" w:cs="Times New Roman"/>
+                <w:noProof/>
+                <w:kern w:val="36"/>
+                <w:sz w:val="24"/>
+                <w:szCs w:val="24"/>
+                <w:lang w:eastAsia="pt-BR"/>
+              </w:rPr>
+              <w:t>4.7 Links Públicos para Autoria de Evidências</w:t>
+            </w:r>
+            <w:r>
+              <w:rPr>
                 <w:rFonts w:ascii="Times New Roman" w:hAnsi="Times New Roman" w:cs="Times New Roman"/>
                 <w:noProof/>
-                <w:sz w:val="24"/>
-                <w:szCs w:val="24"/>
-              </w:rPr>
-              <w:t>5.1 Diagrama de Caso de Uso</w:t>
+                <w:webHidden/>
+                <w:sz w:val="24"/>
+                <w:szCs w:val="24"/>
+              </w:rPr>
+              <w:tab/>
             </w:r>
             <w:r>
               <w:rPr>
@@ -2594,7 +2262,7 @@
                 <w:sz w:val="24"/>
                 <w:szCs w:val="24"/>
               </w:rPr>
-              <w:tab/>
+              <w:fldChar w:fldCharType="begin"/>
             </w:r>
             <w:r>
               <w:rPr>
@@ -2604,7 +2272,7 @@
                 <w:sz w:val="24"/>
                 <w:szCs w:val="24"/>
               </w:rPr>
-              <w:fldChar w:fldCharType="begin"/>
+              <w:instrText xml:space="preserve"> PAGEREF _Toc233360545 \h </w:instrText>
             </w:r>
             <w:r>
               <w:rPr>
@@ -2614,7 +2282,6 @@
                 <w:sz w:val="24"/>
                 <w:szCs w:val="24"/>
               </w:rPr>
-              <w:instrText xml:space="preserve"> PAGEREF _Toc233200653 \h </w:instrText>
             </w:r>
             <w:r>
               <w:rPr>
@@ -2624,6 +2291,7 @@
                 <w:sz w:val="24"/>
                 <w:szCs w:val="24"/>
               </w:rPr>
+              <w:fldChar w:fldCharType="separate"/>
             </w:r>
             <w:r>
               <w:rPr>
@@ -2633,497 +2301,7 @@
                 <w:sz w:val="24"/>
                 <w:szCs w:val="24"/>
               </w:rPr>
-              <w:fldChar w:fldCharType="separate"/>
-            </w:r>
-            <w:r>
-              <w:rPr>
-                <w:rFonts w:ascii="Times New Roman" w:hAnsi="Times New Roman" w:cs="Times New Roman"/>
-                <w:noProof/>
-                <w:webHidden/>
-                <w:sz w:val="24"/>
-                <w:szCs w:val="24"/>
-              </w:rPr>
-              <w:t>9</w:t>
-            </w:r>
-            <w:r>
-              <w:rPr>
-                <w:rFonts w:ascii="Times New Roman" w:hAnsi="Times New Roman" w:cs="Times New Roman"/>
-                <w:noProof/>
-                <w:webHidden/>
-                <w:sz w:val="24"/>
-                <w:szCs w:val="24"/>
-              </w:rPr>
-              <w:fldChar w:fldCharType="end"/>
-            </w:r>
-          </w:hyperlink>
-        </w:p>
-        <w:p>
-          <w:pPr>
-            <w:pStyle w:val="Sumrio2"/>
-            <w:tabs>
-              <w:tab w:val="right" w:leader="dot" w:pos="9061"/>
-            </w:tabs>
-            <w:rPr>
-              <w:rFonts w:ascii="Times New Roman" w:eastAsiaTheme="minorEastAsia" w:hAnsi="Times New Roman" w:cs="Times New Roman"/>
-              <w:noProof/>
-              <w:sz w:val="24"/>
-              <w:szCs w:val="24"/>
-              <w:lang w:eastAsia="pt-BR"/>
-            </w:rPr>
-          </w:pPr>
-          <w:hyperlink w:anchor="_Toc233200655" w:history="1">
-            <w:r>
-              <w:rPr>
-                <w:rStyle w:val="Hyperlink"/>
-                <w:rFonts w:ascii="Times New Roman" w:hAnsi="Times New Roman" w:cs="Times New Roman"/>
-                <w:noProof/>
-                <w:sz w:val="24"/>
-                <w:szCs w:val="24"/>
-              </w:rPr>
-              <w:t>5.2 Descrição detalhada do Caso de Uso (UC02)</w:t>
-            </w:r>
-            <w:r>
-              <w:rPr>
-                <w:rFonts w:ascii="Times New Roman" w:hAnsi="Times New Roman" w:cs="Times New Roman"/>
-                <w:noProof/>
-                <w:webHidden/>
-                <w:sz w:val="24"/>
-                <w:szCs w:val="24"/>
-              </w:rPr>
-              <w:tab/>
-            </w:r>
-            <w:r>
-              <w:rPr>
-                <w:rFonts w:ascii="Times New Roman" w:hAnsi="Times New Roman" w:cs="Times New Roman"/>
-                <w:noProof/>
-                <w:webHidden/>
-                <w:sz w:val="24"/>
-                <w:szCs w:val="24"/>
-              </w:rPr>
-              <w:fldChar w:fldCharType="begin"/>
-            </w:r>
-            <w:r>
-              <w:rPr>
-                <w:rFonts w:ascii="Times New Roman" w:hAnsi="Times New Roman" w:cs="Times New Roman"/>
-                <w:noProof/>
-                <w:webHidden/>
-                <w:sz w:val="24"/>
-                <w:szCs w:val="24"/>
-              </w:rPr>
-              <w:instrText xml:space="preserve"> PAGEREF _Toc233200655 \h </w:instrText>
-            </w:r>
-            <w:r>
-              <w:rPr>
-                <w:rFonts w:ascii="Times New Roman" w:hAnsi="Times New Roman" w:cs="Times New Roman"/>
-                <w:noProof/>
-                <w:webHidden/>
-                <w:sz w:val="24"/>
-                <w:szCs w:val="24"/>
-              </w:rPr>
-            </w:r>
-            <w:r>
-              <w:rPr>
-                <w:rFonts w:ascii="Times New Roman" w:hAnsi="Times New Roman" w:cs="Times New Roman"/>
-                <w:noProof/>
-                <w:webHidden/>
-                <w:sz w:val="24"/>
-                <w:szCs w:val="24"/>
-              </w:rPr>
-              <w:fldChar w:fldCharType="separate"/>
-            </w:r>
-            <w:r>
-              <w:rPr>
-                <w:rFonts w:ascii="Times New Roman" w:hAnsi="Times New Roman" w:cs="Times New Roman"/>
-                <w:noProof/>
-                <w:webHidden/>
-                <w:sz w:val="24"/>
-                <w:szCs w:val="24"/>
-              </w:rPr>
               <w:t>10</w:t>
-            </w:r>
-            <w:r>
-              <w:rPr>
-                <w:rFonts w:ascii="Times New Roman" w:hAnsi="Times New Roman" w:cs="Times New Roman"/>
-                <w:noProof/>
-                <w:webHidden/>
-                <w:sz w:val="24"/>
-                <w:szCs w:val="24"/>
-              </w:rPr>
-              <w:fldChar w:fldCharType="end"/>
-            </w:r>
-          </w:hyperlink>
-        </w:p>
-        <w:p>
-          <w:pPr>
-            <w:pStyle w:val="Sumrio2"/>
-            <w:tabs>
-              <w:tab w:val="right" w:leader="dot" w:pos="9061"/>
-            </w:tabs>
-            <w:rPr>
-              <w:rFonts w:ascii="Times New Roman" w:eastAsiaTheme="minorEastAsia" w:hAnsi="Times New Roman" w:cs="Times New Roman"/>
-              <w:noProof/>
-              <w:sz w:val="24"/>
-              <w:szCs w:val="24"/>
-              <w:lang w:eastAsia="pt-BR"/>
-            </w:rPr>
-          </w:pPr>
-          <w:hyperlink w:anchor="_Toc233200656" w:history="1">
-            <w:r>
-              <w:rPr>
-                <w:rStyle w:val="Hyperlink"/>
-                <w:rFonts w:ascii="Times New Roman" w:hAnsi="Times New Roman" w:cs="Times New Roman"/>
-                <w:noProof/>
-                <w:sz w:val="24"/>
-                <w:szCs w:val="24"/>
-              </w:rPr>
-              <w:t>5.3 Matriz de Cenários de Teste</w:t>
-            </w:r>
-            <w:r>
-              <w:rPr>
-                <w:rFonts w:ascii="Times New Roman" w:hAnsi="Times New Roman" w:cs="Times New Roman"/>
-                <w:noProof/>
-                <w:webHidden/>
-                <w:sz w:val="24"/>
-                <w:szCs w:val="24"/>
-              </w:rPr>
-              <w:tab/>
-            </w:r>
-            <w:r>
-              <w:rPr>
-                <w:rFonts w:ascii="Times New Roman" w:hAnsi="Times New Roman" w:cs="Times New Roman"/>
-                <w:noProof/>
-                <w:webHidden/>
-                <w:sz w:val="24"/>
-                <w:szCs w:val="24"/>
-              </w:rPr>
-              <w:fldChar w:fldCharType="begin"/>
-            </w:r>
-            <w:r>
-              <w:rPr>
-                <w:rFonts w:ascii="Times New Roman" w:hAnsi="Times New Roman" w:cs="Times New Roman"/>
-                <w:noProof/>
-                <w:webHidden/>
-                <w:sz w:val="24"/>
-                <w:szCs w:val="24"/>
-              </w:rPr>
-              <w:instrText xml:space="preserve"> PAGEREF _Toc233200656 \h </w:instrText>
-            </w:r>
-            <w:r>
-              <w:rPr>
-                <w:rFonts w:ascii="Times New Roman" w:hAnsi="Times New Roman" w:cs="Times New Roman"/>
-                <w:noProof/>
-                <w:webHidden/>
-                <w:sz w:val="24"/>
-                <w:szCs w:val="24"/>
-              </w:rPr>
-            </w:r>
-            <w:r>
-              <w:rPr>
-                <w:rFonts w:ascii="Times New Roman" w:hAnsi="Times New Roman" w:cs="Times New Roman"/>
-                <w:noProof/>
-                <w:webHidden/>
-                <w:sz w:val="24"/>
-                <w:szCs w:val="24"/>
-              </w:rPr>
-              <w:fldChar w:fldCharType="separate"/>
-            </w:r>
-            <w:r>
-              <w:rPr>
-                <w:rFonts w:ascii="Times New Roman" w:hAnsi="Times New Roman" w:cs="Times New Roman"/>
-                <w:noProof/>
-                <w:webHidden/>
-                <w:sz w:val="24"/>
-                <w:szCs w:val="24"/>
-              </w:rPr>
-              <w:t>12</w:t>
-            </w:r>
-            <w:r>
-              <w:rPr>
-                <w:rFonts w:ascii="Times New Roman" w:hAnsi="Times New Roman" w:cs="Times New Roman"/>
-                <w:noProof/>
-                <w:webHidden/>
-                <w:sz w:val="24"/>
-                <w:szCs w:val="24"/>
-              </w:rPr>
-              <w:fldChar w:fldCharType="end"/>
-            </w:r>
-          </w:hyperlink>
-        </w:p>
-        <w:p>
-          <w:pPr>
-            <w:pStyle w:val="Sumrio2"/>
-            <w:tabs>
-              <w:tab w:val="right" w:leader="dot" w:pos="9061"/>
-            </w:tabs>
-            <w:rPr>
-              <w:rFonts w:ascii="Times New Roman" w:eastAsiaTheme="minorEastAsia" w:hAnsi="Times New Roman" w:cs="Times New Roman"/>
-              <w:noProof/>
-              <w:sz w:val="24"/>
-              <w:szCs w:val="24"/>
-              <w:lang w:eastAsia="pt-BR"/>
-            </w:rPr>
-          </w:pPr>
-          <w:hyperlink w:anchor="_Toc233200657" w:history="1">
-            <w:r>
-              <w:rPr>
-                <w:rStyle w:val="Hyperlink"/>
-                <w:rFonts w:ascii="Times New Roman" w:hAnsi="Times New Roman" w:cs="Times New Roman"/>
-                <w:noProof/>
-                <w:sz w:val="24"/>
-                <w:szCs w:val="24"/>
-              </w:rPr>
-              <w:t>5.4 Rastreabilidade de Requisito</w:t>
-            </w:r>
-            <w:r>
-              <w:rPr>
-                <w:rFonts w:ascii="Times New Roman" w:hAnsi="Times New Roman" w:cs="Times New Roman"/>
-                <w:noProof/>
-                <w:webHidden/>
-                <w:sz w:val="24"/>
-                <w:szCs w:val="24"/>
-              </w:rPr>
-              <w:tab/>
-            </w:r>
-            <w:r>
-              <w:rPr>
-                <w:rFonts w:ascii="Times New Roman" w:hAnsi="Times New Roman" w:cs="Times New Roman"/>
-                <w:noProof/>
-                <w:webHidden/>
-                <w:sz w:val="24"/>
-                <w:szCs w:val="24"/>
-              </w:rPr>
-              <w:fldChar w:fldCharType="begin"/>
-            </w:r>
-            <w:r>
-              <w:rPr>
-                <w:rFonts w:ascii="Times New Roman" w:hAnsi="Times New Roman" w:cs="Times New Roman"/>
-                <w:noProof/>
-                <w:webHidden/>
-                <w:sz w:val="24"/>
-                <w:szCs w:val="24"/>
-              </w:rPr>
-              <w:instrText xml:space="preserve"> PAGEREF _Toc233200657 \h </w:instrText>
-            </w:r>
-            <w:r>
-              <w:rPr>
-                <w:rFonts w:ascii="Times New Roman" w:hAnsi="Times New Roman" w:cs="Times New Roman"/>
-                <w:noProof/>
-                <w:webHidden/>
-                <w:sz w:val="24"/>
-                <w:szCs w:val="24"/>
-              </w:rPr>
-            </w:r>
-            <w:r>
-              <w:rPr>
-                <w:rFonts w:ascii="Times New Roman" w:hAnsi="Times New Roman" w:cs="Times New Roman"/>
-                <w:noProof/>
-                <w:webHidden/>
-                <w:sz w:val="24"/>
-                <w:szCs w:val="24"/>
-              </w:rPr>
-              <w:fldChar w:fldCharType="separate"/>
-            </w:r>
-            <w:r>
-              <w:rPr>
-                <w:rFonts w:ascii="Times New Roman" w:hAnsi="Times New Roman" w:cs="Times New Roman"/>
-                <w:noProof/>
-                <w:webHidden/>
-                <w:sz w:val="24"/>
-                <w:szCs w:val="24"/>
-              </w:rPr>
-              <w:t>13</w:t>
-            </w:r>
-            <w:r>
-              <w:rPr>
-                <w:rFonts w:ascii="Times New Roman" w:hAnsi="Times New Roman" w:cs="Times New Roman"/>
-                <w:noProof/>
-                <w:webHidden/>
-                <w:sz w:val="24"/>
-                <w:szCs w:val="24"/>
-              </w:rPr>
-              <w:fldChar w:fldCharType="end"/>
-            </w:r>
-          </w:hyperlink>
-        </w:p>
-        <w:p>
-          <w:pPr>
-            <w:pStyle w:val="Sumrio2"/>
-            <w:tabs>
-              <w:tab w:val="right" w:leader="dot" w:pos="9061"/>
-            </w:tabs>
-            <w:rPr>
-              <w:rFonts w:ascii="Times New Roman" w:eastAsiaTheme="minorEastAsia" w:hAnsi="Times New Roman" w:cs="Times New Roman"/>
-              <w:noProof/>
-              <w:sz w:val="24"/>
-              <w:szCs w:val="24"/>
-              <w:lang w:eastAsia="pt-BR"/>
-            </w:rPr>
-          </w:pPr>
-          <w:hyperlink w:anchor="_Toc233200658" w:history="1">
-            <w:r>
-              <w:rPr>
-                <w:rStyle w:val="Hyperlink"/>
-                <w:rFonts w:ascii="Times New Roman" w:hAnsi="Times New Roman" w:cs="Times New Roman"/>
-                <w:noProof/>
-                <w:sz w:val="24"/>
-                <w:szCs w:val="24"/>
-              </w:rPr>
-              <w:t>5.5 Ferramentas Utilizadas</w:t>
-            </w:r>
-            <w:r>
-              <w:rPr>
-                <w:rFonts w:ascii="Times New Roman" w:hAnsi="Times New Roman" w:cs="Times New Roman"/>
-                <w:noProof/>
-                <w:webHidden/>
-                <w:sz w:val="24"/>
-                <w:szCs w:val="24"/>
-              </w:rPr>
-              <w:tab/>
-            </w:r>
-            <w:r>
-              <w:rPr>
-                <w:rFonts w:ascii="Times New Roman" w:hAnsi="Times New Roman" w:cs="Times New Roman"/>
-                <w:noProof/>
-                <w:webHidden/>
-                <w:sz w:val="24"/>
-                <w:szCs w:val="24"/>
-              </w:rPr>
-              <w:fldChar w:fldCharType="begin"/>
-            </w:r>
-            <w:r>
-              <w:rPr>
-                <w:rFonts w:ascii="Times New Roman" w:hAnsi="Times New Roman" w:cs="Times New Roman"/>
-                <w:noProof/>
-                <w:webHidden/>
-                <w:sz w:val="24"/>
-                <w:szCs w:val="24"/>
-              </w:rPr>
-              <w:instrText xml:space="preserve"> PAGEREF _Toc233200658 \h </w:instrText>
-            </w:r>
-            <w:r>
-              <w:rPr>
-                <w:rFonts w:ascii="Times New Roman" w:hAnsi="Times New Roman" w:cs="Times New Roman"/>
-                <w:noProof/>
-                <w:webHidden/>
-                <w:sz w:val="24"/>
-                <w:szCs w:val="24"/>
-              </w:rPr>
-            </w:r>
-            <w:r>
-              <w:rPr>
-                <w:rFonts w:ascii="Times New Roman" w:hAnsi="Times New Roman" w:cs="Times New Roman"/>
-                <w:noProof/>
-                <w:webHidden/>
-                <w:sz w:val="24"/>
-                <w:szCs w:val="24"/>
-              </w:rPr>
-              <w:fldChar w:fldCharType="separate"/>
-            </w:r>
-            <w:r>
-              <w:rPr>
-                <w:rFonts w:ascii="Times New Roman" w:hAnsi="Times New Roman" w:cs="Times New Roman"/>
-                <w:noProof/>
-                <w:webHidden/>
-                <w:sz w:val="24"/>
-                <w:szCs w:val="24"/>
-              </w:rPr>
-              <w:t>13</w:t>
-            </w:r>
-            <w:r>
-              <w:rPr>
-                <w:rFonts w:ascii="Times New Roman" w:hAnsi="Times New Roman" w:cs="Times New Roman"/>
-                <w:noProof/>
-                <w:webHidden/>
-                <w:sz w:val="24"/>
-                <w:szCs w:val="24"/>
-              </w:rPr>
-              <w:fldChar w:fldCharType="end"/>
-            </w:r>
-          </w:hyperlink>
-        </w:p>
-        <w:p>
-          <w:pPr>
-            <w:pStyle w:val="Sumrio2"/>
-            <w:tabs>
-              <w:tab w:val="right" w:leader="dot" w:pos="9061"/>
-            </w:tabs>
-            <w:rPr>
-              <w:rFonts w:ascii="Times New Roman" w:eastAsiaTheme="minorEastAsia" w:hAnsi="Times New Roman" w:cs="Times New Roman"/>
-              <w:noProof/>
-              <w:sz w:val="24"/>
-              <w:szCs w:val="24"/>
-              <w:lang w:eastAsia="pt-BR"/>
-            </w:rPr>
-          </w:pPr>
-          <w:hyperlink w:anchor="_Toc233200659" w:history="1">
-            <w:r>
-              <w:rPr>
-                <w:rStyle w:val="Hyperlink"/>
-                <w:rFonts w:ascii="Times New Roman" w:hAnsi="Times New Roman" w:cs="Times New Roman"/>
-                <w:noProof/>
-                <w:sz w:val="24"/>
-                <w:szCs w:val="24"/>
-              </w:rPr>
-              <w:t>5.6 Especificação do Contrato de Dados do Mock</w:t>
-            </w:r>
-            <w:r>
-              <w:rPr>
-                <w:rFonts w:ascii="Times New Roman" w:hAnsi="Times New Roman" w:cs="Times New Roman"/>
-                <w:noProof/>
-                <w:webHidden/>
-                <w:sz w:val="24"/>
-                <w:szCs w:val="24"/>
-              </w:rPr>
-              <w:tab/>
-            </w:r>
-            <w:r>
-              <w:rPr>
-                <w:rFonts w:ascii="Times New Roman" w:hAnsi="Times New Roman" w:cs="Times New Roman"/>
-                <w:noProof/>
-                <w:webHidden/>
-                <w:sz w:val="24"/>
-                <w:szCs w:val="24"/>
-              </w:rPr>
-              <w:fldChar w:fldCharType="begin"/>
-            </w:r>
-            <w:r>
-              <w:rPr>
-                <w:rFonts w:ascii="Times New Roman" w:hAnsi="Times New Roman" w:cs="Times New Roman"/>
-                <w:noProof/>
-                <w:webHidden/>
-                <w:sz w:val="24"/>
-                <w:szCs w:val="24"/>
-              </w:rPr>
-              <w:instrText xml:space="preserve"> PAGEREF _Toc233200659 \h </w:instrText>
-            </w:r>
-            <w:r>
-              <w:rPr>
-                <w:rFonts w:ascii="Times New Roman" w:hAnsi="Times New Roman" w:cs="Times New Roman"/>
-                <w:noProof/>
-                <w:webHidden/>
-                <w:sz w:val="24"/>
-                <w:szCs w:val="24"/>
-              </w:rPr>
-            </w:r>
-            <w:r>
-              <w:rPr>
-                <w:rFonts w:ascii="Times New Roman" w:hAnsi="Times New Roman" w:cs="Times New Roman"/>
-                <w:noProof/>
-                <w:webHidden/>
-                <w:sz w:val="24"/>
-                <w:szCs w:val="24"/>
-              </w:rPr>
-              <w:fldChar w:fldCharType="separate"/>
-            </w:r>
-            <w:r>
-              <w:rPr>
-                <w:rFonts w:ascii="Times New Roman" w:hAnsi="Times New Roman" w:cs="Times New Roman"/>
-                <w:noProof/>
-                <w:webHidden/>
-                <w:sz w:val="24"/>
-                <w:szCs w:val="24"/>
-              </w:rPr>
-              <w:t>13</w:t>
             </w:r>
             <w:r>
               <w:rPr>
@@ -3148,7 +2326,7 @@
               <w:lang w:eastAsia="pt-BR"/>
             </w:rPr>
           </w:pPr>
-          <w:hyperlink w:anchor="_Toc233200660" w:history="1">
+          <w:hyperlink w:anchor="_Toc233360548" w:history="1">
             <w:r>
               <w:rPr>
                 <w:rStyle w:val="Hyperlink"/>
@@ -3157,7 +2335,7 @@
                 <w:sz w:val="24"/>
                 <w:szCs w:val="24"/>
               </w:rPr>
-              <w:t>6. MÉTRICAS E INDICADORES DE QUALIDADE</w:t>
+              <w:t>5. PLANO DE TESTES E ESTRATÉGIA DE VALIDAÇÃO</w:t>
             </w:r>
             <w:r>
               <w:rPr>
@@ -3187,7 +2365,7 @@
                 <w:sz w:val="24"/>
                 <w:szCs w:val="24"/>
               </w:rPr>
-              <w:instrText xml:space="preserve"> PAGEREF _Toc233200660 \h </w:instrText>
+              <w:instrText xml:space="preserve"> PAGEREF _Toc233360548 \h </w:instrText>
             </w:r>
             <w:r>
               <w:rPr>
@@ -3216,7 +2394,7 @@
                 <w:sz w:val="24"/>
                 <w:szCs w:val="24"/>
               </w:rPr>
-              <w:t>15</w:t>
+              <w:t>10</w:t>
             </w:r>
             <w:r>
               <w:rPr>
@@ -3225,6 +2403,456 @@
                 <w:webHidden/>
                 <w:sz w:val="24"/>
                 <w:szCs w:val="24"/>
+              </w:rPr>
+              <w:fldChar w:fldCharType="end"/>
+            </w:r>
+          </w:hyperlink>
+        </w:p>
+        <w:p>
+          <w:pPr>
+            <w:pStyle w:val="Sumrio2"/>
+            <w:rPr>
+              <w:rFonts w:eastAsiaTheme="minorEastAsia"/>
+              <w:b w:val="0"/>
+              <w:bCs w:val="0"/>
+            </w:rPr>
+          </w:pPr>
+          <w:hyperlink w:anchor="_Toc233360549" w:history="1">
+            <w:r>
+              <w:rPr>
+                <w:rStyle w:val="Hyperlink"/>
+                <w:b w:val="0"/>
+                <w:bCs w:val="0"/>
+              </w:rPr>
+              <w:t>5.1 Diagrama de Caso de Uso</w:t>
+            </w:r>
+            <w:r>
+              <w:rPr>
+                <w:b w:val="0"/>
+                <w:bCs w:val="0"/>
+                <w:webHidden/>
+              </w:rPr>
+              <w:tab/>
+            </w:r>
+            <w:r>
+              <w:rPr>
+                <w:b w:val="0"/>
+                <w:bCs w:val="0"/>
+                <w:webHidden/>
+              </w:rPr>
+              <w:fldChar w:fldCharType="begin"/>
+            </w:r>
+            <w:r>
+              <w:rPr>
+                <w:b w:val="0"/>
+                <w:bCs w:val="0"/>
+                <w:webHidden/>
+              </w:rPr>
+              <w:instrText xml:space="preserve"> PAGEREF _Toc233360549 \h </w:instrText>
+            </w:r>
+            <w:r>
+              <w:rPr>
+                <w:b w:val="0"/>
+                <w:bCs w:val="0"/>
+                <w:webHidden/>
+              </w:rPr>
+            </w:r>
+            <w:r>
+              <w:rPr>
+                <w:b w:val="0"/>
+                <w:bCs w:val="0"/>
+                <w:webHidden/>
+              </w:rPr>
+              <w:fldChar w:fldCharType="separate"/>
+            </w:r>
+            <w:r>
+              <w:rPr>
+                <w:b w:val="0"/>
+                <w:bCs w:val="0"/>
+                <w:webHidden/>
+              </w:rPr>
+              <w:t>10</w:t>
+            </w:r>
+            <w:r>
+              <w:rPr>
+                <w:b w:val="0"/>
+                <w:bCs w:val="0"/>
+                <w:webHidden/>
+              </w:rPr>
+              <w:fldChar w:fldCharType="end"/>
+            </w:r>
+          </w:hyperlink>
+        </w:p>
+        <w:p>
+          <w:pPr>
+            <w:pStyle w:val="Sumrio2"/>
+            <w:rPr>
+              <w:rFonts w:eastAsiaTheme="minorEastAsia"/>
+              <w:b w:val="0"/>
+              <w:bCs w:val="0"/>
+            </w:rPr>
+          </w:pPr>
+          <w:hyperlink w:anchor="_Toc233360551" w:history="1">
+            <w:r>
+              <w:rPr>
+                <w:rStyle w:val="Hyperlink"/>
+                <w:b w:val="0"/>
+                <w:bCs w:val="0"/>
+              </w:rPr>
+              <w:t>5.2 Descrição detalhada do Caso de Uso (UC02)</w:t>
+            </w:r>
+            <w:r>
+              <w:rPr>
+                <w:b w:val="0"/>
+                <w:bCs w:val="0"/>
+                <w:webHidden/>
+              </w:rPr>
+              <w:tab/>
+            </w:r>
+            <w:r>
+              <w:rPr>
+                <w:b w:val="0"/>
+                <w:bCs w:val="0"/>
+                <w:webHidden/>
+              </w:rPr>
+              <w:fldChar w:fldCharType="begin"/>
+            </w:r>
+            <w:r>
+              <w:rPr>
+                <w:b w:val="0"/>
+                <w:bCs w:val="0"/>
+                <w:webHidden/>
+              </w:rPr>
+              <w:instrText xml:space="preserve"> PAGEREF _Toc233360551 \h </w:instrText>
+            </w:r>
+            <w:r>
+              <w:rPr>
+                <w:b w:val="0"/>
+                <w:bCs w:val="0"/>
+                <w:webHidden/>
+              </w:rPr>
+            </w:r>
+            <w:r>
+              <w:rPr>
+                <w:b w:val="0"/>
+                <w:bCs w:val="0"/>
+                <w:webHidden/>
+              </w:rPr>
+              <w:fldChar w:fldCharType="separate"/>
+            </w:r>
+            <w:r>
+              <w:rPr>
+                <w:b w:val="0"/>
+                <w:bCs w:val="0"/>
+                <w:webHidden/>
+              </w:rPr>
+              <w:t>11</w:t>
+            </w:r>
+            <w:r>
+              <w:rPr>
+                <w:b w:val="0"/>
+                <w:bCs w:val="0"/>
+                <w:webHidden/>
+              </w:rPr>
+              <w:fldChar w:fldCharType="end"/>
+            </w:r>
+          </w:hyperlink>
+        </w:p>
+        <w:p>
+          <w:pPr>
+            <w:pStyle w:val="Sumrio2"/>
+            <w:rPr>
+              <w:rFonts w:eastAsiaTheme="minorEastAsia"/>
+              <w:b w:val="0"/>
+              <w:bCs w:val="0"/>
+            </w:rPr>
+          </w:pPr>
+          <w:hyperlink w:anchor="_Toc233360552" w:history="1">
+            <w:r>
+              <w:rPr>
+                <w:rStyle w:val="Hyperlink"/>
+                <w:b w:val="0"/>
+                <w:bCs w:val="0"/>
+              </w:rPr>
+              <w:t>5.3 Matriz de Cenários de Teste</w:t>
+            </w:r>
+            <w:r>
+              <w:rPr>
+                <w:b w:val="0"/>
+                <w:bCs w:val="0"/>
+                <w:webHidden/>
+              </w:rPr>
+              <w:tab/>
+            </w:r>
+            <w:r>
+              <w:rPr>
+                <w:b w:val="0"/>
+                <w:bCs w:val="0"/>
+                <w:webHidden/>
+              </w:rPr>
+              <w:fldChar w:fldCharType="begin"/>
+            </w:r>
+            <w:r>
+              <w:rPr>
+                <w:b w:val="0"/>
+                <w:bCs w:val="0"/>
+                <w:webHidden/>
+              </w:rPr>
+              <w:instrText xml:space="preserve"> PAGEREF _Toc233360552 \h </w:instrText>
+            </w:r>
+            <w:r>
+              <w:rPr>
+                <w:b w:val="0"/>
+                <w:bCs w:val="0"/>
+                <w:webHidden/>
+              </w:rPr>
+            </w:r>
+            <w:r>
+              <w:rPr>
+                <w:b w:val="0"/>
+                <w:bCs w:val="0"/>
+                <w:webHidden/>
+              </w:rPr>
+              <w:fldChar w:fldCharType="separate"/>
+            </w:r>
+            <w:r>
+              <w:rPr>
+                <w:b w:val="0"/>
+                <w:bCs w:val="0"/>
+                <w:webHidden/>
+              </w:rPr>
+              <w:t>13</w:t>
+            </w:r>
+            <w:r>
+              <w:rPr>
+                <w:b w:val="0"/>
+                <w:bCs w:val="0"/>
+                <w:webHidden/>
+              </w:rPr>
+              <w:fldChar w:fldCharType="end"/>
+            </w:r>
+          </w:hyperlink>
+        </w:p>
+        <w:p>
+          <w:pPr>
+            <w:pStyle w:val="Sumrio2"/>
+            <w:rPr>
+              <w:rFonts w:eastAsiaTheme="minorEastAsia"/>
+              <w:b w:val="0"/>
+              <w:bCs w:val="0"/>
+            </w:rPr>
+          </w:pPr>
+          <w:hyperlink w:anchor="_Toc233360553" w:history="1">
+            <w:r>
+              <w:rPr>
+                <w:rStyle w:val="Hyperlink"/>
+                <w:b w:val="0"/>
+                <w:bCs w:val="0"/>
+              </w:rPr>
+              <w:t>5.4 Rastreabilidade de Requisito</w:t>
+            </w:r>
+            <w:r>
+              <w:rPr>
+                <w:b w:val="0"/>
+                <w:bCs w:val="0"/>
+                <w:webHidden/>
+              </w:rPr>
+              <w:tab/>
+            </w:r>
+            <w:r>
+              <w:rPr>
+                <w:b w:val="0"/>
+                <w:bCs w:val="0"/>
+                <w:webHidden/>
+              </w:rPr>
+              <w:fldChar w:fldCharType="begin"/>
+            </w:r>
+            <w:r>
+              <w:rPr>
+                <w:b w:val="0"/>
+                <w:bCs w:val="0"/>
+                <w:webHidden/>
+              </w:rPr>
+              <w:instrText xml:space="preserve"> PAGEREF _Toc233360553 \h </w:instrText>
+            </w:r>
+            <w:r>
+              <w:rPr>
+                <w:b w:val="0"/>
+                <w:bCs w:val="0"/>
+                <w:webHidden/>
+              </w:rPr>
+            </w:r>
+            <w:r>
+              <w:rPr>
+                <w:b w:val="0"/>
+                <w:bCs w:val="0"/>
+                <w:webHidden/>
+              </w:rPr>
+              <w:fldChar w:fldCharType="separate"/>
+            </w:r>
+            <w:r>
+              <w:rPr>
+                <w:b w:val="0"/>
+                <w:bCs w:val="0"/>
+                <w:webHidden/>
+              </w:rPr>
+              <w:t>14</w:t>
+            </w:r>
+            <w:r>
+              <w:rPr>
+                <w:b w:val="0"/>
+                <w:bCs w:val="0"/>
+                <w:webHidden/>
+              </w:rPr>
+              <w:fldChar w:fldCharType="end"/>
+            </w:r>
+          </w:hyperlink>
+        </w:p>
+        <w:p>
+          <w:pPr>
+            <w:pStyle w:val="Sumrio2"/>
+            <w:rPr>
+              <w:rFonts w:eastAsiaTheme="minorEastAsia"/>
+              <w:b w:val="0"/>
+              <w:bCs w:val="0"/>
+            </w:rPr>
+          </w:pPr>
+          <w:hyperlink w:anchor="_Toc233360554" w:history="1">
+            <w:r>
+              <w:rPr>
+                <w:rStyle w:val="Hyperlink"/>
+                <w:b w:val="0"/>
+                <w:bCs w:val="0"/>
+              </w:rPr>
+              <w:t>5.5 Ferramentas Utilizadas</w:t>
+            </w:r>
+            <w:r>
+              <w:rPr>
+                <w:b w:val="0"/>
+                <w:bCs w:val="0"/>
+                <w:webHidden/>
+              </w:rPr>
+              <w:tab/>
+            </w:r>
+            <w:r>
+              <w:rPr>
+                <w:b w:val="0"/>
+                <w:bCs w:val="0"/>
+                <w:webHidden/>
+              </w:rPr>
+              <w:fldChar w:fldCharType="begin"/>
+            </w:r>
+            <w:r>
+              <w:rPr>
+                <w:b w:val="0"/>
+                <w:bCs w:val="0"/>
+                <w:webHidden/>
+              </w:rPr>
+              <w:instrText xml:space="preserve"> PAGEREF _Toc233360554 \h </w:instrText>
+            </w:r>
+            <w:r>
+              <w:rPr>
+                <w:b w:val="0"/>
+                <w:bCs w:val="0"/>
+                <w:webHidden/>
+              </w:rPr>
+            </w:r>
+            <w:r>
+              <w:rPr>
+                <w:b w:val="0"/>
+                <w:bCs w:val="0"/>
+                <w:webHidden/>
+              </w:rPr>
+              <w:fldChar w:fldCharType="separate"/>
+            </w:r>
+            <w:r>
+              <w:rPr>
+                <w:b w:val="0"/>
+                <w:bCs w:val="0"/>
+                <w:webHidden/>
+              </w:rPr>
+              <w:t>14</w:t>
+            </w:r>
+            <w:r>
+              <w:rPr>
+                <w:b w:val="0"/>
+                <w:bCs w:val="0"/>
+                <w:webHidden/>
+              </w:rPr>
+              <w:fldChar w:fldCharType="end"/>
+            </w:r>
+          </w:hyperlink>
+        </w:p>
+        <w:p>
+          <w:pPr>
+            <w:pStyle w:val="Sumrio2"/>
+            <w:rPr>
+              <w:rFonts w:eastAsiaTheme="minorEastAsia"/>
+              <w:b w:val="0"/>
+              <w:bCs w:val="0"/>
+            </w:rPr>
+          </w:pPr>
+          <w:hyperlink w:anchor="_Toc233360555" w:history="1">
+            <w:r>
+              <w:rPr>
+                <w:rStyle w:val="Hyperlink"/>
+                <w:b w:val="0"/>
+                <w:bCs w:val="0"/>
+              </w:rPr>
+              <w:t>5.6 Especificação do Contrato de Dados do Mock</w:t>
+            </w:r>
+            <w:r>
+              <w:rPr>
+                <w:b w:val="0"/>
+                <w:bCs w:val="0"/>
+                <w:webHidden/>
+              </w:rPr>
+              <w:tab/>
+            </w:r>
+            <w:r>
+              <w:rPr>
+                <w:b w:val="0"/>
+                <w:bCs w:val="0"/>
+                <w:webHidden/>
+              </w:rPr>
+              <w:fldChar w:fldCharType="begin"/>
+            </w:r>
+            <w:r>
+              <w:rPr>
+                <w:b w:val="0"/>
+                <w:bCs w:val="0"/>
+                <w:webHidden/>
+              </w:rPr>
+              <w:instrText xml:space="preserve"> PAGEREF _Toc233360555 \h </w:instrText>
+            </w:r>
+            <w:r>
+              <w:rPr>
+                <w:b w:val="0"/>
+                <w:bCs w:val="0"/>
+                <w:webHidden/>
+              </w:rPr>
+            </w:r>
+            <w:r>
+              <w:rPr>
+                <w:b w:val="0"/>
+                <w:bCs w:val="0"/>
+                <w:webHidden/>
+              </w:rPr>
+              <w:fldChar w:fldCharType="separate"/>
+            </w:r>
+            <w:r>
+              <w:rPr>
+                <w:b w:val="0"/>
+                <w:bCs w:val="0"/>
+                <w:webHidden/>
+              </w:rPr>
+              <w:t>14</w:t>
+            </w:r>
+            <w:r>
+              <w:rPr>
+                <w:b w:val="0"/>
+                <w:bCs w:val="0"/>
+                <w:webHidden/>
               </w:rPr>
               <w:fldChar w:fldCharType="end"/>
             </w:r>
@@ -3241,7 +2869,7 @@
               <w:lang w:eastAsia="pt-BR"/>
             </w:rPr>
           </w:pPr>
-          <w:hyperlink w:anchor="_Toc233200661" w:history="1">
+          <w:hyperlink w:anchor="_Toc233360556" w:history="1">
             <w:r>
               <w:rPr>
                 <w:rStyle w:val="Hyperlink"/>
@@ -3250,7 +2878,7 @@
                 <w:sz w:val="24"/>
                 <w:szCs w:val="24"/>
               </w:rPr>
-              <w:t>7. LGPD E SEGURANÇA DA INFORMAÇÃO</w:t>
+              <w:t>6. MÉTRICAS E INDICADORES DE QUALIDADE</w:t>
             </w:r>
             <w:r>
               <w:rPr>
@@ -3280,199 +2908,7 @@
                 <w:sz w:val="24"/>
                 <w:szCs w:val="24"/>
               </w:rPr>
-              <w:instrText xml:space="preserve"> PAGEREF _Toc233200661 \h </w:instrText>
-            </w:r>
-            <w:r>
-              <w:rPr>
-                <w:rFonts w:ascii="Times New Roman" w:hAnsi="Times New Roman" w:cs="Times New Roman"/>
-                <w:noProof/>
-                <w:webHidden/>
-                <w:sz w:val="24"/>
-                <w:szCs w:val="24"/>
-              </w:rPr>
-            </w:r>
-            <w:r>
-              <w:rPr>
-                <w:rFonts w:ascii="Times New Roman" w:hAnsi="Times New Roman" w:cs="Times New Roman"/>
-                <w:noProof/>
-                <w:webHidden/>
-                <w:sz w:val="24"/>
-                <w:szCs w:val="24"/>
-              </w:rPr>
-              <w:fldChar w:fldCharType="separate"/>
-            </w:r>
-            <w:r>
-              <w:rPr>
-                <w:rFonts w:ascii="Times New Roman" w:hAnsi="Times New Roman" w:cs="Times New Roman"/>
-                <w:noProof/>
-                <w:webHidden/>
-                <w:sz w:val="24"/>
-                <w:szCs w:val="24"/>
-              </w:rPr>
-              <w:t>15</w:t>
-            </w:r>
-            <w:r>
-              <w:rPr>
-                <w:rFonts w:ascii="Times New Roman" w:hAnsi="Times New Roman" w:cs="Times New Roman"/>
-                <w:noProof/>
-                <w:webHidden/>
-                <w:sz w:val="24"/>
-                <w:szCs w:val="24"/>
-              </w:rPr>
-              <w:fldChar w:fldCharType="end"/>
-            </w:r>
-          </w:hyperlink>
-        </w:p>
-        <w:p>
-          <w:pPr>
-            <w:pStyle w:val="Sumrio2"/>
-            <w:tabs>
-              <w:tab w:val="right" w:leader="dot" w:pos="9061"/>
-            </w:tabs>
-            <w:rPr>
-              <w:rFonts w:ascii="Times New Roman" w:eastAsiaTheme="minorEastAsia" w:hAnsi="Times New Roman" w:cs="Times New Roman"/>
-              <w:noProof/>
-              <w:sz w:val="24"/>
-              <w:szCs w:val="24"/>
-              <w:lang w:eastAsia="pt-BR"/>
-            </w:rPr>
-          </w:pPr>
-          <w:hyperlink w:anchor="_Toc233200662" w:history="1">
-            <w:r>
-              <w:rPr>
-                <w:rStyle w:val="Hyperlink"/>
-                <w:rFonts w:ascii="Times New Roman" w:hAnsi="Times New Roman" w:cs="Times New Roman"/>
-                <w:noProof/>
-                <w:sz w:val="24"/>
-                <w:szCs w:val="24"/>
-              </w:rPr>
-              <w:t>7.1 Mapeamento e Classificação de Dados Coletados</w:t>
-            </w:r>
-            <w:r>
-              <w:rPr>
-                <w:rFonts w:ascii="Times New Roman" w:hAnsi="Times New Roman" w:cs="Times New Roman"/>
-                <w:noProof/>
-                <w:webHidden/>
-                <w:sz w:val="24"/>
-                <w:szCs w:val="24"/>
-              </w:rPr>
-              <w:tab/>
-            </w:r>
-            <w:r>
-              <w:rPr>
-                <w:rFonts w:ascii="Times New Roman" w:hAnsi="Times New Roman" w:cs="Times New Roman"/>
-                <w:noProof/>
-                <w:webHidden/>
-                <w:sz w:val="24"/>
-                <w:szCs w:val="24"/>
-              </w:rPr>
-              <w:fldChar w:fldCharType="begin"/>
-            </w:r>
-            <w:r>
-              <w:rPr>
-                <w:rFonts w:ascii="Times New Roman" w:hAnsi="Times New Roman" w:cs="Times New Roman"/>
-                <w:noProof/>
-                <w:webHidden/>
-                <w:sz w:val="24"/>
-                <w:szCs w:val="24"/>
-              </w:rPr>
-              <w:instrText xml:space="preserve"> PAGEREF _Toc233200662 \h </w:instrText>
-            </w:r>
-            <w:r>
-              <w:rPr>
-                <w:rFonts w:ascii="Times New Roman" w:hAnsi="Times New Roman" w:cs="Times New Roman"/>
-                <w:noProof/>
-                <w:webHidden/>
-                <w:sz w:val="24"/>
-                <w:szCs w:val="24"/>
-              </w:rPr>
-            </w:r>
-            <w:r>
-              <w:rPr>
-                <w:rFonts w:ascii="Times New Roman" w:hAnsi="Times New Roman" w:cs="Times New Roman"/>
-                <w:noProof/>
-                <w:webHidden/>
-                <w:sz w:val="24"/>
-                <w:szCs w:val="24"/>
-              </w:rPr>
-              <w:fldChar w:fldCharType="separate"/>
-            </w:r>
-            <w:r>
-              <w:rPr>
-                <w:rFonts w:ascii="Times New Roman" w:hAnsi="Times New Roman" w:cs="Times New Roman"/>
-                <w:noProof/>
-                <w:webHidden/>
-                <w:sz w:val="24"/>
-                <w:szCs w:val="24"/>
-              </w:rPr>
-              <w:t>15</w:t>
-            </w:r>
-            <w:r>
-              <w:rPr>
-                <w:rFonts w:ascii="Times New Roman" w:hAnsi="Times New Roman" w:cs="Times New Roman"/>
-                <w:noProof/>
-                <w:webHidden/>
-                <w:sz w:val="24"/>
-                <w:szCs w:val="24"/>
-              </w:rPr>
-              <w:fldChar w:fldCharType="end"/>
-            </w:r>
-          </w:hyperlink>
-        </w:p>
-        <w:p>
-          <w:pPr>
-            <w:pStyle w:val="Sumrio2"/>
-            <w:tabs>
-              <w:tab w:val="right" w:leader="dot" w:pos="9061"/>
-            </w:tabs>
-            <w:rPr>
-              <w:rFonts w:ascii="Times New Roman" w:eastAsiaTheme="minorEastAsia" w:hAnsi="Times New Roman" w:cs="Times New Roman"/>
-              <w:noProof/>
-              <w:sz w:val="24"/>
-              <w:szCs w:val="24"/>
-              <w:lang w:eastAsia="pt-BR"/>
-            </w:rPr>
-          </w:pPr>
-          <w:hyperlink w:anchor="_Toc233200663" w:history="1">
-            <w:r>
-              <w:rPr>
-                <w:rStyle w:val="Hyperlink"/>
-                <w:rFonts w:ascii="Times New Roman" w:hAnsi="Times New Roman" w:cs="Times New Roman"/>
-                <w:noProof/>
-                <w:sz w:val="24"/>
-                <w:szCs w:val="24"/>
-              </w:rPr>
-              <w:t>7.2 Estratégia de Mitigação e Testes de Privacidade (QA focado em LGPD)</w:t>
-            </w:r>
-            <w:r>
-              <w:rPr>
-                <w:rFonts w:ascii="Times New Roman" w:hAnsi="Times New Roman" w:cs="Times New Roman"/>
-                <w:noProof/>
-                <w:webHidden/>
-                <w:sz w:val="24"/>
-                <w:szCs w:val="24"/>
-              </w:rPr>
-              <w:tab/>
-            </w:r>
-            <w:r>
-              <w:rPr>
-                <w:rFonts w:ascii="Times New Roman" w:hAnsi="Times New Roman" w:cs="Times New Roman"/>
-                <w:noProof/>
-                <w:webHidden/>
-                <w:sz w:val="24"/>
-                <w:szCs w:val="24"/>
-              </w:rPr>
-              <w:fldChar w:fldCharType="begin"/>
-            </w:r>
-            <w:r>
-              <w:rPr>
-                <w:rFonts w:ascii="Times New Roman" w:hAnsi="Times New Roman" w:cs="Times New Roman"/>
-                <w:noProof/>
-                <w:webHidden/>
-                <w:sz w:val="24"/>
-                <w:szCs w:val="24"/>
-              </w:rPr>
-              <w:instrText xml:space="preserve"> PAGEREF _Toc233200663 \h </w:instrText>
+              <w:instrText xml:space="preserve"> PAGEREF _Toc233360556 \h </w:instrText>
             </w:r>
             <w:r>
               <w:rPr>
@@ -3526,7 +2962,7 @@
               <w:lang w:eastAsia="pt-BR"/>
             </w:rPr>
           </w:pPr>
-          <w:hyperlink w:anchor="_Toc233200664" w:history="1">
+          <w:hyperlink w:anchor="_Toc233360557" w:history="1">
             <w:r>
               <w:rPr>
                 <w:rStyle w:val="Hyperlink"/>
@@ -3535,7 +2971,7 @@
                 <w:sz w:val="24"/>
                 <w:szCs w:val="24"/>
               </w:rPr>
-              <w:t>8. RELATÓRIO DE CONFORMIDADE</w:t>
+              <w:t>7. LGPD E SEGURANÇA DA INFORMAÇÃO</w:t>
             </w:r>
             <w:r>
               <w:rPr>
@@ -3565,7 +3001,7 @@
                 <w:sz w:val="24"/>
                 <w:szCs w:val="24"/>
               </w:rPr>
-              <w:instrText xml:space="preserve"> PAGEREF _Toc233200664 \h </w:instrText>
+              <w:instrText xml:space="preserve"> PAGEREF _Toc233360557 \h </w:instrText>
             </w:r>
             <w:r>
               <w:rPr>
@@ -3603,6 +3039,156 @@
                 <w:webHidden/>
                 <w:sz w:val="24"/>
                 <w:szCs w:val="24"/>
+              </w:rPr>
+              <w:fldChar w:fldCharType="end"/>
+            </w:r>
+          </w:hyperlink>
+        </w:p>
+        <w:p>
+          <w:pPr>
+            <w:pStyle w:val="Sumrio2"/>
+            <w:rPr>
+              <w:rFonts w:eastAsiaTheme="minorEastAsia"/>
+              <w:b w:val="0"/>
+              <w:bCs w:val="0"/>
+            </w:rPr>
+          </w:pPr>
+          <w:hyperlink w:anchor="_Toc233360558" w:history="1">
+            <w:r>
+              <w:rPr>
+                <w:rStyle w:val="Hyperlink"/>
+                <w:b w:val="0"/>
+                <w:bCs w:val="0"/>
+              </w:rPr>
+              <w:t>7.1 Mapeamento e Classificação de Dados Coletados</w:t>
+            </w:r>
+            <w:r>
+              <w:rPr>
+                <w:b w:val="0"/>
+                <w:bCs w:val="0"/>
+                <w:webHidden/>
+              </w:rPr>
+              <w:tab/>
+            </w:r>
+            <w:r>
+              <w:rPr>
+                <w:b w:val="0"/>
+                <w:bCs w:val="0"/>
+                <w:webHidden/>
+              </w:rPr>
+              <w:fldChar w:fldCharType="begin"/>
+            </w:r>
+            <w:r>
+              <w:rPr>
+                <w:b w:val="0"/>
+                <w:bCs w:val="0"/>
+                <w:webHidden/>
+              </w:rPr>
+              <w:instrText xml:space="preserve"> PAGEREF _Toc233360558 \h </w:instrText>
+            </w:r>
+            <w:r>
+              <w:rPr>
+                <w:b w:val="0"/>
+                <w:bCs w:val="0"/>
+                <w:webHidden/>
+              </w:rPr>
+            </w:r>
+            <w:r>
+              <w:rPr>
+                <w:b w:val="0"/>
+                <w:bCs w:val="0"/>
+                <w:webHidden/>
+              </w:rPr>
+              <w:fldChar w:fldCharType="separate"/>
+            </w:r>
+            <w:r>
+              <w:rPr>
+                <w:b w:val="0"/>
+                <w:bCs w:val="0"/>
+                <w:webHidden/>
+              </w:rPr>
+              <w:t>16</w:t>
+            </w:r>
+            <w:r>
+              <w:rPr>
+                <w:b w:val="0"/>
+                <w:bCs w:val="0"/>
+                <w:webHidden/>
+              </w:rPr>
+              <w:fldChar w:fldCharType="end"/>
+            </w:r>
+          </w:hyperlink>
+        </w:p>
+        <w:p>
+          <w:pPr>
+            <w:pStyle w:val="Sumrio2"/>
+            <w:rPr>
+              <w:rFonts w:eastAsiaTheme="minorEastAsia"/>
+              <w:b w:val="0"/>
+              <w:bCs w:val="0"/>
+            </w:rPr>
+          </w:pPr>
+          <w:hyperlink w:anchor="_Toc233360559" w:history="1">
+            <w:r>
+              <w:rPr>
+                <w:rStyle w:val="Hyperlink"/>
+                <w:b w:val="0"/>
+                <w:bCs w:val="0"/>
+              </w:rPr>
+              <w:t>7.2 Estratégia de Mitigação e Testes de Privacidade (QA focado em LGPD)</w:t>
+            </w:r>
+            <w:r>
+              <w:rPr>
+                <w:b w:val="0"/>
+                <w:bCs w:val="0"/>
+                <w:webHidden/>
+              </w:rPr>
+              <w:tab/>
+            </w:r>
+            <w:r>
+              <w:rPr>
+                <w:b w:val="0"/>
+                <w:bCs w:val="0"/>
+                <w:webHidden/>
+              </w:rPr>
+              <w:fldChar w:fldCharType="begin"/>
+            </w:r>
+            <w:r>
+              <w:rPr>
+                <w:b w:val="0"/>
+                <w:bCs w:val="0"/>
+                <w:webHidden/>
+              </w:rPr>
+              <w:instrText xml:space="preserve"> PAGEREF _Toc233360559 \h </w:instrText>
+            </w:r>
+            <w:r>
+              <w:rPr>
+                <w:b w:val="0"/>
+                <w:bCs w:val="0"/>
+                <w:webHidden/>
+              </w:rPr>
+            </w:r>
+            <w:r>
+              <w:rPr>
+                <w:b w:val="0"/>
+                <w:bCs w:val="0"/>
+                <w:webHidden/>
+              </w:rPr>
+              <w:fldChar w:fldCharType="separate"/>
+            </w:r>
+            <w:r>
+              <w:rPr>
+                <w:b w:val="0"/>
+                <w:bCs w:val="0"/>
+                <w:webHidden/>
+              </w:rPr>
+              <w:t>17</w:t>
+            </w:r>
+            <w:r>
+              <w:rPr>
+                <w:b w:val="0"/>
+                <w:bCs w:val="0"/>
+                <w:webHidden/>
               </w:rPr>
               <w:fldChar w:fldCharType="end"/>
             </w:r>
@@ -3619,7 +3205,7 @@
               <w:lang w:eastAsia="pt-BR"/>
             </w:rPr>
           </w:pPr>
-          <w:hyperlink w:anchor="_Toc233200665" w:history="1">
+          <w:hyperlink w:anchor="_Toc233360560" w:history="1">
             <w:r>
               <w:rPr>
                 <w:rStyle w:val="Hyperlink"/>
@@ -3628,7 +3214,7 @@
                 <w:sz w:val="24"/>
                 <w:szCs w:val="24"/>
               </w:rPr>
-              <w:t>9. CONCLUSÃO</w:t>
+              <w:t>8. RELATÓRIO DE CONFORMIDADE</w:t>
             </w:r>
             <w:r>
               <w:rPr>
@@ -3658,7 +3244,7 @@
                 <w:sz w:val="24"/>
                 <w:szCs w:val="24"/>
               </w:rPr>
-              <w:instrText xml:space="preserve"> PAGEREF _Toc233200665 \h </w:instrText>
+              <w:instrText xml:space="preserve"> PAGEREF _Toc233360560 \h </w:instrText>
             </w:r>
             <w:r>
               <w:rPr>
@@ -3712,7 +3298,7 @@
               <w:lang w:eastAsia="pt-BR"/>
             </w:rPr>
           </w:pPr>
-          <w:hyperlink w:anchor="_Toc233200666" w:history="1">
+          <w:hyperlink w:anchor="_Toc233360561" w:history="1">
             <w:r>
               <w:rPr>
                 <w:rStyle w:val="Hyperlink"/>
@@ -3721,7 +3307,7 @@
                 <w:sz w:val="24"/>
                 <w:szCs w:val="24"/>
               </w:rPr>
-              <w:t>10. REFERÊNCIAS BIBLIOGRÁFICAS</w:t>
+              <w:t>9. CONCLUSÃO</w:t>
             </w:r>
             <w:r>
               <w:rPr>
@@ -3751,7 +3337,7 @@
                 <w:sz w:val="24"/>
                 <w:szCs w:val="24"/>
               </w:rPr>
-              <w:instrText xml:space="preserve"> PAGEREF _Toc233200666 \h </w:instrText>
+              <w:instrText xml:space="preserve"> PAGEREF _Toc233360561 \h </w:instrText>
             </w:r>
             <w:r>
               <w:rPr>
@@ -3780,7 +3366,7 @@
                 <w:sz w:val="24"/>
                 <w:szCs w:val="24"/>
               </w:rPr>
-              <w:t>17</w:t>
+              <w:t>18</w:t>
             </w:r>
             <w:r>
               <w:rPr>
@@ -3805,7 +3391,7 @@
               <w:lang w:eastAsia="pt-BR"/>
             </w:rPr>
           </w:pPr>
-          <w:hyperlink w:anchor="_Toc233200667" w:history="1">
+          <w:hyperlink w:anchor="_Toc233360562" w:history="1">
             <w:r>
               <w:rPr>
                 <w:rStyle w:val="Hyperlink"/>
@@ -3814,7 +3400,7 @@
                 <w:sz w:val="24"/>
                 <w:szCs w:val="24"/>
               </w:rPr>
-              <w:t>DECLARAÇÃO DE USO DE IA</w:t>
+              <w:t>10. REFERÊNCIAS BIBLIOGRÁFICAS</w:t>
             </w:r>
             <w:r>
               <w:rPr>
@@ -3844,7 +3430,7 @@
                 <w:sz w:val="24"/>
                 <w:szCs w:val="24"/>
               </w:rPr>
-              <w:instrText xml:space="preserve"> PAGEREF _Toc233200667 \h </w:instrText>
+              <w:instrText xml:space="preserve"> PAGEREF _Toc233360562 \h </w:instrText>
             </w:r>
             <w:r>
               <w:rPr>
@@ -3874,6 +3460,99 @@
                 <w:szCs w:val="24"/>
               </w:rPr>
               <w:t>18</w:t>
+            </w:r>
+            <w:r>
+              <w:rPr>
+                <w:rFonts w:ascii="Times New Roman" w:hAnsi="Times New Roman" w:cs="Times New Roman"/>
+                <w:noProof/>
+                <w:webHidden/>
+                <w:sz w:val="24"/>
+                <w:szCs w:val="24"/>
+              </w:rPr>
+              <w:fldChar w:fldCharType="end"/>
+            </w:r>
+          </w:hyperlink>
+        </w:p>
+        <w:p>
+          <w:pPr>
+            <w:pStyle w:val="Sumrio1"/>
+            <w:rPr>
+              <w:rFonts w:ascii="Times New Roman" w:eastAsiaTheme="minorEastAsia" w:hAnsi="Times New Roman" w:cs="Times New Roman"/>
+              <w:noProof/>
+              <w:sz w:val="24"/>
+              <w:szCs w:val="24"/>
+              <w:lang w:eastAsia="pt-BR"/>
+            </w:rPr>
+          </w:pPr>
+          <w:hyperlink w:anchor="_Toc233360563" w:history="1">
+            <w:r>
+              <w:rPr>
+                <w:rStyle w:val="Hyperlink"/>
+                <w:rFonts w:ascii="Times New Roman" w:hAnsi="Times New Roman" w:cs="Times New Roman"/>
+                <w:noProof/>
+                <w:sz w:val="24"/>
+                <w:szCs w:val="24"/>
+              </w:rPr>
+              <w:t>DECLARAÇÃO DE USO DE IA</w:t>
+            </w:r>
+            <w:r>
+              <w:rPr>
+                <w:rFonts w:ascii="Times New Roman" w:hAnsi="Times New Roman" w:cs="Times New Roman"/>
+                <w:noProof/>
+                <w:webHidden/>
+                <w:sz w:val="24"/>
+                <w:szCs w:val="24"/>
+              </w:rPr>
+              <w:tab/>
+            </w:r>
+            <w:r>
+              <w:rPr>
+                <w:rFonts w:ascii="Times New Roman" w:hAnsi="Times New Roman" w:cs="Times New Roman"/>
+                <w:noProof/>
+                <w:webHidden/>
+                <w:sz w:val="24"/>
+                <w:szCs w:val="24"/>
+              </w:rPr>
+              <w:fldChar w:fldCharType="begin"/>
+            </w:r>
+            <w:r>
+              <w:rPr>
+                <w:rFonts w:ascii="Times New Roman" w:hAnsi="Times New Roman" w:cs="Times New Roman"/>
+                <w:noProof/>
+                <w:webHidden/>
+                <w:sz w:val="24"/>
+                <w:szCs w:val="24"/>
+              </w:rPr>
+              <w:instrText xml:space="preserve"> PAGEREF _Toc233360563 \h </w:instrText>
+            </w:r>
+            <w:r>
+              <w:rPr>
+                <w:rFonts w:ascii="Times New Roman" w:hAnsi="Times New Roman" w:cs="Times New Roman"/>
+                <w:noProof/>
+                <w:webHidden/>
+                <w:sz w:val="24"/>
+                <w:szCs w:val="24"/>
+              </w:rPr>
+            </w:r>
+            <w:r>
+              <w:rPr>
+                <w:rFonts w:ascii="Times New Roman" w:hAnsi="Times New Roman" w:cs="Times New Roman"/>
+                <w:noProof/>
+                <w:webHidden/>
+                <w:sz w:val="24"/>
+                <w:szCs w:val="24"/>
+              </w:rPr>
+              <w:fldChar w:fldCharType="separate"/>
+            </w:r>
+            <w:r>
+              <w:rPr>
+                <w:rFonts w:ascii="Times New Roman" w:hAnsi="Times New Roman" w:cs="Times New Roman"/>
+                <w:noProof/>
+                <w:webHidden/>
+                <w:sz w:val="24"/>
+                <w:szCs w:val="24"/>
+              </w:rPr>
+              <w:t>19</w:t>
             </w:r>
             <w:r>
               <w:rPr>
@@ -3915,16 +3594,7 @@
           <w:szCs w:val="24"/>
         </w:rPr>
       </w:pPr>
-      <w:bookmarkStart w:id="29" w:name="_Toc233200634"/>
-    </w:p>
-    <w:p>
-      <w:pPr>
-        <w:pStyle w:val="Ttulo1"/>
-        <w:rPr>
-          <w:sz w:val="24"/>
-          <w:szCs w:val="24"/>
-        </w:rPr>
-      </w:pPr>
+      <w:bookmarkStart w:id="37" w:name="_Toc233360527"/>
       <w:r>
         <w:rPr>
           <w:sz w:val="24"/>
@@ -3933,7 +3603,7 @@
         <w:lastRenderedPageBreak/>
         <w:t>1. INTRODUÇÃO</w:t>
       </w:r>
-      <w:bookmarkEnd w:id="29"/>
+      <w:bookmarkEnd w:id="37"/>
     </w:p>
     <w:p>
       <w:pPr>
@@ -4024,7 +3694,14 @@
           <w:szCs w:val="24"/>
         </w:rPr>
       </w:pPr>
-      <w:bookmarkStart w:id="30" w:name="_Toc233200635"/>
+      <w:bookmarkStart w:id="38" w:name="_Toc233360528"/>
+      <w:r>
+        <w:rPr>
+          <w:sz w:val="24"/>
+          <w:szCs w:val="24"/>
+        </w:rPr>
+        <w:t>2</w:t>
+      </w:r>
       <w:r>
         <w:rPr>
           <w:b w:val="0"/>
@@ -4032,7 +3709,7 @@
           <w:sz w:val="24"/>
           <w:szCs w:val="24"/>
         </w:rPr>
-        <w:t xml:space="preserve">2. </w:t>
+        <w:t xml:space="preserve">. </w:t>
       </w:r>
       <w:r>
         <w:rPr>
@@ -4044,7 +3721,7 @@
         </w:rPr>
         <w:t>ANÁLISE E REQUISITOS</w:t>
       </w:r>
-      <w:bookmarkEnd w:id="30"/>
+      <w:bookmarkEnd w:id="38"/>
     </w:p>
     <w:p>
       <w:pPr>
@@ -4054,7 +3731,7 @@
           <w:szCs w:val="24"/>
         </w:rPr>
       </w:pPr>
-      <w:bookmarkStart w:id="31" w:name="_Toc233200636"/>
+      <w:bookmarkStart w:id="39" w:name="_Toc233360529"/>
       <w:r>
         <w:rPr>
           <w:sz w:val="24"/>
@@ -4062,7 +3739,7 @@
         </w:rPr>
         <w:t>2.1 Requisitos Funcionais</w:t>
       </w:r>
-      <w:bookmarkEnd w:id="31"/>
+      <w:bookmarkEnd w:id="39"/>
     </w:p>
     <w:tbl>
       <w:tblPr>
@@ -4838,28 +4515,13 @@
     </w:tbl>
     <w:p>
       <w:pPr>
-        <w:spacing w:before="100" w:beforeAutospacing="1" w:after="100" w:afterAutospacing="1" w:line="360" w:lineRule="auto"/>
-        <w:jc w:val="both"/>
-        <w:outlineLvl w:val="1"/>
-        <w:rPr>
-          <w:rFonts w:ascii="Times New Roman" w:eastAsia="Times New Roman" w:hAnsi="Times New Roman" w:cs="Times New Roman"/>
-          <w:b/>
-          <w:bCs/>
-          <w:sz w:val="24"/>
-          <w:szCs w:val="24"/>
-          <w:lang w:eastAsia="pt-BR"/>
-        </w:rPr>
-      </w:pPr>
-    </w:p>
-    <w:p>
-      <w:pPr>
         <w:pStyle w:val="Ttulo2"/>
         <w:rPr>
           <w:sz w:val="24"/>
           <w:szCs w:val="24"/>
         </w:rPr>
       </w:pPr>
-      <w:bookmarkStart w:id="32" w:name="_Toc233200637"/>
+      <w:bookmarkStart w:id="40" w:name="_Toc233360530"/>
       <w:r>
         <w:rPr>
           <w:sz w:val="24"/>
@@ -4867,7 +4529,7 @@
         </w:rPr>
         <w:t>2.2 Requisitos Não Funcionais</w:t>
       </w:r>
-      <w:bookmarkEnd w:id="32"/>
+      <w:bookmarkEnd w:id="40"/>
     </w:p>
     <w:tbl>
       <w:tblPr>
@@ -5648,7 +5310,7 @@
           <w:szCs w:val="24"/>
         </w:rPr>
       </w:pPr>
-      <w:bookmarkStart w:id="33" w:name="_Toc233200638"/>
+      <w:bookmarkStart w:id="41" w:name="_Toc233360531"/>
       <w:r>
         <w:rPr>
           <w:sz w:val="24"/>
@@ -5656,7 +5318,7 @@
         </w:rPr>
         <w:t>2.3 Critérios de Aceitação</w:t>
       </w:r>
-      <w:bookmarkEnd w:id="33"/>
+      <w:bookmarkEnd w:id="41"/>
     </w:p>
     <w:p>
       <w:pPr>
@@ -5780,7 +5442,6 @@
           <w:szCs w:val="24"/>
           <w:lang w:eastAsia="pt-BR"/>
         </w:rPr>
-        <w:lastRenderedPageBreak/>
         <w:t>O pagamento deve ser processado corretamente via serviço externo simulado.</w:t>
       </w:r>
     </w:p>
@@ -5804,7 +5465,7 @@
           <w:szCs w:val="24"/>
         </w:rPr>
       </w:pPr>
-      <w:bookmarkStart w:id="34" w:name="_Toc233200639"/>
+      <w:bookmarkStart w:id="42" w:name="_Toc233360532"/>
       <w:r>
         <w:rPr>
           <w:sz w:val="24"/>
@@ -5812,7 +5473,7 @@
         </w:rPr>
         <w:t>3. ESCOPO DO PROJETO</w:t>
       </w:r>
-      <w:bookmarkEnd w:id="34"/>
+      <w:bookmarkEnd w:id="42"/>
     </w:p>
     <w:p>
       <w:pPr>
@@ -5822,7 +5483,7 @@
           <w:szCs w:val="24"/>
         </w:rPr>
       </w:pPr>
-      <w:bookmarkStart w:id="35" w:name="_Toc233200640"/>
+      <w:bookmarkStart w:id="43" w:name="_Toc233360533"/>
       <w:r>
         <w:rPr>
           <w:sz w:val="24"/>
@@ -5830,7 +5491,7 @@
         </w:rPr>
         <w:t>3.1 Objetivo do Projeto</w:t>
       </w:r>
-      <w:bookmarkEnd w:id="35"/>
+      <w:bookmarkEnd w:id="43"/>
     </w:p>
     <w:p>
       <w:pPr>
@@ -5878,28 +5539,13 @@
     </w:p>
     <w:p>
       <w:pPr>
-        <w:spacing w:before="100" w:beforeAutospacing="1" w:after="100" w:afterAutospacing="1" w:line="360" w:lineRule="auto"/>
-        <w:jc w:val="both"/>
-        <w:outlineLvl w:val="1"/>
-        <w:rPr>
-          <w:rFonts w:ascii="Times New Roman" w:eastAsia="Times New Roman" w:hAnsi="Times New Roman" w:cs="Times New Roman"/>
-          <w:b/>
-          <w:bCs/>
-          <w:sz w:val="24"/>
-          <w:szCs w:val="24"/>
-          <w:lang w:eastAsia="pt-BR"/>
-        </w:rPr>
-      </w:pPr>
-    </w:p>
-    <w:p>
-      <w:pPr>
         <w:pStyle w:val="Ttulo2"/>
         <w:rPr>
           <w:sz w:val="24"/>
           <w:szCs w:val="24"/>
         </w:rPr>
       </w:pPr>
-      <w:bookmarkStart w:id="36" w:name="_Toc233200641"/>
+      <w:bookmarkStart w:id="44" w:name="_Toc233360534"/>
       <w:r>
         <w:rPr>
           <w:sz w:val="24"/>
@@ -5907,7 +5553,7 @@
         </w:rPr>
         <w:t>3.2 Itens Incluídos no Escopo (IN-SCOPE)</w:t>
       </w:r>
-      <w:bookmarkEnd w:id="36"/>
+      <w:bookmarkEnd w:id="44"/>
     </w:p>
     <w:p>
       <w:pPr>
@@ -6192,7 +5838,7 @@
           <w:szCs w:val="24"/>
         </w:rPr>
       </w:pPr>
-      <w:bookmarkStart w:id="37" w:name="_Toc233200642"/>
+      <w:bookmarkStart w:id="45" w:name="_Toc233360535"/>
       <w:r>
         <w:rPr>
           <w:sz w:val="24"/>
@@ -6200,7 +5846,7 @@
         </w:rPr>
         <w:t>3.3 Itens Fora do Escopo (OUT-OF-SCOPE)</w:t>
       </w:r>
-      <w:bookmarkEnd w:id="37"/>
+      <w:bookmarkEnd w:id="45"/>
     </w:p>
     <w:p>
       <w:pPr>
@@ -6335,16 +5981,15 @@
           <w:szCs w:val="24"/>
         </w:rPr>
       </w:pPr>
-      <w:bookmarkStart w:id="38" w:name="_Toc233200643"/>
-      <w:r>
-        <w:rPr>
-          <w:sz w:val="24"/>
-          <w:szCs w:val="24"/>
-        </w:rPr>
-        <w:lastRenderedPageBreak/>
+      <w:bookmarkStart w:id="46" w:name="_Toc233360536"/>
+      <w:r>
+        <w:rPr>
+          <w:sz w:val="24"/>
+          <w:szCs w:val="24"/>
+        </w:rPr>
         <w:t>4. PLANEJAMENTO DE GARANTIA DA QUALIDADE (QA PLAN)</w:t>
       </w:r>
-      <w:bookmarkEnd w:id="38"/>
+      <w:bookmarkEnd w:id="46"/>
     </w:p>
     <w:p>
       <w:pPr>
@@ -6360,7 +6005,7 @@
           <w:lang w:eastAsia="pt-BR"/>
         </w:rPr>
       </w:pPr>
-      <w:bookmarkStart w:id="39" w:name="_Toc233200644"/>
+      <w:bookmarkStart w:id="47" w:name="_Toc233360537"/>
       <w:r>
         <w:rPr>
           <w:rFonts w:ascii="Times New Roman" w:eastAsia="Times New Roman" w:hAnsi="Times New Roman" w:cs="Times New Roman"/>
@@ -6372,7 +6017,7 @@
         </w:rPr>
         <w:t>4.1 Objetivo</w:t>
       </w:r>
-      <w:bookmarkEnd w:id="39"/>
+      <w:bookmarkEnd w:id="47"/>
     </w:p>
     <w:p>
       <w:pPr>
@@ -6393,31 +6038,19 @@
           <w:szCs w:val="24"/>
           <w:lang w:eastAsia="pt-BR"/>
         </w:rPr>
+        <w:lastRenderedPageBreak/>
         <w:t>O Plano de Garantia da Qualidade tem como objetivo assegurar que o sistema atenda aos requisitos funcionais e não funcionais definidos, garantindo desempenho, segurança, confiabilidade e experiência adequada ao usuário.</w:t>
       </w:r>
     </w:p>
     <w:p>
       <w:pPr>
-        <w:spacing w:before="100" w:beforeAutospacing="1" w:after="100" w:afterAutospacing="1" w:line="360" w:lineRule="auto"/>
-        <w:ind w:firstLine="708"/>
-        <w:jc w:val="both"/>
-        <w:rPr>
-          <w:rFonts w:ascii="Times New Roman" w:eastAsia="Times New Roman" w:hAnsi="Times New Roman" w:cs="Times New Roman"/>
-          <w:sz w:val="24"/>
-          <w:szCs w:val="24"/>
-          <w:lang w:eastAsia="pt-BR"/>
-        </w:rPr>
-      </w:pPr>
-    </w:p>
-    <w:p>
-      <w:pPr>
         <w:pStyle w:val="Ttulo2"/>
         <w:rPr>
           <w:sz w:val="24"/>
           <w:szCs w:val="24"/>
         </w:rPr>
       </w:pPr>
-      <w:bookmarkStart w:id="40" w:name="_Toc233200645"/>
+      <w:bookmarkStart w:id="48" w:name="_Toc233360538"/>
       <w:r>
         <w:rPr>
           <w:sz w:val="24"/>
@@ -6425,7 +6058,7 @@
         </w:rPr>
         <w:t>4.2 Estratégia de Qualidade</w:t>
       </w:r>
-      <w:bookmarkEnd w:id="40"/>
+      <w:bookmarkEnd w:id="48"/>
     </w:p>
     <w:p>
       <w:pPr>
@@ -6450,9 +6083,10 @@
     </w:p>
     <w:p>
       <w:pPr>
+        <w:pStyle w:val="PargrafodaLista"/>
         <w:numPr>
           <w:ilvl w:val="0"/>
-          <w:numId w:val="5"/>
+          <w:numId w:val="18"/>
         </w:numPr>
         <w:spacing w:before="100" w:beforeAutospacing="1" w:after="100" w:afterAutospacing="1" w:line="360" w:lineRule="auto"/>
         <w:jc w:val="both"/>
@@ -6475,9 +6109,10 @@
     </w:p>
     <w:p>
       <w:pPr>
+        <w:pStyle w:val="PargrafodaLista"/>
         <w:numPr>
           <w:ilvl w:val="0"/>
-          <w:numId w:val="5"/>
+          <w:numId w:val="18"/>
         </w:numPr>
         <w:spacing w:before="100" w:beforeAutospacing="1" w:after="100" w:afterAutospacing="1" w:line="360" w:lineRule="auto"/>
         <w:jc w:val="both"/>
@@ -6500,9 +6135,10 @@
     </w:p>
     <w:p>
       <w:pPr>
+        <w:pStyle w:val="PargrafodaLista"/>
         <w:numPr>
           <w:ilvl w:val="0"/>
-          <w:numId w:val="5"/>
+          <w:numId w:val="18"/>
         </w:numPr>
         <w:spacing w:before="100" w:beforeAutospacing="1" w:after="100" w:afterAutospacing="1" w:line="360" w:lineRule="auto"/>
         <w:jc w:val="both"/>
@@ -6525,9 +6161,10 @@
     </w:p>
     <w:p>
       <w:pPr>
+        <w:pStyle w:val="PargrafodaLista"/>
         <w:numPr>
           <w:ilvl w:val="0"/>
-          <w:numId w:val="5"/>
+          <w:numId w:val="18"/>
         </w:numPr>
         <w:spacing w:before="100" w:beforeAutospacing="1" w:after="100" w:afterAutospacing="1" w:line="360" w:lineRule="auto"/>
         <w:jc w:val="both"/>
@@ -6550,9 +6187,10 @@
     </w:p>
     <w:p>
       <w:pPr>
+        <w:pStyle w:val="PargrafodaLista"/>
         <w:numPr>
           <w:ilvl w:val="0"/>
-          <w:numId w:val="5"/>
+          <w:numId w:val="18"/>
         </w:numPr>
         <w:spacing w:before="100" w:beforeAutospacing="1" w:after="100" w:afterAutospacing="1" w:line="360" w:lineRule="auto"/>
         <w:jc w:val="both"/>
@@ -6575,9 +6213,10 @@
     </w:p>
     <w:p>
       <w:pPr>
+        <w:pStyle w:val="PargrafodaLista"/>
         <w:numPr>
           <w:ilvl w:val="0"/>
-          <w:numId w:val="5"/>
+          <w:numId w:val="18"/>
         </w:numPr>
         <w:spacing w:before="100" w:beforeAutospacing="1" w:after="100" w:afterAutospacing="1" w:line="360" w:lineRule="auto"/>
         <w:jc w:val="both"/>
@@ -6600,28 +6239,13 @@
     </w:p>
     <w:p>
       <w:pPr>
-        <w:spacing w:before="100" w:beforeAutospacing="1" w:after="100" w:afterAutospacing="1" w:line="360" w:lineRule="auto"/>
-        <w:jc w:val="both"/>
-        <w:outlineLvl w:val="1"/>
-        <w:rPr>
-          <w:rFonts w:ascii="Times New Roman" w:eastAsia="Times New Roman" w:hAnsi="Times New Roman" w:cs="Times New Roman"/>
-          <w:b/>
-          <w:bCs/>
-          <w:sz w:val="24"/>
-          <w:szCs w:val="24"/>
-          <w:lang w:eastAsia="pt-BR"/>
-        </w:rPr>
-      </w:pPr>
-    </w:p>
-    <w:p>
-      <w:pPr>
         <w:pStyle w:val="Ttulo2"/>
         <w:rPr>
           <w:sz w:val="24"/>
           <w:szCs w:val="24"/>
         </w:rPr>
       </w:pPr>
-      <w:bookmarkStart w:id="41" w:name="_Toc233200646"/>
+      <w:bookmarkStart w:id="49" w:name="_Toc233360539"/>
       <w:r>
         <w:rPr>
           <w:sz w:val="24"/>
@@ -6629,7 +6253,7 @@
         </w:rPr>
         <w:t>4.3 Papéis e Responsabilidades</w:t>
       </w:r>
-      <w:bookmarkEnd w:id="41"/>
+      <w:bookmarkEnd w:id="49"/>
     </w:p>
     <w:tbl>
       <w:tblPr>
@@ -7023,28 +6647,13 @@
     </w:tbl>
     <w:p>
       <w:pPr>
-        <w:spacing w:before="100" w:beforeAutospacing="1" w:after="100" w:afterAutospacing="1" w:line="360" w:lineRule="auto"/>
-        <w:jc w:val="both"/>
-        <w:outlineLvl w:val="1"/>
-        <w:rPr>
-          <w:rFonts w:ascii="Times New Roman" w:eastAsia="Times New Roman" w:hAnsi="Times New Roman" w:cs="Times New Roman"/>
-          <w:b/>
-          <w:bCs/>
-          <w:sz w:val="24"/>
-          <w:szCs w:val="24"/>
-          <w:lang w:eastAsia="pt-BR"/>
-        </w:rPr>
-      </w:pPr>
-    </w:p>
-    <w:p>
-      <w:pPr>
         <w:pStyle w:val="Ttulo2"/>
         <w:rPr>
           <w:sz w:val="24"/>
           <w:szCs w:val="24"/>
         </w:rPr>
       </w:pPr>
-      <w:bookmarkStart w:id="42" w:name="_Toc233200647"/>
+      <w:bookmarkStart w:id="50" w:name="_Toc233360540"/>
       <w:r>
         <w:rPr>
           <w:sz w:val="24"/>
@@ -7052,7 +6661,7 @@
         </w:rPr>
         <w:t>4.4 Cronograma de Validação</w:t>
       </w:r>
-      <w:bookmarkEnd w:id="42"/>
+      <w:bookmarkEnd w:id="50"/>
     </w:p>
     <w:tbl>
       <w:tblPr>
@@ -7267,7 +6876,6 @@
                 <w:szCs w:val="24"/>
                 <w:lang w:eastAsia="pt-BR"/>
               </w:rPr>
-              <w:lastRenderedPageBreak/>
               <w:t>2</w:t>
             </w:r>
           </w:p>
@@ -7828,36 +7436,31 @@
     </w:tbl>
     <w:p>
       <w:pPr>
-        <w:spacing w:before="100" w:beforeAutospacing="1" w:after="100" w:afterAutospacing="1" w:line="360" w:lineRule="auto"/>
-        <w:jc w:val="both"/>
-        <w:outlineLvl w:val="1"/>
-        <w:rPr>
-          <w:rFonts w:ascii="Times New Roman" w:eastAsia="Times New Roman" w:hAnsi="Times New Roman" w:cs="Times New Roman"/>
-          <w:b/>
-          <w:bCs/>
-          <w:sz w:val="24"/>
-          <w:szCs w:val="24"/>
-          <w:lang w:eastAsia="pt-BR"/>
-        </w:rPr>
-      </w:pPr>
-    </w:p>
-    <w:p>
-      <w:pPr>
         <w:pStyle w:val="Ttulo2"/>
         <w:rPr>
           <w:sz w:val="24"/>
           <w:szCs w:val="24"/>
         </w:rPr>
       </w:pPr>
-      <w:bookmarkStart w:id="43" w:name="_Toc233200648"/>
-      <w:r>
-        <w:rPr>
-          <w:sz w:val="24"/>
-          <w:szCs w:val="24"/>
-        </w:rPr>
+      <w:bookmarkStart w:id="51" w:name="_Toc233360541"/>
+    </w:p>
+    <w:p>
+      <w:pPr>
+        <w:pStyle w:val="Ttulo2"/>
+        <w:rPr>
+          <w:sz w:val="24"/>
+          <w:szCs w:val="24"/>
+        </w:rPr>
+      </w:pPr>
+      <w:r>
+        <w:rPr>
+          <w:sz w:val="24"/>
+          <w:szCs w:val="24"/>
+        </w:rPr>
+        <w:lastRenderedPageBreak/>
         <w:t>4.5 Análise de Riscos</w:t>
       </w:r>
-      <w:bookmarkEnd w:id="43"/>
+      <w:bookmarkEnd w:id="51"/>
     </w:p>
     <w:tbl>
       <w:tblPr>
@@ -8508,17 +8111,7 @@
                 <w:szCs w:val="24"/>
                 <w:lang w:eastAsia="pt-BR"/>
               </w:rPr>
-              <w:t xml:space="preserve">. Definir limites claros </w:t>
-            </w:r>
-            <w:r>
-              <w:rPr>
-                <w:rFonts w:ascii="Times New Roman" w:eastAsia="Times New Roman" w:hAnsi="Times New Roman" w:cs="Times New Roman"/>
-                <w:sz w:val="24"/>
-                <w:szCs w:val="24"/>
-                <w:lang w:eastAsia="pt-BR"/>
-              </w:rPr>
-              <w:lastRenderedPageBreak/>
-              <w:t>para alertas automáticos de infraestrutura.</w:t>
+              <w:t>. Definir limites claros para alertas automáticos de infraestrutura.</w:t>
             </w:r>
           </w:p>
         </w:tc>
@@ -8549,7 +8142,6 @@
                 <w:szCs w:val="24"/>
                 <w:lang w:eastAsia="pt-BR"/>
               </w:rPr>
-              <w:lastRenderedPageBreak/>
               <w:t>R04</w:t>
             </w:r>
           </w:p>
@@ -8685,15 +8277,16 @@
           <w:szCs w:val="24"/>
         </w:rPr>
       </w:pPr>
-      <w:bookmarkStart w:id="44" w:name="_Toc233200649"/>
-      <w:r>
-        <w:rPr>
-          <w:sz w:val="24"/>
-          <w:szCs w:val="24"/>
-        </w:rPr>
+      <w:bookmarkStart w:id="52" w:name="_Toc233360542"/>
+      <w:r>
+        <w:rPr>
+          <w:sz w:val="24"/>
+          <w:szCs w:val="24"/>
+        </w:rPr>
+        <w:lastRenderedPageBreak/>
         <w:t>4.6 Evidências Técnicas Simuladas</w:t>
       </w:r>
-      <w:bookmarkEnd w:id="44"/>
+      <w:bookmarkEnd w:id="52"/>
     </w:p>
     <w:p>
       <w:pPr>
@@ -8712,8 +8305,9 @@
           <w:lang w:eastAsia="pt-BR"/>
         </w:rPr>
       </w:pPr>
-      <w:bookmarkStart w:id="45" w:name="_Toc230939248"/>
-      <w:bookmarkStart w:id="46" w:name="_Toc233200650"/>
+      <w:bookmarkStart w:id="53" w:name="_Toc230939248"/>
+      <w:bookmarkStart w:id="54" w:name="_Toc233200650"/>
+      <w:bookmarkStart w:id="55" w:name="_Toc233360543"/>
       <w:r>
         <w:rPr>
           <w:rFonts w:ascii="Times New Roman" w:eastAsia="Times New Roman" w:hAnsi="Times New Roman" w:cs="Times New Roman"/>
@@ -8723,8 +8317,9 @@
         </w:rPr>
         <w:t>Log de Execução de Teste Automatizado de API (Cenário de Sucesso):</w:t>
       </w:r>
-      <w:bookmarkEnd w:id="45"/>
-      <w:bookmarkEnd w:id="46"/>
+      <w:bookmarkEnd w:id="53"/>
+      <w:bookmarkEnd w:id="54"/>
+      <w:bookmarkEnd w:id="55"/>
     </w:p>
     <w:p>
       <w:pPr>
@@ -8740,8 +8335,9 @@
           <w:lang w:eastAsia="pt-BR"/>
         </w:rPr>
       </w:pPr>
-      <w:bookmarkStart w:id="47" w:name="_Toc230939249"/>
-      <w:bookmarkStart w:id="48" w:name="_Toc233200651"/>
+      <w:bookmarkStart w:id="56" w:name="_Toc230939249"/>
+      <w:bookmarkStart w:id="57" w:name="_Toc233200651"/>
+      <w:bookmarkStart w:id="58" w:name="_Toc233360544"/>
       <w:r>
         <w:rPr>
           <w:rFonts w:ascii="Times New Roman" w:eastAsia="Times New Roman" w:hAnsi="Times New Roman" w:cs="Times New Roman"/>
@@ -8788,8 +8384,9 @@
           </wp:inline>
         </w:drawing>
       </w:r>
-      <w:bookmarkEnd w:id="47"/>
-      <w:bookmarkEnd w:id="48"/>
+      <w:bookmarkEnd w:id="56"/>
+      <w:bookmarkEnd w:id="57"/>
+      <w:bookmarkEnd w:id="58"/>
     </w:p>
     <w:p>
       <w:pPr>
@@ -8806,6 +8403,7 @@
           <w:lang w:eastAsia="pt-BR"/>
         </w:rPr>
       </w:pPr>
+      <w:bookmarkStart w:id="59" w:name="_Toc233360545"/>
       <w:r>
         <w:rPr>
           <w:rFonts w:ascii="Times New Roman" w:eastAsia="Times New Roman" w:hAnsi="Times New Roman" w:cs="Times New Roman"/>
@@ -8818,6 +8416,7 @@
         </w:rPr>
         <w:t>4.7 Links Públicos para Autoria de Evidências</w:t>
       </w:r>
+      <w:bookmarkEnd w:id="59"/>
     </w:p>
     <w:p>
       <w:pPr>
@@ -8837,6 +8436,7 @@
           <w:lang w:eastAsia="pt-BR"/>
         </w:rPr>
       </w:pPr>
+      <w:bookmarkStart w:id="60" w:name="_Toc233360546"/>
       <w:r>
         <w:rPr>
           <w:rFonts w:ascii="Times New Roman" w:eastAsia="Times New Roman" w:hAnsi="Times New Roman" w:cs="Times New Roman"/>
@@ -8891,6 +8491,7 @@
         </w:rPr>
         <w:t>;</w:t>
       </w:r>
+      <w:bookmarkEnd w:id="60"/>
     </w:p>
     <w:p>
       <w:pPr>
@@ -8910,6 +8511,7 @@
           <w:lang w:eastAsia="pt-BR"/>
         </w:rPr>
       </w:pPr>
+      <w:bookmarkStart w:id="61" w:name="_Toc233360547"/>
       <w:r>
         <w:rPr>
           <w:rFonts w:ascii="Times New Roman" w:eastAsia="Times New Roman" w:hAnsi="Times New Roman" w:cs="Times New Roman"/>
@@ -8998,6 +8600,7 @@
         </w:rPr>
         <w:t>.</w:t>
       </w:r>
+      <w:bookmarkEnd w:id="61"/>
     </w:p>
     <w:p>
       <w:pPr>
@@ -9023,7 +8626,7 @@
           <w:szCs w:val="24"/>
         </w:rPr>
       </w:pPr>
-      <w:bookmarkStart w:id="49" w:name="_Toc233200652"/>
+      <w:bookmarkStart w:id="62" w:name="_Toc233360548"/>
       <w:r>
         <w:rPr>
           <w:sz w:val="24"/>
@@ -9031,7 +8634,7 @@
         </w:rPr>
         <w:t>5. PLANO DE TESTES E ESTRATÉGIA DE VALIDAÇÃO</w:t>
       </w:r>
-      <w:bookmarkEnd w:id="49"/>
+      <w:bookmarkEnd w:id="62"/>
     </w:p>
     <w:p>
       <w:pPr>
@@ -9041,7 +8644,7 @@
           <w:szCs w:val="24"/>
         </w:rPr>
       </w:pPr>
-      <w:bookmarkStart w:id="50" w:name="_Toc233200653"/>
+      <w:bookmarkStart w:id="63" w:name="_Toc233360549"/>
       <w:r>
         <w:rPr>
           <w:sz w:val="24"/>
@@ -9049,7 +8652,7 @@
         </w:rPr>
         <w:t>5.1 Diagrama de Caso de Uso</w:t>
       </w:r>
-      <w:bookmarkEnd w:id="50"/>
+      <w:bookmarkEnd w:id="63"/>
     </w:p>
     <w:p>
       <w:pPr>
@@ -9066,8 +8669,9 @@
           <w:lang w:eastAsia="pt-BR"/>
         </w:rPr>
       </w:pPr>
-      <w:bookmarkStart w:id="51" w:name="_Toc230939252"/>
-      <w:bookmarkStart w:id="52" w:name="_Toc233200654"/>
+      <w:bookmarkStart w:id="64" w:name="_Toc230939252"/>
+      <w:bookmarkStart w:id="65" w:name="_Toc233200654"/>
+      <w:bookmarkStart w:id="66" w:name="_Toc233360550"/>
       <w:r>
         <w:rPr>
           <w:rFonts w:ascii="Times New Roman" w:hAnsi="Times New Roman" w:cs="Times New Roman"/>
@@ -9075,7 +8679,6 @@
           <w:sz w:val="24"/>
           <w:szCs w:val="24"/>
         </w:rPr>
-        <w:lastRenderedPageBreak/>
         <w:drawing>
           <wp:inline distT="0" distB="0" distL="0" distR="0" wp14:anchorId="3463799B" wp14:editId="351720FC">
             <wp:extent cx="5556752" cy="2952750"/>
@@ -9125,8 +8728,9 @@
           </wp:inline>
         </w:drawing>
       </w:r>
-      <w:bookmarkEnd w:id="51"/>
-      <w:bookmarkEnd w:id="52"/>
+      <w:bookmarkEnd w:id="64"/>
+      <w:bookmarkEnd w:id="65"/>
+      <w:bookmarkEnd w:id="66"/>
     </w:p>
     <w:p>
       <w:pPr>
@@ -9136,15 +8740,16 @@
           <w:szCs w:val="24"/>
         </w:rPr>
       </w:pPr>
-      <w:bookmarkStart w:id="53" w:name="_Toc233200655"/>
-      <w:r>
-        <w:rPr>
-          <w:sz w:val="24"/>
-          <w:szCs w:val="24"/>
-        </w:rPr>
+      <w:bookmarkStart w:id="67" w:name="_Toc233360551"/>
+      <w:r>
+        <w:rPr>
+          <w:sz w:val="24"/>
+          <w:szCs w:val="24"/>
+        </w:rPr>
+        <w:lastRenderedPageBreak/>
         <w:t>5.2 Descrição detalhada do Caso de Uso (UC02)</w:t>
       </w:r>
-      <w:bookmarkEnd w:id="53"/>
+      <w:bookmarkEnd w:id="67"/>
     </w:p>
     <w:p>
       <w:pPr>
@@ -9428,7 +9033,6 @@
           <w:sz w:val="24"/>
           <w:szCs w:val="24"/>
         </w:rPr>
-        <w:lastRenderedPageBreak/>
         <w:t>O cliente navega pelo cardápio digital do canal escolhido e adiciona os itens desejados ao carrinho de compras.</w:t>
       </w:r>
     </w:p>
@@ -9626,6 +9230,7 @@
           <w:sz w:val="24"/>
           <w:szCs w:val="24"/>
         </w:rPr>
+        <w:lastRenderedPageBreak/>
         <w:t>O sistema altera o status do pedido para "Confirmado", gera o número do pedido, exibe a estimativa de tempo e envia o pedido para a cozinha.</w:t>
       </w:r>
     </w:p>
@@ -9664,19 +9269,6 @@
           <w:szCs w:val="24"/>
         </w:rPr>
       </w:pPr>
-    </w:p>
-    <w:p>
-      <w:pPr>
-        <w:spacing w:line="360" w:lineRule="auto"/>
-        <w:jc w:val="both"/>
-        <w:rPr>
-          <w:rFonts w:ascii="Times New Roman" w:hAnsi="Times New Roman" w:cs="Times New Roman"/>
-          <w:b/>
-          <w:bCs/>
-          <w:sz w:val="24"/>
-          <w:szCs w:val="24"/>
-        </w:rPr>
-      </w:pPr>
       <w:r>
         <w:rPr>
           <w:rFonts w:ascii="Times New Roman" w:hAnsi="Times New Roman" w:cs="Times New Roman"/>
@@ -9873,7 +9465,6 @@
           <w:sz w:val="24"/>
           <w:szCs w:val="24"/>
         </w:rPr>
-        <w:lastRenderedPageBreak/>
         <w:t>O sistema exibe uma mensagem de erro clara e amigável ao usuário na interface informando o motivo da falha.</w:t>
       </w:r>
     </w:p>
@@ -9912,19 +9503,6 @@
           <w:szCs w:val="24"/>
         </w:rPr>
       </w:pPr>
-    </w:p>
-    <w:p>
-      <w:pPr>
-        <w:spacing w:line="360" w:lineRule="auto"/>
-        <w:jc w:val="both"/>
-        <w:rPr>
-          <w:rFonts w:ascii="Times New Roman" w:hAnsi="Times New Roman" w:cs="Times New Roman"/>
-          <w:b/>
-          <w:bCs/>
-          <w:sz w:val="24"/>
-          <w:szCs w:val="24"/>
-        </w:rPr>
-      </w:pPr>
       <w:r>
         <w:rPr>
           <w:rFonts w:ascii="Times New Roman" w:hAnsi="Times New Roman" w:cs="Times New Roman"/>
@@ -10059,12 +9637,13 @@
           <w:szCs w:val="24"/>
         </w:rPr>
       </w:pPr>
-      <w:bookmarkStart w:id="54" w:name="_Toc233200656"/>
-      <w:r>
-        <w:rPr>
-          <w:sz w:val="24"/>
-          <w:szCs w:val="24"/>
-        </w:rPr>
+      <w:bookmarkStart w:id="68" w:name="_Toc233360552"/>
+      <w:r>
+        <w:rPr>
+          <w:sz w:val="24"/>
+          <w:szCs w:val="24"/>
+        </w:rPr>
+        <w:lastRenderedPageBreak/>
         <w:t>5.</w:t>
       </w:r>
       <w:r>
@@ -10081,7 +9660,7 @@
         </w:rPr>
         <w:t xml:space="preserve"> Matriz de Cenários de Teste</w:t>
       </w:r>
-      <w:bookmarkEnd w:id="54"/>
+      <w:bookmarkEnd w:id="68"/>
     </w:p>
     <w:tbl>
       <w:tblPr>
@@ -11293,7 +10872,6 @@
                 <w:szCs w:val="24"/>
                 <w:lang w:eastAsia="pt-BR"/>
               </w:rPr>
-              <w:lastRenderedPageBreak/>
               <w:t>CT07</w:t>
             </w:r>
           </w:p>
@@ -11929,28 +11507,13 @@
     </w:tbl>
     <w:p>
       <w:pPr>
-        <w:spacing w:before="100" w:beforeAutospacing="1" w:after="100" w:afterAutospacing="1" w:line="360" w:lineRule="auto"/>
-        <w:jc w:val="both"/>
-        <w:outlineLvl w:val="1"/>
-        <w:rPr>
-          <w:rFonts w:ascii="Times New Roman" w:eastAsia="Times New Roman" w:hAnsi="Times New Roman" w:cs="Times New Roman"/>
-          <w:b/>
-          <w:bCs/>
-          <w:sz w:val="24"/>
-          <w:szCs w:val="24"/>
-          <w:lang w:eastAsia="pt-BR"/>
-        </w:rPr>
-      </w:pPr>
-    </w:p>
-    <w:p>
-      <w:pPr>
         <w:pStyle w:val="Ttulo2"/>
         <w:rPr>
           <w:sz w:val="24"/>
           <w:szCs w:val="24"/>
         </w:rPr>
       </w:pPr>
-      <w:bookmarkStart w:id="55" w:name="_Toc233200657"/>
+      <w:bookmarkStart w:id="69" w:name="_Toc233360553"/>
       <w:r>
         <w:rPr>
           <w:sz w:val="24"/>
@@ -11986,7 +11549,7 @@
         </w:rPr>
         <w:t>Requisito</w:t>
       </w:r>
-      <w:bookmarkEnd w:id="55"/>
+      <w:bookmarkEnd w:id="69"/>
     </w:p>
     <w:tbl>
       <w:tblPr>
@@ -12533,6 +12096,7 @@
                 <w:szCs w:val="24"/>
                 <w:lang w:eastAsia="pt-BR"/>
               </w:rPr>
+              <w:lastRenderedPageBreak/>
               <w:t>RF07</w:t>
             </w:r>
           </w:p>
@@ -12772,28 +12336,13 @@
     </w:tbl>
     <w:p>
       <w:pPr>
-        <w:spacing w:before="100" w:beforeAutospacing="1" w:after="100" w:afterAutospacing="1" w:line="360" w:lineRule="auto"/>
-        <w:jc w:val="both"/>
-        <w:outlineLvl w:val="1"/>
-        <w:rPr>
-          <w:rFonts w:ascii="Times New Roman" w:eastAsia="Times New Roman" w:hAnsi="Times New Roman" w:cs="Times New Roman"/>
-          <w:b/>
-          <w:bCs/>
-          <w:sz w:val="24"/>
-          <w:szCs w:val="24"/>
-          <w:lang w:eastAsia="pt-BR"/>
-        </w:rPr>
-      </w:pPr>
-    </w:p>
-    <w:p>
-      <w:pPr>
         <w:pStyle w:val="Ttulo2"/>
         <w:rPr>
           <w:sz w:val="24"/>
           <w:szCs w:val="24"/>
         </w:rPr>
       </w:pPr>
-      <w:bookmarkStart w:id="56" w:name="_Toc233200658"/>
+      <w:bookmarkStart w:id="70" w:name="_Toc233360554"/>
       <w:r>
         <w:rPr>
           <w:sz w:val="24"/>
@@ -12815,7 +12364,7 @@
         </w:rPr>
         <w:t xml:space="preserve"> Ferramentas Utilizadas</w:t>
       </w:r>
-      <w:bookmarkEnd w:id="56"/>
+      <w:bookmarkEnd w:id="70"/>
     </w:p>
     <w:tbl>
       <w:tblPr>
@@ -13186,16 +12735,7 @@
           <w:szCs w:val="24"/>
         </w:rPr>
       </w:pPr>
-    </w:p>
-    <w:p>
-      <w:pPr>
-        <w:pStyle w:val="Ttulo2"/>
-        <w:rPr>
-          <w:sz w:val="24"/>
-          <w:szCs w:val="24"/>
-        </w:rPr>
-      </w:pPr>
-      <w:bookmarkStart w:id="57" w:name="_Toc233200659"/>
+      <w:bookmarkStart w:id="71" w:name="_Toc233360555"/>
       <w:r>
         <w:rPr>
           <w:sz w:val="24"/>
@@ -13232,17 +12772,17 @@
         </w:rPr>
         <w:t>Mock</w:t>
       </w:r>
-      <w:bookmarkEnd w:id="57"/>
+      <w:bookmarkEnd w:id="71"/>
       <w:proofErr w:type="spellEnd"/>
     </w:p>
     <w:p>
       <w:pPr>
         <w:pStyle w:val="NormalWeb"/>
         <w:spacing w:line="360" w:lineRule="auto"/>
+        <w:ind w:firstLine="708"/>
         <w:jc w:val="both"/>
       </w:pPr>
       <w:r>
-        <w:lastRenderedPageBreak/>
         <w:t>Para a validação do fluxo de pagamento multicanal (Aplicativo, Totem e Balcão) sem a necessidade de gerar transações financeiras reais ou depender da estabilidade de servidores de terceiros durante a execução dos testes, a equipe de QA mapeou e utilizou um ambiente simulado (</w:t>
       </w:r>
       <w:proofErr w:type="spellStart"/>
@@ -13262,6 +12802,7 @@
       <w:pPr>
         <w:pStyle w:val="NormalWeb"/>
         <w:spacing w:line="360" w:lineRule="auto"/>
+        <w:ind w:firstLine="708"/>
         <w:jc w:val="both"/>
       </w:pPr>
       <w:r>
@@ -13392,6 +12933,7 @@
         <w:jc w:val="both"/>
       </w:pPr>
       <w:r>
+        <w:lastRenderedPageBreak/>
         <w:t xml:space="preserve">  "</w:t>
       </w:r>
       <w:proofErr w:type="spellStart"/>
@@ -13509,22 +13051,13 @@
     </w:p>
     <w:p>
       <w:pPr>
-        <w:pStyle w:val="Ttulo2"/>
-        <w:rPr>
-          <w:sz w:val="24"/>
-          <w:szCs w:val="24"/>
-        </w:rPr>
-      </w:pPr>
-    </w:p>
-    <w:p>
-      <w:pPr>
         <w:pStyle w:val="Ttulo1"/>
         <w:rPr>
           <w:sz w:val="24"/>
           <w:szCs w:val="24"/>
         </w:rPr>
       </w:pPr>
-      <w:bookmarkStart w:id="58" w:name="_Toc233200660"/>
+      <w:bookmarkStart w:id="72" w:name="_Toc233360556"/>
       <w:r>
         <w:rPr>
           <w:sz w:val="24"/>
@@ -13532,7 +13065,7 @@
         </w:rPr>
         <w:t>6. MÉTRICAS E INDICADORES DE QUALIDADE</w:t>
       </w:r>
-      <w:bookmarkEnd w:id="58"/>
+      <w:bookmarkEnd w:id="72"/>
     </w:p>
     <w:tbl>
       <w:tblPr>
@@ -14676,7 +14209,7 @@
           <w:szCs w:val="24"/>
         </w:rPr>
       </w:pPr>
-      <w:bookmarkStart w:id="59" w:name="_Toc233200661"/>
+      <w:bookmarkStart w:id="73" w:name="_Toc233360557"/>
       <w:r>
         <w:rPr>
           <w:sz w:val="24"/>
@@ -14684,7 +14217,7 @@
         </w:rPr>
         <w:t>7. LGPD E SEGURANÇA DA INFORMAÇÃO</w:t>
       </w:r>
-      <w:bookmarkEnd w:id="59"/>
+      <w:bookmarkEnd w:id="73"/>
     </w:p>
     <w:p>
       <w:pPr>
@@ -14734,8 +14267,49 @@
           <w:sz w:val="24"/>
           <w:szCs w:val="24"/>
         </w:rPr>
-        <w:t xml:space="preserve">, garantindo que a segurança e a conformidade com a Lei Geral de Proteção de Dados (Lei nº 13.709/2018) sejam componentes nativos da arquitetura de software, e não apenas propriedades adicionadas posteriormente. </w:t>
-      </w:r>
+        <w:t xml:space="preserve">, garantindo que a segurança e a conformidade com a Lei Geral de Proteção </w:t>
+      </w:r>
+      <w:r>
+        <w:rPr>
+          <w:rFonts w:ascii="Times New Roman" w:hAnsi="Times New Roman" w:cs="Times New Roman"/>
+          <w:sz w:val="24"/>
+          <w:szCs w:val="24"/>
+        </w:rPr>
+        <w:lastRenderedPageBreak/>
+        <w:t xml:space="preserve">de Dados (Lei nº 13.709/2018) sejam componentes nativos da arquitetura de software, e não apenas propriedades adicionadas posteriormente. </w:t>
+      </w:r>
+    </w:p>
+    <w:p>
+      <w:pPr>
+        <w:pStyle w:val="Ttulo2"/>
+        <w:rPr>
+          <w:sz w:val="24"/>
+          <w:szCs w:val="24"/>
+        </w:rPr>
+      </w:pPr>
+      <w:bookmarkStart w:id="74" w:name="_Toc233360558"/>
+      <w:r>
+        <w:rPr>
+          <w:sz w:val="24"/>
+          <w:szCs w:val="24"/>
+        </w:rPr>
+        <w:t>7</w:t>
+      </w:r>
+      <w:r>
+        <w:rPr>
+          <w:sz w:val="24"/>
+          <w:szCs w:val="24"/>
+        </w:rPr>
+        <w:t>.</w:t>
+      </w:r>
+      <w:r>
+        <w:rPr>
+          <w:sz w:val="24"/>
+          <w:szCs w:val="24"/>
+        </w:rPr>
+        <w:t>1 Mapeamento e Classificação de Dados Coletados</w:t>
+      </w:r>
+      <w:bookmarkEnd w:id="74"/>
     </w:p>
     <w:p>
       <w:pPr>
@@ -14749,51 +14323,6 @@
           <w:szCs w:val="24"/>
         </w:rPr>
       </w:pPr>
-    </w:p>
-    <w:p>
-      <w:pPr>
-        <w:pStyle w:val="Ttulo2"/>
-        <w:rPr>
-          <w:sz w:val="24"/>
-          <w:szCs w:val="24"/>
-        </w:rPr>
-      </w:pPr>
-      <w:bookmarkStart w:id="60" w:name="_Toc233200662"/>
-      <w:r>
-        <w:rPr>
-          <w:sz w:val="24"/>
-          <w:szCs w:val="24"/>
-        </w:rPr>
-        <w:t>7</w:t>
-      </w:r>
-      <w:r>
-        <w:rPr>
-          <w:sz w:val="24"/>
-          <w:szCs w:val="24"/>
-        </w:rPr>
-        <w:t>.</w:t>
-      </w:r>
-      <w:r>
-        <w:rPr>
-          <w:sz w:val="24"/>
-          <w:szCs w:val="24"/>
-        </w:rPr>
-        <w:t>1 Mapeamento e Classificação de Dados Coletados</w:t>
-      </w:r>
-      <w:bookmarkEnd w:id="60"/>
-    </w:p>
-    <w:p>
-      <w:pPr>
-        <w:shd w:val="clear" w:color="auto" w:fill="FFFFFF" w:themeFill="background1"/>
-        <w:spacing w:line="360" w:lineRule="auto"/>
-        <w:ind w:firstLine="708"/>
-        <w:jc w:val="both"/>
-        <w:rPr>
-          <w:rFonts w:ascii="Times New Roman" w:hAnsi="Times New Roman" w:cs="Times New Roman"/>
-          <w:sz w:val="24"/>
-          <w:szCs w:val="24"/>
-        </w:rPr>
-      </w:pPr>
       <w:r>
         <w:rPr>
           <w:rFonts w:ascii="Times New Roman" w:hAnsi="Times New Roman" w:cs="Times New Roman"/>
@@ -14836,16 +14365,7 @@
           <w:sz w:val="24"/>
           <w:szCs w:val="24"/>
         </w:rPr>
-        <w:t xml:space="preserve"> Tokens de cartão de crédito e dados de transação trafegados </w:t>
-      </w:r>
-      <w:r>
-        <w:rPr>
-          <w:rFonts w:ascii="Times New Roman" w:hAnsi="Times New Roman" w:cs="Times New Roman"/>
-          <w:sz w:val="24"/>
-          <w:szCs w:val="24"/>
-        </w:rPr>
-        <w:lastRenderedPageBreak/>
-        <w:t xml:space="preserve">com o Gateway de Pagamento. </w:t>
+        <w:t xml:space="preserve"> Tokens de cartão de crédito e dados de transação trafegados com o Gateway de Pagamento. </w:t>
       </w:r>
       <w:r>
         <w:rPr>
@@ -14868,27 +14388,13 @@
     </w:p>
     <w:p>
       <w:pPr>
-        <w:shd w:val="clear" w:color="auto" w:fill="FFFFFF" w:themeFill="background1"/>
-        <w:spacing w:line="360" w:lineRule="auto"/>
-        <w:jc w:val="both"/>
-        <w:rPr>
-          <w:rFonts w:ascii="Times New Roman" w:hAnsi="Times New Roman" w:cs="Times New Roman"/>
-          <w:b/>
-          <w:bCs/>
-          <w:sz w:val="24"/>
-          <w:szCs w:val="24"/>
-        </w:rPr>
-      </w:pPr>
-    </w:p>
-    <w:p>
-      <w:pPr>
         <w:pStyle w:val="Ttulo2"/>
         <w:rPr>
           <w:sz w:val="24"/>
           <w:szCs w:val="24"/>
         </w:rPr>
       </w:pPr>
-      <w:bookmarkStart w:id="61" w:name="_Toc233200663"/>
+      <w:bookmarkStart w:id="75" w:name="_Toc233360559"/>
       <w:r>
         <w:rPr>
           <w:sz w:val="24"/>
@@ -14896,7 +14402,7 @@
         </w:rPr>
         <w:t>7.2 Estratégia de Mitigação e Testes de Privacidade (QA focado em LGPD)</w:t>
       </w:r>
-      <w:bookmarkEnd w:id="61"/>
+      <w:bookmarkEnd w:id="75"/>
     </w:p>
     <w:p>
       <w:pPr>
@@ -15188,7 +14694,16 @@
           <w:sz w:val="24"/>
           <w:szCs w:val="24"/>
         </w:rPr>
-        <w:t xml:space="preserve">), foi validado o comportamento do sistema diante de falhas de segurança do próprio Gateway externo de pagamentos, certificando que, mesmo em cenários de instabilidade na API do parceiro, nenhum dado residual do cartão do cliente fique retido na memória local dos totens físicos ou do aplicativo móvel. </w:t>
+        <w:t xml:space="preserve">), foi validado o comportamento do sistema diante de falhas de segurança do próprio </w:t>
+      </w:r>
+      <w:r>
+        <w:rPr>
+          <w:rFonts w:ascii="Times New Roman" w:hAnsi="Times New Roman" w:cs="Times New Roman"/>
+          <w:sz w:val="24"/>
+          <w:szCs w:val="24"/>
+        </w:rPr>
+        <w:lastRenderedPageBreak/>
+        <w:t xml:space="preserve">Gateway externo de pagamentos, certificando que, mesmo em cenários de instabilidade na API do parceiro, nenhum dado residual do cartão do cliente fique retido na memória local dos totens físicos ou do aplicativo móvel. </w:t>
       </w:r>
     </w:p>
     <w:p>
@@ -15215,7 +14730,7 @@
           <w:szCs w:val="24"/>
         </w:rPr>
       </w:pPr>
-      <w:bookmarkStart w:id="62" w:name="_Toc233200664"/>
+      <w:bookmarkStart w:id="76" w:name="_Toc233360560"/>
       <w:r>
         <w:rPr>
           <w:sz w:val="24"/>
@@ -15223,7 +14738,7 @@
         </w:rPr>
         <w:t>8. RELATÓRIO DE CONFORMIDADE</w:t>
       </w:r>
-      <w:bookmarkEnd w:id="62"/>
+      <w:bookmarkEnd w:id="76"/>
     </w:p>
     <w:tbl>
       <w:tblPr>
@@ -15347,7 +14862,6 @@
                 <w:sz w:val="24"/>
                 <w:szCs w:val="24"/>
               </w:rPr>
-              <w:lastRenderedPageBreak/>
               <w:t>Requisitos Funcionais</w:t>
             </w:r>
           </w:p>
@@ -15873,7 +15387,7 @@
           <w:szCs w:val="24"/>
         </w:rPr>
       </w:pPr>
-      <w:bookmarkStart w:id="63" w:name="_Toc233200665"/>
+      <w:bookmarkStart w:id="77" w:name="_Toc233360561"/>
       <w:r>
         <w:rPr>
           <w:sz w:val="24"/>
@@ -15888,7 +15402,7 @@
         </w:rPr>
         <w:t>. CONCLUSÃO</w:t>
       </w:r>
-      <w:bookmarkEnd w:id="63"/>
+      <w:bookmarkEnd w:id="77"/>
     </w:p>
     <w:p>
       <w:pPr>
@@ -15980,12 +15494,31 @@
           <w:szCs w:val="24"/>
         </w:rPr>
       </w:pPr>
-      <w:bookmarkStart w:id="64" w:name="_Toc233200666"/>
-      <w:r>
-        <w:rPr>
-          <w:sz w:val="24"/>
-          <w:szCs w:val="24"/>
-        </w:rPr>
+      <w:bookmarkStart w:id="78" w:name="_Toc233360562"/>
+    </w:p>
+    <w:p>
+      <w:pPr>
+        <w:pStyle w:val="Ttulo1"/>
+        <w:rPr>
+          <w:sz w:val="24"/>
+          <w:szCs w:val="24"/>
+        </w:rPr>
+      </w:pPr>
+    </w:p>
+    <w:p>
+      <w:pPr>
+        <w:pStyle w:val="Ttulo1"/>
+        <w:rPr>
+          <w:sz w:val="24"/>
+          <w:szCs w:val="24"/>
+        </w:rPr>
+      </w:pPr>
+      <w:r>
+        <w:rPr>
+          <w:sz w:val="24"/>
+          <w:szCs w:val="24"/>
+        </w:rPr>
+        <w:lastRenderedPageBreak/>
         <w:t>10</w:t>
       </w:r>
       <w:r>
@@ -15995,7 +15528,7 @@
         </w:rPr>
         <w:t>. REFERÊNCIAS BIBLIOGRÁFICAS</w:t>
       </w:r>
-      <w:bookmarkEnd w:id="64"/>
+      <w:bookmarkEnd w:id="78"/>
     </w:p>
     <w:p>
       <w:pPr>
@@ -16118,7 +15651,6 @@
           <w:szCs w:val="24"/>
           <w:lang w:eastAsia="pt-BR"/>
         </w:rPr>
-        <w:lastRenderedPageBreak/>
         <w:t>PRESSMAN, Roger S. Engenharia de Software: uma abordagem profissional. 8. ed. Porto Alegre: AMGH, 2016.</w:t>
       </w:r>
     </w:p>
@@ -16167,7 +15699,7 @@
           <w:szCs w:val="24"/>
         </w:rPr>
       </w:pPr>
-      <w:bookmarkStart w:id="65" w:name="_Toc233200667"/>
+      <w:bookmarkStart w:id="79" w:name="_Toc233360563"/>
       <w:r>
         <w:rPr>
           <w:sz w:val="24"/>
@@ -16175,7 +15707,7 @@
         </w:rPr>
         <w:t>DECLARAÇÃO DE USO DE IA</w:t>
       </w:r>
-      <w:bookmarkEnd w:id="65"/>
+      <w:bookmarkEnd w:id="79"/>
     </w:p>
     <w:p>
       <w:pPr>
@@ -17797,6 +17329,92 @@
     </w:lvl>
   </w:abstractNum>
   <w:abstractNum w:abstractNumId="11" w15:restartNumberingAfterBreak="0">
+    <w:nsid w:val="69971EBC"/>
+    <w:multiLevelType w:val="hybridMultilevel"/>
+    <w:tmpl w:val="AD72A094"/>
+    <w:lvl w:ilvl="0" w:tplc="0416000F">
+      <w:start w:val="1"/>
+      <w:numFmt w:val="decimal"/>
+      <w:lvlText w:val="%1."/>
+      <w:lvlJc w:val="left"/>
+      <w:pPr>
+        <w:ind w:left="720" w:hanging="360"/>
+      </w:pPr>
+    </w:lvl>
+    <w:lvl w:ilvl="1" w:tplc="04160019" w:tentative="1">
+      <w:start w:val="1"/>
+      <w:numFmt w:val="lowerLetter"/>
+      <w:lvlText w:val="%2."/>
+      <w:lvlJc w:val="left"/>
+      <w:pPr>
+        <w:ind w:left="1440" w:hanging="360"/>
+      </w:pPr>
+    </w:lvl>
+    <w:lvl w:ilvl="2" w:tplc="0416001B" w:tentative="1">
+      <w:start w:val="1"/>
+      <w:numFmt w:val="lowerRoman"/>
+      <w:lvlText w:val="%3."/>
+      <w:lvlJc w:val="right"/>
+      <w:pPr>
+        <w:ind w:left="2160" w:hanging="180"/>
+      </w:pPr>
+    </w:lvl>
+    <w:lvl w:ilvl="3" w:tplc="0416000F" w:tentative="1">
+      <w:start w:val="1"/>
+      <w:numFmt w:val="decimal"/>
+      <w:lvlText w:val="%4."/>
+      <w:lvlJc w:val="left"/>
+      <w:pPr>
+        <w:ind w:left="2880" w:hanging="360"/>
+      </w:pPr>
+    </w:lvl>
+    <w:lvl w:ilvl="4" w:tplc="04160019" w:tentative="1">
+      <w:start w:val="1"/>
+      <w:numFmt w:val="lowerLetter"/>
+      <w:lvlText w:val="%5."/>
+      <w:lvlJc w:val="left"/>
+      <w:pPr>
+        <w:ind w:left="3600" w:hanging="360"/>
+      </w:pPr>
+    </w:lvl>
+    <w:lvl w:ilvl="5" w:tplc="0416001B" w:tentative="1">
+      <w:start w:val="1"/>
+      <w:numFmt w:val="lowerRoman"/>
+      <w:lvlText w:val="%6."/>
+      <w:lvlJc w:val="right"/>
+      <w:pPr>
+        <w:ind w:left="4320" w:hanging="180"/>
+      </w:pPr>
+    </w:lvl>
+    <w:lvl w:ilvl="6" w:tplc="0416000F" w:tentative="1">
+      <w:start w:val="1"/>
+      <w:numFmt w:val="decimal"/>
+      <w:lvlText w:val="%7."/>
+      <w:lvlJc w:val="left"/>
+      <w:pPr>
+        <w:ind w:left="5040" w:hanging="360"/>
+      </w:pPr>
+    </w:lvl>
+    <w:lvl w:ilvl="7" w:tplc="04160019" w:tentative="1">
+      <w:start w:val="1"/>
+      <w:numFmt w:val="lowerLetter"/>
+      <w:lvlText w:val="%8."/>
+      <w:lvlJc w:val="left"/>
+      <w:pPr>
+        <w:ind w:left="5760" w:hanging="360"/>
+      </w:pPr>
+    </w:lvl>
+    <w:lvl w:ilvl="8" w:tplc="0416001B" w:tentative="1">
+      <w:start w:val="1"/>
+      <w:numFmt w:val="lowerRoman"/>
+      <w:lvlText w:val="%9."/>
+      <w:lvlJc w:val="right"/>
+      <w:pPr>
+        <w:ind w:left="6480" w:hanging="180"/>
+      </w:pPr>
+    </w:lvl>
+  </w:abstractNum>
+  <w:abstractNum w:abstractNumId="12" w15:restartNumberingAfterBreak="0">
     <w:nsid w:val="6ACF486D"/>
     <w:multiLevelType w:val="hybridMultilevel"/>
     <w:tmpl w:val="A5842FFE"/>
@@ -17882,7 +17500,7 @@
       </w:pPr>
     </w:lvl>
   </w:abstractNum>
-  <w:abstractNum w:abstractNumId="12" w15:restartNumberingAfterBreak="0">
+  <w:abstractNum w:abstractNumId="13" w15:restartNumberingAfterBreak="0">
     <w:nsid w:val="6D797FBB"/>
     <w:multiLevelType w:val="multilevel"/>
     <w:tmpl w:val="1F72B2F2"/>
@@ -18031,7 +17649,7 @@
       </w:rPr>
     </w:lvl>
   </w:abstractNum>
-  <w:abstractNum w:abstractNumId="13" w15:restartNumberingAfterBreak="0">
+  <w:abstractNum w:abstractNumId="14" w15:restartNumberingAfterBreak="0">
     <w:nsid w:val="71CB3B40"/>
     <w:multiLevelType w:val="multilevel"/>
     <w:tmpl w:val="9D36A520"/>
@@ -18144,7 +17762,7 @@
       </w:pPr>
     </w:lvl>
   </w:abstractNum>
-  <w:abstractNum w:abstractNumId="14" w15:restartNumberingAfterBreak="0">
+  <w:abstractNum w:abstractNumId="15" w15:restartNumberingAfterBreak="0">
     <w:nsid w:val="790D35E5"/>
     <w:multiLevelType w:val="multilevel"/>
     <w:tmpl w:val="91446D9A"/>
@@ -18293,7 +17911,7 @@
       </w:rPr>
     </w:lvl>
   </w:abstractNum>
-  <w:abstractNum w:abstractNumId="15" w15:restartNumberingAfterBreak="0">
+  <w:abstractNum w:abstractNumId="16" w15:restartNumberingAfterBreak="0">
     <w:nsid w:val="7A25365D"/>
     <w:multiLevelType w:val="hybridMultilevel"/>
     <w:tmpl w:val="801AD74A"/>
@@ -18422,19 +18040,19 @@
     <w:abstractNumId w:val="9"/>
   </w:num>
   <w:num w:numId="6" w16cid:durableId="1205826779">
-    <w:abstractNumId w:val="12"/>
+    <w:abstractNumId w:val="13"/>
   </w:num>
   <w:num w:numId="7" w16cid:durableId="1371998934">
     <w:abstractNumId w:val="8"/>
   </w:num>
   <w:num w:numId="8" w16cid:durableId="1385173742">
-    <w:abstractNumId w:val="11"/>
+    <w:abstractNumId w:val="12"/>
   </w:num>
   <w:num w:numId="9" w16cid:durableId="1447697018">
     <w:abstractNumId w:val="1"/>
   </w:num>
   <w:num w:numId="10" w16cid:durableId="141237674">
-    <w:abstractNumId w:val="14"/>
+    <w:abstractNumId w:val="15"/>
   </w:num>
   <w:num w:numId="11" w16cid:durableId="1104379364">
     <w:abstractNumId w:val="5"/>
@@ -18452,10 +18070,13 @@
     <w:abstractNumId w:val="6"/>
   </w:num>
   <w:num w:numId="16" w16cid:durableId="502865761">
-    <w:abstractNumId w:val="13"/>
+    <w:abstractNumId w:val="14"/>
   </w:num>
   <w:num w:numId="17" w16cid:durableId="829753807">
-    <w:abstractNumId w:val="15"/>
+    <w:abstractNumId w:val="16"/>
+  </w:num>
+  <w:num w:numId="18" w16cid:durableId="475922604">
+    <w:abstractNumId w:val="11"/>
   </w:num>
 </w:numbering>
 </file>
@@ -19121,11 +18742,23 @@
     <w:autoRedefine/>
     <w:uiPriority w:val="39"/>
     <w:unhideWhenUsed/>
-    <w:rsid w:val="00751BEA"/>
+    <w:rsid w:val="00540425"/>
     <w:pPr>
+      <w:tabs>
+        <w:tab w:val="right" w:leader="dot" w:pos="9061"/>
+      </w:tabs>
       <w:spacing w:after="100"/>
       <w:ind w:left="220"/>
     </w:pPr>
+    <w:rPr>
+      <w:rFonts w:ascii="Times New Roman" w:eastAsia="Times New Roman" w:hAnsi="Times New Roman" w:cs="Times New Roman"/>
+      <w:b/>
+      <w:bCs/>
+      <w:noProof/>
+      <w:sz w:val="24"/>
+      <w:szCs w:val="24"/>
+      <w:lang w:eastAsia="pt-BR"/>
+    </w:rPr>
   </w:style>
   <w:style w:type="paragraph" w:styleId="Sumrio3">
     <w:name w:val="toc 3"/>
